--- a/Assets/Szoftverspecifikáció_MonostoriMárkGyörgy_SzabóMáté.docx
+++ b/Assets/Szoftverspecifikáció_MonostoriMárkGyörgy_SzabóMáté.docx
@@ -374,7 +374,7 @@
           <w:r>
             <w:fldChar w:fldCharType="separate"/>
           </w:r>
-          <w:hyperlink w:anchor="_Toc222211547" w:history="1">
+          <w:hyperlink w:anchor="_Toc222465135" w:history="1">
             <w:r>
               <w:rPr>
                 <w:rStyle w:val="Hiperhivatkozs"/>
@@ -384,6 +384,13 @@
             </w:r>
             <w:r>
               <w:rPr>
+                <w:rStyle w:val="Hiperhivatkozs"/>
+                <w:noProof/>
+              </w:rPr>
+              <w:t xml:space="preserve"> (Projekt specifikáció)</w:t>
+            </w:r>
+            <w:r>
+              <w:rPr>
                 <w:noProof/>
                 <w:webHidden/>
               </w:rPr>
@@ -401,7 +408,7 @@
                 <w:noProof/>
                 <w:webHidden/>
               </w:rPr>
-              <w:instrText xml:space="preserve"> PAGEREF _Toc222211547 \h </w:instrText>
+              <w:instrText xml:space="preserve"> PAGEREF _Toc222465135 \h </w:instrText>
             </w:r>
             <w:r>
               <w:rPr>
@@ -421,7 +428,7 @@
                 <w:noProof/>
                 <w:webHidden/>
               </w:rPr>
-              <w:t>3</w:t>
+              <w:t>6</w:t>
             </w:r>
             <w:r>
               <w:rPr>
@@ -446,7 +453,7 @@
               <w:lang w:eastAsia="hu-HU"/>
             </w:rPr>
           </w:pPr>
-          <w:hyperlink w:anchor="_Toc222211548" w:history="1">
+          <w:hyperlink w:anchor="_Toc222465136" w:history="1">
             <w:r>
               <w:rPr>
                 <w:rStyle w:val="Hiperhivatkozs"/>
@@ -489,7 +496,7 @@
                 <w:noProof/>
                 <w:webHidden/>
               </w:rPr>
-              <w:instrText xml:space="preserve"> PAGEREF _Toc222211548 \h </w:instrText>
+              <w:instrText xml:space="preserve"> PAGEREF _Toc222465136 \h </w:instrText>
             </w:r>
             <w:r>
               <w:rPr>
@@ -509,7 +516,7 @@
                 <w:noProof/>
                 <w:webHidden/>
               </w:rPr>
-              <w:t>3</w:t>
+              <w:t>6</w:t>
             </w:r>
             <w:r>
               <w:rPr>
@@ -533,7 +540,7 @@
               <w:lang w:eastAsia="hu-HU"/>
             </w:rPr>
           </w:pPr>
-          <w:hyperlink w:anchor="_Toc222211549" w:history="1">
+          <w:hyperlink w:anchor="_Toc222465137" w:history="1">
             <w:r>
               <w:rPr>
                 <w:rStyle w:val="Hiperhivatkozs"/>
@@ -560,7 +567,7 @@
                 <w:noProof/>
                 <w:webHidden/>
               </w:rPr>
-              <w:instrText xml:space="preserve"> PAGEREF _Toc222211549 \h </w:instrText>
+              <w:instrText xml:space="preserve"> PAGEREF _Toc222465137 \h </w:instrText>
             </w:r>
             <w:r>
               <w:rPr>
@@ -580,7 +587,7 @@
                 <w:noProof/>
                 <w:webHidden/>
               </w:rPr>
-              <w:t>4</w:t>
+              <w:t>7</w:t>
             </w:r>
             <w:r>
               <w:rPr>
@@ -604,7 +611,7 @@
               <w:lang w:eastAsia="hu-HU"/>
             </w:rPr>
           </w:pPr>
-          <w:hyperlink w:anchor="_Toc222211550" w:history="1">
+          <w:hyperlink w:anchor="_Toc222465138" w:history="1">
             <w:r>
               <w:rPr>
                 <w:rStyle w:val="Hiperhivatkozs"/>
@@ -631,7 +638,7 @@
                 <w:noProof/>
                 <w:webHidden/>
               </w:rPr>
-              <w:instrText xml:space="preserve"> PAGEREF _Toc222211550 \h </w:instrText>
+              <w:instrText xml:space="preserve"> PAGEREF _Toc222465138 \h </w:instrText>
             </w:r>
             <w:r>
               <w:rPr>
@@ -651,7 +658,7 @@
                 <w:noProof/>
                 <w:webHidden/>
               </w:rPr>
-              <w:t>4</w:t>
+              <w:t>7</w:t>
             </w:r>
             <w:r>
               <w:rPr>
@@ -675,7 +682,7 @@
               <w:lang w:eastAsia="hu-HU"/>
             </w:rPr>
           </w:pPr>
-          <w:hyperlink w:anchor="_Toc222211551" w:history="1">
+          <w:hyperlink w:anchor="_Toc222465139" w:history="1">
             <w:r>
               <w:rPr>
                 <w:rStyle w:val="Hiperhivatkozs"/>
@@ -702,7 +709,7 @@
                 <w:noProof/>
                 <w:webHidden/>
               </w:rPr>
-              <w:instrText xml:space="preserve"> PAGEREF _Toc222211551 \h </w:instrText>
+              <w:instrText xml:space="preserve"> PAGEREF _Toc222465139 \h </w:instrText>
             </w:r>
             <w:r>
               <w:rPr>
@@ -722,7 +729,7 @@
                 <w:noProof/>
                 <w:webHidden/>
               </w:rPr>
-              <w:t>4</w:t>
+              <w:t>7</w:t>
             </w:r>
             <w:r>
               <w:rPr>
@@ -746,7 +753,7 @@
               <w:lang w:eastAsia="hu-HU"/>
             </w:rPr>
           </w:pPr>
-          <w:hyperlink w:anchor="_Toc222211552" w:history="1">
+          <w:hyperlink w:anchor="_Toc222465140" w:history="1">
             <w:r>
               <w:rPr>
                 <w:rStyle w:val="Hiperhivatkozs"/>
@@ -773,7 +780,7 @@
                 <w:noProof/>
                 <w:webHidden/>
               </w:rPr>
-              <w:instrText xml:space="preserve"> PAGEREF _Toc222211552 \h </w:instrText>
+              <w:instrText xml:space="preserve"> PAGEREF _Toc222465140 \h </w:instrText>
             </w:r>
             <w:r>
               <w:rPr>
@@ -793,7 +800,7 @@
                 <w:noProof/>
                 <w:webHidden/>
               </w:rPr>
-              <w:t>4</w:t>
+              <w:t>7</w:t>
             </w:r>
             <w:r>
               <w:rPr>
@@ -817,7 +824,7 @@
               <w:lang w:eastAsia="hu-HU"/>
             </w:rPr>
           </w:pPr>
-          <w:hyperlink w:anchor="_Toc222211553" w:history="1">
+          <w:hyperlink w:anchor="_Toc222465141" w:history="1">
             <w:r>
               <w:rPr>
                 <w:rStyle w:val="Hiperhivatkozs"/>
@@ -844,7 +851,7 @@
                 <w:noProof/>
                 <w:webHidden/>
               </w:rPr>
-              <w:instrText xml:space="preserve"> PAGEREF _Toc222211553 \h </w:instrText>
+              <w:instrText xml:space="preserve"> PAGEREF _Toc222465141 \h </w:instrText>
             </w:r>
             <w:r>
               <w:rPr>
@@ -864,7 +871,7 @@
                 <w:noProof/>
                 <w:webHidden/>
               </w:rPr>
-              <w:t>4</w:t>
+              <w:t>7</w:t>
             </w:r>
             <w:r>
               <w:rPr>
@@ -888,7 +895,7 @@
               <w:lang w:eastAsia="hu-HU"/>
             </w:rPr>
           </w:pPr>
-          <w:hyperlink w:anchor="_Toc222211554" w:history="1">
+          <w:hyperlink w:anchor="_Toc222465142" w:history="1">
             <w:r>
               <w:rPr>
                 <w:rStyle w:val="Hiperhivatkozs"/>
@@ -915,7 +922,7 @@
                 <w:noProof/>
                 <w:webHidden/>
               </w:rPr>
-              <w:instrText xml:space="preserve"> PAGEREF _Toc222211554 \h </w:instrText>
+              <w:instrText xml:space="preserve"> PAGEREF _Toc222465142 \h </w:instrText>
             </w:r>
             <w:r>
               <w:rPr>
@@ -935,7 +942,7 @@
                 <w:noProof/>
                 <w:webHidden/>
               </w:rPr>
-              <w:t>4</w:t>
+              <w:t>7</w:t>
             </w:r>
             <w:r>
               <w:rPr>
@@ -959,7 +966,7 @@
               <w:lang w:eastAsia="hu-HU"/>
             </w:rPr>
           </w:pPr>
-          <w:hyperlink w:anchor="_Toc222211555" w:history="1">
+          <w:hyperlink w:anchor="_Toc222465143" w:history="1">
             <w:r>
               <w:rPr>
                 <w:rStyle w:val="Hiperhivatkozs"/>
@@ -986,7 +993,7 @@
                 <w:noProof/>
                 <w:webHidden/>
               </w:rPr>
-              <w:instrText xml:space="preserve"> PAGEREF _Toc222211555 \h </w:instrText>
+              <w:instrText xml:space="preserve"> PAGEREF _Toc222465143 \h </w:instrText>
             </w:r>
             <w:r>
               <w:rPr>
@@ -1006,7 +1013,7 @@
                 <w:noProof/>
                 <w:webHidden/>
               </w:rPr>
-              <w:t>5</w:t>
+              <w:t>8</w:t>
             </w:r>
             <w:r>
               <w:rPr>
@@ -1030,7 +1037,7 @@
               <w:lang w:eastAsia="hu-HU"/>
             </w:rPr>
           </w:pPr>
-          <w:hyperlink w:anchor="_Toc222211556" w:history="1">
+          <w:hyperlink w:anchor="_Toc222465144" w:history="1">
             <w:r>
               <w:rPr>
                 <w:rStyle w:val="Hiperhivatkozs"/>
@@ -1057,7 +1064,7 @@
                 <w:noProof/>
                 <w:webHidden/>
               </w:rPr>
-              <w:instrText xml:space="preserve"> PAGEREF _Toc222211556 \h </w:instrText>
+              <w:instrText xml:space="preserve"> PAGEREF _Toc222465144 \h </w:instrText>
             </w:r>
             <w:r>
               <w:rPr>
@@ -1077,7 +1084,7 @@
                 <w:noProof/>
                 <w:webHidden/>
               </w:rPr>
-              <w:t>5</w:t>
+              <w:t>8</w:t>
             </w:r>
             <w:r>
               <w:rPr>
@@ -1101,7 +1108,7 @@
               <w:lang w:eastAsia="hu-HU"/>
             </w:rPr>
           </w:pPr>
-          <w:hyperlink w:anchor="_Toc222211557" w:history="1">
+          <w:hyperlink w:anchor="_Toc222465145" w:history="1">
             <w:r>
               <w:rPr>
                 <w:rStyle w:val="Hiperhivatkozs"/>
@@ -1128,7 +1135,7 @@
                 <w:noProof/>
                 <w:webHidden/>
               </w:rPr>
-              <w:instrText xml:space="preserve"> PAGEREF _Toc222211557 \h </w:instrText>
+              <w:instrText xml:space="preserve"> PAGEREF _Toc222465145 \h </w:instrText>
             </w:r>
             <w:r>
               <w:rPr>
@@ -1148,7 +1155,7 @@
                 <w:noProof/>
                 <w:webHidden/>
               </w:rPr>
-              <w:t>5</w:t>
+              <w:t>8</w:t>
             </w:r>
             <w:r>
               <w:rPr>
@@ -1172,7 +1179,7 @@
               <w:lang w:eastAsia="hu-HU"/>
             </w:rPr>
           </w:pPr>
-          <w:hyperlink w:anchor="_Toc222211558" w:history="1">
+          <w:hyperlink w:anchor="_Toc222465146" w:history="1">
             <w:r>
               <w:rPr>
                 <w:rStyle w:val="Hiperhivatkozs"/>
@@ -1199,7 +1206,7 @@
                 <w:noProof/>
                 <w:webHidden/>
               </w:rPr>
-              <w:instrText xml:space="preserve"> PAGEREF _Toc222211558 \h </w:instrText>
+              <w:instrText xml:space="preserve"> PAGEREF _Toc222465146 \h </w:instrText>
             </w:r>
             <w:r>
               <w:rPr>
@@ -1219,7 +1226,7 @@
                 <w:noProof/>
                 <w:webHidden/>
               </w:rPr>
-              <w:t>5</w:t>
+              <w:t>8</w:t>
             </w:r>
             <w:r>
               <w:rPr>
@@ -1243,7 +1250,7 @@
               <w:lang w:eastAsia="hu-HU"/>
             </w:rPr>
           </w:pPr>
-          <w:hyperlink w:anchor="_Toc222211559" w:history="1">
+          <w:hyperlink w:anchor="_Toc222465147" w:history="1">
             <w:r>
               <w:rPr>
                 <w:rStyle w:val="Hiperhivatkozs"/>
@@ -1270,7 +1277,7 @@
                 <w:noProof/>
                 <w:webHidden/>
               </w:rPr>
-              <w:instrText xml:space="preserve"> PAGEREF _Toc222211559 \h </w:instrText>
+              <w:instrText xml:space="preserve"> PAGEREF _Toc222465147 \h </w:instrText>
             </w:r>
             <w:r>
               <w:rPr>
@@ -1290,7 +1297,7 @@
                 <w:noProof/>
                 <w:webHidden/>
               </w:rPr>
-              <w:t>5</w:t>
+              <w:t>8</w:t>
             </w:r>
             <w:r>
               <w:rPr>
@@ -1314,7 +1321,7 @@
               <w:lang w:eastAsia="hu-HU"/>
             </w:rPr>
           </w:pPr>
-          <w:hyperlink w:anchor="_Toc222211560" w:history="1">
+          <w:hyperlink w:anchor="_Toc222465148" w:history="1">
             <w:r>
               <w:rPr>
                 <w:rStyle w:val="Hiperhivatkozs"/>
@@ -1341,7 +1348,7 @@
                 <w:noProof/>
                 <w:webHidden/>
               </w:rPr>
-              <w:instrText xml:space="preserve"> PAGEREF _Toc222211560 \h </w:instrText>
+              <w:instrText xml:space="preserve"> PAGEREF _Toc222465148 \h </w:instrText>
             </w:r>
             <w:r>
               <w:rPr>
@@ -1361,7 +1368,7 @@
                 <w:noProof/>
                 <w:webHidden/>
               </w:rPr>
-              <w:t>6</w:t>
+              <w:t>9</w:t>
             </w:r>
             <w:r>
               <w:rPr>
@@ -1385,7 +1392,7 @@
               <w:lang w:eastAsia="hu-HU"/>
             </w:rPr>
           </w:pPr>
-          <w:hyperlink w:anchor="_Toc222211561" w:history="1">
+          <w:hyperlink w:anchor="_Toc222465149" w:history="1">
             <w:r>
               <w:rPr>
                 <w:rStyle w:val="Hiperhivatkozs"/>
@@ -1412,7 +1419,7 @@
                 <w:noProof/>
                 <w:webHidden/>
               </w:rPr>
-              <w:instrText xml:space="preserve"> PAGEREF _Toc222211561 \h </w:instrText>
+              <w:instrText xml:space="preserve"> PAGEREF _Toc222465149 \h </w:instrText>
             </w:r>
             <w:r>
               <w:rPr>
@@ -1432,7 +1439,7 @@
                 <w:noProof/>
                 <w:webHidden/>
               </w:rPr>
-              <w:t>6</w:t>
+              <w:t>9</w:t>
             </w:r>
             <w:r>
               <w:rPr>
@@ -1456,7 +1463,7 @@
               <w:lang w:eastAsia="hu-HU"/>
             </w:rPr>
           </w:pPr>
-          <w:hyperlink w:anchor="_Toc222211562" w:history="1">
+          <w:hyperlink w:anchor="_Toc222465150" w:history="1">
             <w:r>
               <w:rPr>
                 <w:rStyle w:val="Hiperhivatkozs"/>
@@ -1483,7 +1490,7 @@
                 <w:noProof/>
                 <w:webHidden/>
               </w:rPr>
-              <w:instrText xml:space="preserve"> PAGEREF _Toc222211562 \h </w:instrText>
+              <w:instrText xml:space="preserve"> PAGEREF _Toc222465150 \h </w:instrText>
             </w:r>
             <w:r>
               <w:rPr>
@@ -1503,7 +1510,7 @@
                 <w:noProof/>
                 <w:webHidden/>
               </w:rPr>
-              <w:t>6</w:t>
+              <w:t>9</w:t>
             </w:r>
             <w:r>
               <w:rPr>
@@ -1527,7 +1534,7 @@
               <w:lang w:eastAsia="hu-HU"/>
             </w:rPr>
           </w:pPr>
-          <w:hyperlink w:anchor="_Toc222211563" w:history="1">
+          <w:hyperlink w:anchor="_Toc222465151" w:history="1">
             <w:r>
               <w:rPr>
                 <w:rStyle w:val="Hiperhivatkozs"/>
@@ -1554,7 +1561,7 @@
                 <w:noProof/>
                 <w:webHidden/>
               </w:rPr>
-              <w:instrText xml:space="preserve"> PAGEREF _Toc222211563 \h </w:instrText>
+              <w:instrText xml:space="preserve"> PAGEREF _Toc222465151 \h </w:instrText>
             </w:r>
             <w:r>
               <w:rPr>
@@ -1574,7 +1581,7 @@
                 <w:noProof/>
                 <w:webHidden/>
               </w:rPr>
-              <w:t>6</w:t>
+              <w:t>9</w:t>
             </w:r>
             <w:r>
               <w:rPr>
@@ -1598,7 +1605,7 @@
               <w:lang w:eastAsia="hu-HU"/>
             </w:rPr>
           </w:pPr>
-          <w:hyperlink w:anchor="_Toc222211564" w:history="1">
+          <w:hyperlink w:anchor="_Toc222465152" w:history="1">
             <w:r>
               <w:rPr>
                 <w:rStyle w:val="Hiperhivatkozs"/>
@@ -1625,7 +1632,7 @@
                 <w:noProof/>
                 <w:webHidden/>
               </w:rPr>
-              <w:instrText xml:space="preserve"> PAGEREF _Toc222211564 \h </w:instrText>
+              <w:instrText xml:space="preserve"> PAGEREF _Toc222465152 \h </w:instrText>
             </w:r>
             <w:r>
               <w:rPr>
@@ -1645,7 +1652,7 @@
                 <w:noProof/>
                 <w:webHidden/>
               </w:rPr>
-              <w:t>6</w:t>
+              <w:t>9</w:t>
             </w:r>
             <w:r>
               <w:rPr>
@@ -1669,7 +1676,7 @@
               <w:lang w:eastAsia="hu-HU"/>
             </w:rPr>
           </w:pPr>
-          <w:hyperlink w:anchor="_Toc222211565" w:history="1">
+          <w:hyperlink w:anchor="_Toc222465153" w:history="1">
             <w:r>
               <w:rPr>
                 <w:rStyle w:val="Hiperhivatkozs"/>
@@ -1679,6 +1686,13 @@
             </w:r>
             <w:r>
               <w:rPr>
+                <w:rStyle w:val="Hiperhivatkozs"/>
+                <w:noProof/>
+              </w:rPr>
+              <w:t xml:space="preserve"> (Adatbázis)</w:t>
+            </w:r>
+            <w:r>
+              <w:rPr>
                 <w:noProof/>
                 <w:webHidden/>
               </w:rPr>
@@ -1696,7 +1710,7 @@
                 <w:noProof/>
                 <w:webHidden/>
               </w:rPr>
-              <w:instrText xml:space="preserve"> PAGEREF _Toc222211565 \h </w:instrText>
+              <w:instrText xml:space="preserve"> PAGEREF _Toc222465153 \h </w:instrText>
             </w:r>
             <w:r>
               <w:rPr>
@@ -1716,7 +1730,7 @@
                 <w:noProof/>
                 <w:webHidden/>
               </w:rPr>
-              <w:t>8</w:t>
+              <w:t>11</w:t>
             </w:r>
             <w:r>
               <w:rPr>
@@ -1740,7 +1754,7 @@
               <w:lang w:eastAsia="hu-HU"/>
             </w:rPr>
           </w:pPr>
-          <w:hyperlink w:anchor="_Toc222211566" w:history="1">
+          <w:hyperlink w:anchor="_Toc222465154" w:history="1">
             <w:r>
               <w:rPr>
                 <w:rStyle w:val="Hiperhivatkozs"/>
@@ -1767,7 +1781,7 @@
                 <w:noProof/>
                 <w:webHidden/>
               </w:rPr>
-              <w:instrText xml:space="preserve"> PAGEREF _Toc222211566 \h </w:instrText>
+              <w:instrText xml:space="preserve"> PAGEREF _Toc222465154 \h </w:instrText>
             </w:r>
             <w:r>
               <w:rPr>
@@ -1787,7 +1801,7 @@
                 <w:noProof/>
                 <w:webHidden/>
               </w:rPr>
-              <w:t>8</w:t>
+              <w:t>11</w:t>
             </w:r>
             <w:r>
               <w:rPr>
@@ -1811,7 +1825,7 @@
               <w:lang w:eastAsia="hu-HU"/>
             </w:rPr>
           </w:pPr>
-          <w:hyperlink w:anchor="_Toc222211567" w:history="1">
+          <w:hyperlink w:anchor="_Toc222465155" w:history="1">
             <w:r>
               <w:rPr>
                 <w:rStyle w:val="Hiperhivatkozs"/>
@@ -1839,7 +1853,7 @@
                 <w:noProof/>
                 <w:webHidden/>
               </w:rPr>
-              <w:instrText xml:space="preserve"> PAGEREF _Toc222211567 \h </w:instrText>
+              <w:instrText xml:space="preserve"> PAGEREF _Toc222465155 \h </w:instrText>
             </w:r>
             <w:r>
               <w:rPr>
@@ -1859,7 +1873,7 @@
                 <w:noProof/>
                 <w:webHidden/>
               </w:rPr>
-              <w:t>8</w:t>
+              <w:t>11</w:t>
             </w:r>
             <w:r>
               <w:rPr>
@@ -1883,7 +1897,7 @@
               <w:lang w:eastAsia="hu-HU"/>
             </w:rPr>
           </w:pPr>
-          <w:hyperlink w:anchor="_Toc222211568" w:history="1">
+          <w:hyperlink w:anchor="_Toc222465156" w:history="1">
             <w:r>
               <w:rPr>
                 <w:rStyle w:val="Hiperhivatkozs"/>
@@ -1912,7 +1926,7 @@
                 <w:noProof/>
                 <w:webHidden/>
               </w:rPr>
-              <w:instrText xml:space="preserve"> PAGEREF _Toc222211568 \h </w:instrText>
+              <w:instrText xml:space="preserve"> PAGEREF _Toc222465156 \h </w:instrText>
             </w:r>
             <w:r>
               <w:rPr>
@@ -1932,7 +1946,7 @@
                 <w:noProof/>
                 <w:webHidden/>
               </w:rPr>
-              <w:t>9</w:t>
+              <w:t>12</w:t>
             </w:r>
             <w:r>
               <w:rPr>
@@ -1956,7 +1970,7 @@
               <w:lang w:eastAsia="hu-HU"/>
             </w:rPr>
           </w:pPr>
-          <w:hyperlink w:anchor="_Toc222211569" w:history="1">
+          <w:hyperlink w:anchor="_Toc222465157" w:history="1">
             <w:r>
               <w:rPr>
                 <w:rStyle w:val="Hiperhivatkozs"/>
@@ -1985,7 +1999,7 @@
                 <w:noProof/>
                 <w:webHidden/>
               </w:rPr>
-              <w:instrText xml:space="preserve"> PAGEREF _Toc222211569 \h </w:instrText>
+              <w:instrText xml:space="preserve"> PAGEREF _Toc222465157 \h </w:instrText>
             </w:r>
             <w:r>
               <w:rPr>
@@ -2005,7 +2019,7 @@
                 <w:noProof/>
                 <w:webHidden/>
               </w:rPr>
-              <w:t>9</w:t>
+              <w:t>12</w:t>
             </w:r>
             <w:r>
               <w:rPr>
@@ -2029,7 +2043,7 @@
               <w:lang w:eastAsia="hu-HU"/>
             </w:rPr>
           </w:pPr>
-          <w:hyperlink w:anchor="_Toc222211570" w:history="1">
+          <w:hyperlink w:anchor="_Toc222465158" w:history="1">
             <w:r>
               <w:rPr>
                 <w:rStyle w:val="Hiperhivatkozs"/>
@@ -2058,7 +2072,7 @@
                 <w:noProof/>
                 <w:webHidden/>
               </w:rPr>
-              <w:instrText xml:space="preserve"> PAGEREF _Toc222211570 \h </w:instrText>
+              <w:instrText xml:space="preserve"> PAGEREF _Toc222465158 \h </w:instrText>
             </w:r>
             <w:r>
               <w:rPr>
@@ -2078,7 +2092,7 @@
                 <w:noProof/>
                 <w:webHidden/>
               </w:rPr>
-              <w:t>9</w:t>
+              <w:t>12</w:t>
             </w:r>
             <w:r>
               <w:rPr>
@@ -2102,7 +2116,7 @@
               <w:lang w:eastAsia="hu-HU"/>
             </w:rPr>
           </w:pPr>
-          <w:hyperlink w:anchor="_Toc222211571" w:history="1">
+          <w:hyperlink w:anchor="_Toc222465159" w:history="1">
             <w:r>
               <w:rPr>
                 <w:rStyle w:val="Hiperhivatkozs"/>
@@ -2131,7 +2145,7 @@
                 <w:noProof/>
                 <w:webHidden/>
               </w:rPr>
-              <w:instrText xml:space="preserve"> PAGEREF _Toc222211571 \h </w:instrText>
+              <w:instrText xml:space="preserve"> PAGEREF _Toc222465159 \h </w:instrText>
             </w:r>
             <w:r>
               <w:rPr>
@@ -2151,7 +2165,7 @@
                 <w:noProof/>
                 <w:webHidden/>
               </w:rPr>
-              <w:t>10</w:t>
+              <w:t>13</w:t>
             </w:r>
             <w:r>
               <w:rPr>
@@ -2175,7 +2189,7 @@
               <w:lang w:eastAsia="hu-HU"/>
             </w:rPr>
           </w:pPr>
-          <w:hyperlink w:anchor="_Toc222211572" w:history="1">
+          <w:hyperlink w:anchor="_Toc222465160" w:history="1">
             <w:r>
               <w:rPr>
                 <w:rStyle w:val="Hiperhivatkozs"/>
@@ -2204,7 +2218,7 @@
                 <w:noProof/>
                 <w:webHidden/>
               </w:rPr>
-              <w:instrText xml:space="preserve"> PAGEREF _Toc222211572 \h </w:instrText>
+              <w:instrText xml:space="preserve"> PAGEREF _Toc222465160 \h </w:instrText>
             </w:r>
             <w:r>
               <w:rPr>
@@ -2224,7 +2238,7 @@
                 <w:noProof/>
                 <w:webHidden/>
               </w:rPr>
-              <w:t>10</w:t>
+              <w:t>13</w:t>
             </w:r>
             <w:r>
               <w:rPr>
@@ -2248,7 +2262,7 @@
               <w:lang w:eastAsia="hu-HU"/>
             </w:rPr>
           </w:pPr>
-          <w:hyperlink w:anchor="_Toc222211573" w:history="1">
+          <w:hyperlink w:anchor="_Toc222465161" w:history="1">
             <w:r>
               <w:rPr>
                 <w:rStyle w:val="Hiperhivatkozs"/>
@@ -2277,7 +2291,7 @@
                 <w:noProof/>
                 <w:webHidden/>
               </w:rPr>
-              <w:instrText xml:space="preserve"> PAGEREF _Toc222211573 \h </w:instrText>
+              <w:instrText xml:space="preserve"> PAGEREF _Toc222465161 \h </w:instrText>
             </w:r>
             <w:r>
               <w:rPr>
@@ -2297,7 +2311,7 @@
                 <w:noProof/>
                 <w:webHidden/>
               </w:rPr>
-              <w:t>11</w:t>
+              <w:t>14</w:t>
             </w:r>
             <w:r>
               <w:rPr>
@@ -2321,7 +2335,7 @@
               <w:lang w:eastAsia="hu-HU"/>
             </w:rPr>
           </w:pPr>
-          <w:hyperlink w:anchor="_Toc222211574" w:history="1">
+          <w:hyperlink w:anchor="_Toc222465162" w:history="1">
             <w:r>
               <w:rPr>
                 <w:rStyle w:val="Hiperhivatkozs"/>
@@ -2350,7 +2364,7 @@
                 <w:noProof/>
                 <w:webHidden/>
               </w:rPr>
-              <w:instrText xml:space="preserve"> PAGEREF _Toc222211574 \h </w:instrText>
+              <w:instrText xml:space="preserve"> PAGEREF _Toc222465162 \h </w:instrText>
             </w:r>
             <w:r>
               <w:rPr>
@@ -2370,7 +2384,7 @@
                 <w:noProof/>
                 <w:webHidden/>
               </w:rPr>
-              <w:t>11</w:t>
+              <w:t>14</w:t>
             </w:r>
             <w:r>
               <w:rPr>
@@ -2394,7 +2408,7 @@
               <w:lang w:eastAsia="hu-HU"/>
             </w:rPr>
           </w:pPr>
-          <w:hyperlink w:anchor="_Toc222211575" w:history="1">
+          <w:hyperlink w:anchor="_Toc222465163" w:history="1">
             <w:r>
               <w:rPr>
                 <w:rStyle w:val="Hiperhivatkozs"/>
@@ -2423,7 +2437,7 @@
                 <w:noProof/>
                 <w:webHidden/>
               </w:rPr>
-              <w:instrText xml:space="preserve"> PAGEREF _Toc222211575 \h </w:instrText>
+              <w:instrText xml:space="preserve"> PAGEREF _Toc222465163 \h </w:instrText>
             </w:r>
             <w:r>
               <w:rPr>
@@ -2443,7 +2457,7 @@
                 <w:noProof/>
                 <w:webHidden/>
               </w:rPr>
-              <w:t>11</w:t>
+              <w:t>14</w:t>
             </w:r>
             <w:r>
               <w:rPr>
@@ -2467,7 +2481,7 @@
               <w:lang w:eastAsia="hu-HU"/>
             </w:rPr>
           </w:pPr>
-          <w:hyperlink w:anchor="_Toc222211576" w:history="1">
+          <w:hyperlink w:anchor="_Toc222465164" w:history="1">
             <w:r>
               <w:rPr>
                 <w:rStyle w:val="Hiperhivatkozs"/>
@@ -2496,7 +2510,7 @@
                 <w:noProof/>
                 <w:webHidden/>
               </w:rPr>
-              <w:instrText xml:space="preserve"> PAGEREF _Toc222211576 \h </w:instrText>
+              <w:instrText xml:space="preserve"> PAGEREF _Toc222465164 \h </w:instrText>
             </w:r>
             <w:r>
               <w:rPr>
@@ -2516,7 +2530,7 @@
                 <w:noProof/>
                 <w:webHidden/>
               </w:rPr>
-              <w:t>12</w:t>
+              <w:t>15</w:t>
             </w:r>
             <w:r>
               <w:rPr>
@@ -2540,7 +2554,7 @@
               <w:lang w:eastAsia="hu-HU"/>
             </w:rPr>
           </w:pPr>
-          <w:hyperlink w:anchor="_Toc222211577" w:history="1">
+          <w:hyperlink w:anchor="_Toc222465165" w:history="1">
             <w:r>
               <w:rPr>
                 <w:rStyle w:val="Hiperhivatkozs"/>
@@ -2569,7 +2583,7 @@
                 <w:noProof/>
                 <w:webHidden/>
               </w:rPr>
-              <w:instrText xml:space="preserve"> PAGEREF _Toc222211577 \h </w:instrText>
+              <w:instrText xml:space="preserve"> PAGEREF _Toc222465165 \h </w:instrText>
             </w:r>
             <w:r>
               <w:rPr>
@@ -2589,7 +2603,7 @@
                 <w:noProof/>
                 <w:webHidden/>
               </w:rPr>
-              <w:t>12</w:t>
+              <w:t>15</w:t>
             </w:r>
             <w:r>
               <w:rPr>
@@ -2613,7 +2627,7 @@
               <w:lang w:eastAsia="hu-HU"/>
             </w:rPr>
           </w:pPr>
-          <w:hyperlink w:anchor="_Toc222211578" w:history="1">
+          <w:hyperlink w:anchor="_Toc222465166" w:history="1">
             <w:r>
               <w:rPr>
                 <w:rStyle w:val="Hiperhivatkozs"/>
@@ -2642,7 +2656,7 @@
                 <w:noProof/>
                 <w:webHidden/>
               </w:rPr>
-              <w:instrText xml:space="preserve"> PAGEREF _Toc222211578 \h </w:instrText>
+              <w:instrText xml:space="preserve"> PAGEREF _Toc222465166 \h </w:instrText>
             </w:r>
             <w:r>
               <w:rPr>
@@ -2662,7 +2676,7 @@
                 <w:noProof/>
                 <w:webHidden/>
               </w:rPr>
-              <w:t>12</w:t>
+              <w:t>15</w:t>
             </w:r>
             <w:r>
               <w:rPr>
@@ -2686,7 +2700,7 @@
               <w:lang w:eastAsia="hu-HU"/>
             </w:rPr>
           </w:pPr>
-          <w:hyperlink w:anchor="_Toc222211579" w:history="1">
+          <w:hyperlink w:anchor="_Toc222465167" w:history="1">
             <w:r>
               <w:rPr>
                 <w:rStyle w:val="Hiperhivatkozs"/>
@@ -2715,7 +2729,7 @@
                 <w:noProof/>
                 <w:webHidden/>
               </w:rPr>
-              <w:instrText xml:space="preserve"> PAGEREF _Toc222211579 \h </w:instrText>
+              <w:instrText xml:space="preserve"> PAGEREF _Toc222465167 \h </w:instrText>
             </w:r>
             <w:r>
               <w:rPr>
@@ -2735,7 +2749,7 @@
                 <w:noProof/>
                 <w:webHidden/>
               </w:rPr>
-              <w:t>12</w:t>
+              <w:t>15</w:t>
             </w:r>
             <w:r>
               <w:rPr>
@@ -2759,7 +2773,7 @@
               <w:lang w:eastAsia="hu-HU"/>
             </w:rPr>
           </w:pPr>
-          <w:hyperlink w:anchor="_Toc222211580" w:history="1">
+          <w:hyperlink w:anchor="_Toc222465168" w:history="1">
             <w:r>
               <w:rPr>
                 <w:rStyle w:val="Hiperhivatkozs"/>
@@ -2788,7 +2802,7 @@
                 <w:noProof/>
                 <w:webHidden/>
               </w:rPr>
-              <w:instrText xml:space="preserve"> PAGEREF _Toc222211580 \h </w:instrText>
+              <w:instrText xml:space="preserve"> PAGEREF _Toc222465168 \h </w:instrText>
             </w:r>
             <w:r>
               <w:rPr>
@@ -2808,7 +2822,7 @@
                 <w:noProof/>
                 <w:webHidden/>
               </w:rPr>
-              <w:t>13</w:t>
+              <w:t>16</w:t>
             </w:r>
             <w:r>
               <w:rPr>
@@ -2832,7 +2846,7 @@
               <w:lang w:eastAsia="hu-HU"/>
             </w:rPr>
           </w:pPr>
-          <w:hyperlink w:anchor="_Toc222211581" w:history="1">
+          <w:hyperlink w:anchor="_Toc222465169" w:history="1">
             <w:r>
               <w:rPr>
                 <w:rStyle w:val="Hiperhivatkozs"/>
@@ -2861,7 +2875,7 @@
                 <w:noProof/>
                 <w:webHidden/>
               </w:rPr>
-              <w:instrText xml:space="preserve"> PAGEREF _Toc222211581 \h </w:instrText>
+              <w:instrText xml:space="preserve"> PAGEREF _Toc222465169 \h </w:instrText>
             </w:r>
             <w:r>
               <w:rPr>
@@ -2881,7 +2895,7 @@
                 <w:noProof/>
                 <w:webHidden/>
               </w:rPr>
-              <w:t>13</w:t>
+              <w:t>16</w:t>
             </w:r>
             <w:r>
               <w:rPr>
@@ -2905,7 +2919,7 @@
               <w:lang w:eastAsia="hu-HU"/>
             </w:rPr>
           </w:pPr>
-          <w:hyperlink w:anchor="_Toc222211582" w:history="1">
+          <w:hyperlink w:anchor="_Toc222465170" w:history="1">
             <w:r>
               <w:rPr>
                 <w:rStyle w:val="Hiperhivatkozs"/>
@@ -2934,7 +2948,7 @@
                 <w:noProof/>
                 <w:webHidden/>
               </w:rPr>
-              <w:instrText xml:space="preserve"> PAGEREF _Toc222211582 \h </w:instrText>
+              <w:instrText xml:space="preserve"> PAGEREF _Toc222465170 \h </w:instrText>
             </w:r>
             <w:r>
               <w:rPr>
@@ -2954,7 +2968,7 @@
                 <w:noProof/>
                 <w:webHidden/>
               </w:rPr>
-              <w:t>14</w:t>
+              <w:t>17</w:t>
             </w:r>
             <w:r>
               <w:rPr>
@@ -2978,7 +2992,7 @@
               <w:lang w:eastAsia="hu-HU"/>
             </w:rPr>
           </w:pPr>
-          <w:hyperlink w:anchor="_Toc222211583" w:history="1">
+          <w:hyperlink w:anchor="_Toc222465171" w:history="1">
             <w:r>
               <w:rPr>
                 <w:rStyle w:val="Hiperhivatkozs"/>
@@ -3007,7 +3021,7 @@
                 <w:noProof/>
                 <w:webHidden/>
               </w:rPr>
-              <w:instrText xml:space="preserve"> PAGEREF _Toc222211583 \h </w:instrText>
+              <w:instrText xml:space="preserve"> PAGEREF _Toc222465171 \h </w:instrText>
             </w:r>
             <w:r>
               <w:rPr>
@@ -3027,7 +3041,7 @@
                 <w:noProof/>
                 <w:webHidden/>
               </w:rPr>
-              <w:t>14</w:t>
+              <w:t>17</w:t>
             </w:r>
             <w:r>
               <w:rPr>
@@ -3051,7 +3065,7 @@
               <w:lang w:eastAsia="hu-HU"/>
             </w:rPr>
           </w:pPr>
-          <w:hyperlink w:anchor="_Toc222211584" w:history="1">
+          <w:hyperlink w:anchor="_Toc222465172" w:history="1">
             <w:r>
               <w:rPr>
                 <w:rStyle w:val="Hiperhivatkozs"/>
@@ -3080,7 +3094,7 @@
                 <w:noProof/>
                 <w:webHidden/>
               </w:rPr>
-              <w:instrText xml:space="preserve"> PAGEREF _Toc222211584 \h </w:instrText>
+              <w:instrText xml:space="preserve"> PAGEREF _Toc222465172 \h </w:instrText>
             </w:r>
             <w:r>
               <w:rPr>
@@ -3100,7 +3114,7 @@
                 <w:noProof/>
                 <w:webHidden/>
               </w:rPr>
-              <w:t>15</w:t>
+              <w:t>18</w:t>
             </w:r>
             <w:r>
               <w:rPr>
@@ -3124,7 +3138,7 @@
               <w:lang w:eastAsia="hu-HU"/>
             </w:rPr>
           </w:pPr>
-          <w:hyperlink w:anchor="_Toc222211585" w:history="1">
+          <w:hyperlink w:anchor="_Toc222465173" w:history="1">
             <w:r>
               <w:rPr>
                 <w:rStyle w:val="Hiperhivatkozs"/>
@@ -3153,7 +3167,7 @@
                 <w:noProof/>
                 <w:webHidden/>
               </w:rPr>
-              <w:instrText xml:space="preserve"> PAGEREF _Toc222211585 \h </w:instrText>
+              <w:instrText xml:space="preserve"> PAGEREF _Toc222465173 \h </w:instrText>
             </w:r>
             <w:r>
               <w:rPr>
@@ -3173,7 +3187,7 @@
                 <w:noProof/>
                 <w:webHidden/>
               </w:rPr>
-              <w:t>15</w:t>
+              <w:t>18</w:t>
             </w:r>
             <w:r>
               <w:rPr>
@@ -3197,7 +3211,7 @@
               <w:lang w:eastAsia="hu-HU"/>
             </w:rPr>
           </w:pPr>
-          <w:hyperlink w:anchor="_Toc222211586" w:history="1">
+          <w:hyperlink w:anchor="_Toc222465174" w:history="1">
             <w:r>
               <w:rPr>
                 <w:rStyle w:val="Hiperhivatkozs"/>
@@ -3226,7 +3240,7 @@
                 <w:noProof/>
                 <w:webHidden/>
               </w:rPr>
-              <w:instrText xml:space="preserve"> PAGEREF _Toc222211586 \h </w:instrText>
+              <w:instrText xml:space="preserve"> PAGEREF _Toc222465174 \h </w:instrText>
             </w:r>
             <w:r>
               <w:rPr>
@@ -3246,7 +3260,7 @@
                 <w:noProof/>
                 <w:webHidden/>
               </w:rPr>
-              <w:t>15</w:t>
+              <w:t>18</w:t>
             </w:r>
             <w:r>
               <w:rPr>
@@ -3270,7 +3284,7 @@
               <w:lang w:eastAsia="hu-HU"/>
             </w:rPr>
           </w:pPr>
-          <w:hyperlink w:anchor="_Toc222211587" w:history="1">
+          <w:hyperlink w:anchor="_Toc222465175" w:history="1">
             <w:r>
               <w:rPr>
                 <w:rStyle w:val="Hiperhivatkozs"/>
@@ -3299,7 +3313,7 @@
                 <w:noProof/>
                 <w:webHidden/>
               </w:rPr>
-              <w:instrText xml:space="preserve"> PAGEREF _Toc222211587 \h </w:instrText>
+              <w:instrText xml:space="preserve"> PAGEREF _Toc222465175 \h </w:instrText>
             </w:r>
             <w:r>
               <w:rPr>
@@ -3319,7 +3333,7 @@
                 <w:noProof/>
                 <w:webHidden/>
               </w:rPr>
-              <w:t>16</w:t>
+              <w:t>19</w:t>
             </w:r>
             <w:r>
               <w:rPr>
@@ -3343,7 +3357,7 @@
               <w:lang w:eastAsia="hu-HU"/>
             </w:rPr>
           </w:pPr>
-          <w:hyperlink w:anchor="_Toc222211588" w:history="1">
+          <w:hyperlink w:anchor="_Toc222465176" w:history="1">
             <w:r>
               <w:rPr>
                 <w:rStyle w:val="Hiperhivatkozs"/>
@@ -3372,7 +3386,7 @@
                 <w:noProof/>
                 <w:webHidden/>
               </w:rPr>
-              <w:instrText xml:space="preserve"> PAGEREF _Toc222211588 \h </w:instrText>
+              <w:instrText xml:space="preserve"> PAGEREF _Toc222465176 \h </w:instrText>
             </w:r>
             <w:r>
               <w:rPr>
@@ -3392,7 +3406,7 @@
                 <w:noProof/>
                 <w:webHidden/>
               </w:rPr>
-              <w:t>16</w:t>
+              <w:t>19</w:t>
             </w:r>
             <w:r>
               <w:rPr>
@@ -3416,7 +3430,7 @@
               <w:lang w:eastAsia="hu-HU"/>
             </w:rPr>
           </w:pPr>
-          <w:hyperlink w:anchor="_Toc222211589" w:history="1">
+          <w:hyperlink w:anchor="_Toc222465177" w:history="1">
             <w:r>
               <w:rPr>
                 <w:rStyle w:val="Hiperhivatkozs"/>
@@ -3445,7 +3459,7 @@
                 <w:noProof/>
                 <w:webHidden/>
               </w:rPr>
-              <w:instrText xml:space="preserve"> PAGEREF _Toc222211589 \h </w:instrText>
+              <w:instrText xml:space="preserve"> PAGEREF _Toc222465177 \h </w:instrText>
             </w:r>
             <w:r>
               <w:rPr>
@@ -3465,7 +3479,7 @@
                 <w:noProof/>
                 <w:webHidden/>
               </w:rPr>
-              <w:t>16</w:t>
+              <w:t>19</w:t>
             </w:r>
             <w:r>
               <w:rPr>
@@ -3489,7 +3503,7 @@
               <w:lang w:eastAsia="hu-HU"/>
             </w:rPr>
           </w:pPr>
-          <w:hyperlink w:anchor="_Toc222211590" w:history="1">
+          <w:hyperlink w:anchor="_Toc222465178" w:history="1">
             <w:r>
               <w:rPr>
                 <w:rStyle w:val="Hiperhivatkozs"/>
@@ -3518,7 +3532,7 @@
                 <w:noProof/>
                 <w:webHidden/>
               </w:rPr>
-              <w:instrText xml:space="preserve"> PAGEREF _Toc222211590 \h </w:instrText>
+              <w:instrText xml:space="preserve"> PAGEREF _Toc222465178 \h </w:instrText>
             </w:r>
             <w:r>
               <w:rPr>
@@ -3538,7 +3552,799 @@
                 <w:noProof/>
                 <w:webHidden/>
               </w:rPr>
-              <w:t>17</w:t>
+              <w:t>20</w:t>
+            </w:r>
+            <w:r>
+              <w:rPr>
+                <w:noProof/>
+                <w:webHidden/>
+              </w:rPr>
+              <w:fldChar w:fldCharType="end"/>
+            </w:r>
+          </w:hyperlink>
+        </w:p>
+        <w:p>
+          <w:pPr>
+            <w:pStyle w:val="TJ2"/>
+            <w:tabs>
+              <w:tab w:val="right" w:leader="dot" w:pos="8630"/>
+            </w:tabs>
+            <w:rPr>
+              <w:rFonts w:asciiTheme="minorHAnsi" w:hAnsiTheme="minorHAnsi"/>
+              <w:noProof/>
+              <w:sz w:val="22"/>
+              <w:lang w:eastAsia="hu-HU"/>
+            </w:rPr>
+          </w:pPr>
+          <w:hyperlink w:anchor="_Toc222465179" w:history="1">
+            <w:r>
+              <w:rPr>
+                <w:rStyle w:val="Hiperhivatkozs"/>
+                <w:rFonts w:eastAsia="Times New Roman"/>
+                <w:noProof/>
+                <w:lang w:eastAsia="hu-HU"/>
+              </w:rPr>
+              <w:t>9.25 Adatbázis EK diagram</w:t>
+            </w:r>
+            <w:r>
+              <w:rPr>
+                <w:noProof/>
+                <w:webHidden/>
+              </w:rPr>
+              <w:tab/>
+            </w:r>
+            <w:r>
+              <w:rPr>
+                <w:noProof/>
+                <w:webHidden/>
+              </w:rPr>
+              <w:fldChar w:fldCharType="begin"/>
+            </w:r>
+            <w:r>
+              <w:rPr>
+                <w:noProof/>
+                <w:webHidden/>
+              </w:rPr>
+              <w:instrText xml:space="preserve"> PAGEREF _Toc222465179 \h </w:instrText>
+            </w:r>
+            <w:r>
+              <w:rPr>
+                <w:noProof/>
+                <w:webHidden/>
+              </w:rPr>
+            </w:r>
+            <w:r>
+              <w:rPr>
+                <w:noProof/>
+                <w:webHidden/>
+              </w:rPr>
+              <w:fldChar w:fldCharType="separate"/>
+            </w:r>
+            <w:r>
+              <w:rPr>
+                <w:noProof/>
+                <w:webHidden/>
+              </w:rPr>
+              <w:t>21</w:t>
+            </w:r>
+            <w:r>
+              <w:rPr>
+                <w:noProof/>
+                <w:webHidden/>
+              </w:rPr>
+              <w:fldChar w:fldCharType="end"/>
+            </w:r>
+          </w:hyperlink>
+        </w:p>
+        <w:p>
+          <w:pPr>
+            <w:pStyle w:val="TJ1"/>
+            <w:tabs>
+              <w:tab w:val="right" w:leader="dot" w:pos="8630"/>
+            </w:tabs>
+            <w:rPr>
+              <w:rFonts w:asciiTheme="minorHAnsi" w:hAnsiTheme="minorHAnsi"/>
+              <w:noProof/>
+              <w:sz w:val="22"/>
+              <w:lang w:eastAsia="hu-HU"/>
+            </w:rPr>
+          </w:pPr>
+          <w:hyperlink w:anchor="_Toc222465181" w:history="1">
+            <w:r>
+              <w:rPr>
+                <w:rStyle w:val="Hiperhivatkozs"/>
+                <w:noProof/>
+              </w:rPr>
+              <w:t>10. Bevezetés</w:t>
+            </w:r>
+            <w:r>
+              <w:rPr>
+                <w:rStyle w:val="Hiperhivatkozs"/>
+                <w:noProof/>
+              </w:rPr>
+              <w:t xml:space="preserve"> (API és Algoritmus)</w:t>
+            </w:r>
+            <w:r>
+              <w:rPr>
+                <w:noProof/>
+                <w:webHidden/>
+              </w:rPr>
+              <w:tab/>
+            </w:r>
+            <w:r>
+              <w:rPr>
+                <w:noProof/>
+                <w:webHidden/>
+              </w:rPr>
+              <w:fldChar w:fldCharType="begin"/>
+            </w:r>
+            <w:r>
+              <w:rPr>
+                <w:noProof/>
+                <w:webHidden/>
+              </w:rPr>
+              <w:instrText xml:space="preserve"> PAGEREF _Toc222465181 \h </w:instrText>
+            </w:r>
+            <w:r>
+              <w:rPr>
+                <w:noProof/>
+                <w:webHidden/>
+              </w:rPr>
+            </w:r>
+            <w:r>
+              <w:rPr>
+                <w:noProof/>
+                <w:webHidden/>
+              </w:rPr>
+              <w:fldChar w:fldCharType="separate"/>
+            </w:r>
+            <w:r>
+              <w:rPr>
+                <w:noProof/>
+                <w:webHidden/>
+              </w:rPr>
+              <w:t>23</w:t>
+            </w:r>
+            <w:r>
+              <w:rPr>
+                <w:noProof/>
+                <w:webHidden/>
+              </w:rPr>
+              <w:fldChar w:fldCharType="end"/>
+            </w:r>
+          </w:hyperlink>
+        </w:p>
+        <w:p>
+          <w:pPr>
+            <w:pStyle w:val="TJ1"/>
+            <w:tabs>
+              <w:tab w:val="right" w:leader="dot" w:pos="8630"/>
+            </w:tabs>
+            <w:rPr>
+              <w:rFonts w:asciiTheme="minorHAnsi" w:hAnsiTheme="minorHAnsi"/>
+              <w:noProof/>
+              <w:sz w:val="22"/>
+              <w:lang w:eastAsia="hu-HU"/>
+            </w:rPr>
+          </w:pPr>
+          <w:hyperlink w:anchor="_Toc222465182" w:history="1">
+            <w:r>
+              <w:rPr>
+                <w:rStyle w:val="Hiperhivatkozs"/>
+                <w:noProof/>
+              </w:rPr>
+              <w:t>11. Bejelentkezés (Login)</w:t>
+            </w:r>
+            <w:r>
+              <w:rPr>
+                <w:noProof/>
+                <w:webHidden/>
+              </w:rPr>
+              <w:tab/>
+            </w:r>
+            <w:r>
+              <w:rPr>
+                <w:noProof/>
+                <w:webHidden/>
+              </w:rPr>
+              <w:fldChar w:fldCharType="begin"/>
+            </w:r>
+            <w:r>
+              <w:rPr>
+                <w:noProof/>
+                <w:webHidden/>
+              </w:rPr>
+              <w:instrText xml:space="preserve"> PAGEREF _Toc222465182 \h </w:instrText>
+            </w:r>
+            <w:r>
+              <w:rPr>
+                <w:noProof/>
+                <w:webHidden/>
+              </w:rPr>
+            </w:r>
+            <w:r>
+              <w:rPr>
+                <w:noProof/>
+                <w:webHidden/>
+              </w:rPr>
+              <w:fldChar w:fldCharType="separate"/>
+            </w:r>
+            <w:r>
+              <w:rPr>
+                <w:noProof/>
+                <w:webHidden/>
+              </w:rPr>
+              <w:t>23</w:t>
+            </w:r>
+            <w:r>
+              <w:rPr>
+                <w:noProof/>
+                <w:webHidden/>
+              </w:rPr>
+              <w:fldChar w:fldCharType="end"/>
+            </w:r>
+          </w:hyperlink>
+        </w:p>
+        <w:p>
+          <w:pPr>
+            <w:pStyle w:val="TJ1"/>
+            <w:tabs>
+              <w:tab w:val="right" w:leader="dot" w:pos="8630"/>
+            </w:tabs>
+            <w:rPr>
+              <w:rFonts w:asciiTheme="minorHAnsi" w:hAnsiTheme="minorHAnsi"/>
+              <w:noProof/>
+              <w:sz w:val="22"/>
+              <w:lang w:eastAsia="hu-HU"/>
+            </w:rPr>
+          </w:pPr>
+          <w:hyperlink w:anchor="_Toc222465183" w:history="1">
+            <w:r>
+              <w:rPr>
+                <w:rStyle w:val="Hiperhivatkozs"/>
+                <w:noProof/>
+              </w:rPr>
+              <w:t>12. Regisztráció (Register)</w:t>
+            </w:r>
+            <w:r>
+              <w:rPr>
+                <w:noProof/>
+                <w:webHidden/>
+              </w:rPr>
+              <w:tab/>
+            </w:r>
+            <w:r>
+              <w:rPr>
+                <w:noProof/>
+                <w:webHidden/>
+              </w:rPr>
+              <w:fldChar w:fldCharType="begin"/>
+            </w:r>
+            <w:r>
+              <w:rPr>
+                <w:noProof/>
+                <w:webHidden/>
+              </w:rPr>
+              <w:instrText xml:space="preserve"> PAGEREF _Toc222465183 \h </w:instrText>
+            </w:r>
+            <w:r>
+              <w:rPr>
+                <w:noProof/>
+                <w:webHidden/>
+              </w:rPr>
+            </w:r>
+            <w:r>
+              <w:rPr>
+                <w:noProof/>
+                <w:webHidden/>
+              </w:rPr>
+              <w:fldChar w:fldCharType="separate"/>
+            </w:r>
+            <w:r>
+              <w:rPr>
+                <w:noProof/>
+                <w:webHidden/>
+              </w:rPr>
+              <w:t>24</w:t>
+            </w:r>
+            <w:r>
+              <w:rPr>
+                <w:noProof/>
+                <w:webHidden/>
+              </w:rPr>
+              <w:fldChar w:fldCharType="end"/>
+            </w:r>
+          </w:hyperlink>
+        </w:p>
+        <w:p>
+          <w:pPr>
+            <w:pStyle w:val="TJ1"/>
+            <w:tabs>
+              <w:tab w:val="right" w:leader="dot" w:pos="8630"/>
+            </w:tabs>
+            <w:rPr>
+              <w:rFonts w:asciiTheme="minorHAnsi" w:hAnsiTheme="minorHAnsi"/>
+              <w:noProof/>
+              <w:sz w:val="22"/>
+              <w:lang w:eastAsia="hu-HU"/>
+            </w:rPr>
+          </w:pPr>
+          <w:hyperlink w:anchor="_Toc222465184" w:history="1">
+            <w:r>
+              <w:rPr>
+                <w:rStyle w:val="Hiperhivatkozs"/>
+                <w:noProof/>
+              </w:rPr>
+              <w:t>13. Szállásfoglalás (Booking)</w:t>
+            </w:r>
+            <w:r>
+              <w:rPr>
+                <w:noProof/>
+                <w:webHidden/>
+              </w:rPr>
+              <w:tab/>
+            </w:r>
+            <w:r>
+              <w:rPr>
+                <w:noProof/>
+                <w:webHidden/>
+              </w:rPr>
+              <w:fldChar w:fldCharType="begin"/>
+            </w:r>
+            <w:r>
+              <w:rPr>
+                <w:noProof/>
+                <w:webHidden/>
+              </w:rPr>
+              <w:instrText xml:space="preserve"> PAGEREF _Toc222465184 \h </w:instrText>
+            </w:r>
+            <w:r>
+              <w:rPr>
+                <w:noProof/>
+                <w:webHidden/>
+              </w:rPr>
+            </w:r>
+            <w:r>
+              <w:rPr>
+                <w:noProof/>
+                <w:webHidden/>
+              </w:rPr>
+              <w:fldChar w:fldCharType="separate"/>
+            </w:r>
+            <w:r>
+              <w:rPr>
+                <w:noProof/>
+                <w:webHidden/>
+              </w:rPr>
+              <w:t>24</w:t>
+            </w:r>
+            <w:r>
+              <w:rPr>
+                <w:noProof/>
+                <w:webHidden/>
+              </w:rPr>
+              <w:fldChar w:fldCharType="end"/>
+            </w:r>
+          </w:hyperlink>
+        </w:p>
+        <w:p>
+          <w:pPr>
+            <w:pStyle w:val="TJ1"/>
+            <w:tabs>
+              <w:tab w:val="right" w:leader="dot" w:pos="8630"/>
+            </w:tabs>
+            <w:rPr>
+              <w:rFonts w:asciiTheme="minorHAnsi" w:hAnsiTheme="minorHAnsi"/>
+              <w:noProof/>
+              <w:sz w:val="22"/>
+              <w:lang w:eastAsia="hu-HU"/>
+            </w:rPr>
+          </w:pPr>
+          <w:hyperlink w:anchor="_Toc222465185" w:history="1">
+            <w:r>
+              <w:rPr>
+                <w:rStyle w:val="Hiperhivatkozs"/>
+                <w:noProof/>
+              </w:rPr>
+              <w:t>14. Szállodai oldal – foglalás visszaigazolása</w:t>
+            </w:r>
+            <w:r>
+              <w:rPr>
+                <w:noProof/>
+                <w:webHidden/>
+              </w:rPr>
+              <w:tab/>
+            </w:r>
+            <w:r>
+              <w:rPr>
+                <w:noProof/>
+                <w:webHidden/>
+              </w:rPr>
+              <w:fldChar w:fldCharType="begin"/>
+            </w:r>
+            <w:r>
+              <w:rPr>
+                <w:noProof/>
+                <w:webHidden/>
+              </w:rPr>
+              <w:instrText xml:space="preserve"> PAGEREF _Toc222465185 \h </w:instrText>
+            </w:r>
+            <w:r>
+              <w:rPr>
+                <w:noProof/>
+                <w:webHidden/>
+              </w:rPr>
+            </w:r>
+            <w:r>
+              <w:rPr>
+                <w:noProof/>
+                <w:webHidden/>
+              </w:rPr>
+              <w:fldChar w:fldCharType="separate"/>
+            </w:r>
+            <w:r>
+              <w:rPr>
+                <w:noProof/>
+                <w:webHidden/>
+              </w:rPr>
+              <w:t>25</w:t>
+            </w:r>
+            <w:r>
+              <w:rPr>
+                <w:noProof/>
+                <w:webHidden/>
+              </w:rPr>
+              <w:fldChar w:fldCharType="end"/>
+            </w:r>
+          </w:hyperlink>
+        </w:p>
+        <w:p>
+          <w:pPr>
+            <w:pStyle w:val="TJ1"/>
+            <w:tabs>
+              <w:tab w:val="right" w:leader="dot" w:pos="8630"/>
+            </w:tabs>
+            <w:rPr>
+              <w:rFonts w:asciiTheme="minorHAnsi" w:hAnsiTheme="minorHAnsi"/>
+              <w:noProof/>
+              <w:sz w:val="22"/>
+              <w:lang w:eastAsia="hu-HU"/>
+            </w:rPr>
+          </w:pPr>
+          <w:hyperlink w:anchor="_Toc222465186" w:history="1">
+            <w:r>
+              <w:rPr>
+                <w:rStyle w:val="Hiperhivatkozs"/>
+                <w:noProof/>
+              </w:rPr>
+              <w:t>15. Kártyás beléptető rendszer (QR kód és RFID)</w:t>
+            </w:r>
+            <w:r>
+              <w:rPr>
+                <w:noProof/>
+                <w:webHidden/>
+              </w:rPr>
+              <w:tab/>
+            </w:r>
+            <w:r>
+              <w:rPr>
+                <w:noProof/>
+                <w:webHidden/>
+              </w:rPr>
+              <w:fldChar w:fldCharType="begin"/>
+            </w:r>
+            <w:r>
+              <w:rPr>
+                <w:noProof/>
+                <w:webHidden/>
+              </w:rPr>
+              <w:instrText xml:space="preserve"> PAGEREF _Toc222465186 \h </w:instrText>
+            </w:r>
+            <w:r>
+              <w:rPr>
+                <w:noProof/>
+                <w:webHidden/>
+              </w:rPr>
+            </w:r>
+            <w:r>
+              <w:rPr>
+                <w:noProof/>
+                <w:webHidden/>
+              </w:rPr>
+              <w:fldChar w:fldCharType="separate"/>
+            </w:r>
+            <w:r>
+              <w:rPr>
+                <w:noProof/>
+                <w:webHidden/>
+              </w:rPr>
+              <w:t>26</w:t>
+            </w:r>
+            <w:r>
+              <w:rPr>
+                <w:noProof/>
+                <w:webHidden/>
+              </w:rPr>
+              <w:fldChar w:fldCharType="end"/>
+            </w:r>
+          </w:hyperlink>
+        </w:p>
+        <w:p>
+          <w:pPr>
+            <w:pStyle w:val="TJ1"/>
+            <w:tabs>
+              <w:tab w:val="right" w:leader="dot" w:pos="8630"/>
+            </w:tabs>
+            <w:rPr>
+              <w:rFonts w:asciiTheme="minorHAnsi" w:hAnsiTheme="minorHAnsi"/>
+              <w:noProof/>
+              <w:sz w:val="22"/>
+              <w:lang w:eastAsia="hu-HU"/>
+            </w:rPr>
+          </w:pPr>
+          <w:hyperlink w:anchor="_Toc222465187" w:history="1">
+            <w:r>
+              <w:rPr>
+                <w:rStyle w:val="Hiperhivatkozs"/>
+                <w:noProof/>
+              </w:rPr>
+              <w:t>16.  Szoba felvétele a szállodához</w:t>
+            </w:r>
+            <w:r>
+              <w:rPr>
+                <w:noProof/>
+                <w:webHidden/>
+              </w:rPr>
+              <w:tab/>
+            </w:r>
+            <w:r>
+              <w:rPr>
+                <w:noProof/>
+                <w:webHidden/>
+              </w:rPr>
+              <w:fldChar w:fldCharType="begin"/>
+            </w:r>
+            <w:r>
+              <w:rPr>
+                <w:noProof/>
+                <w:webHidden/>
+              </w:rPr>
+              <w:instrText xml:space="preserve"> PAGEREF _Toc222465187 \h </w:instrText>
+            </w:r>
+            <w:r>
+              <w:rPr>
+                <w:noProof/>
+                <w:webHidden/>
+              </w:rPr>
+            </w:r>
+            <w:r>
+              <w:rPr>
+                <w:noProof/>
+                <w:webHidden/>
+              </w:rPr>
+              <w:fldChar w:fldCharType="separate"/>
+            </w:r>
+            <w:r>
+              <w:rPr>
+                <w:noProof/>
+                <w:webHidden/>
+              </w:rPr>
+              <w:t>26</w:t>
+            </w:r>
+            <w:r>
+              <w:rPr>
+                <w:noProof/>
+                <w:webHidden/>
+              </w:rPr>
+              <w:fldChar w:fldCharType="end"/>
+            </w:r>
+          </w:hyperlink>
+        </w:p>
+        <w:p>
+          <w:pPr>
+            <w:pStyle w:val="TJ1"/>
+            <w:tabs>
+              <w:tab w:val="right" w:leader="dot" w:pos="8630"/>
+            </w:tabs>
+            <w:rPr>
+              <w:rFonts w:asciiTheme="minorHAnsi" w:hAnsiTheme="minorHAnsi"/>
+              <w:noProof/>
+              <w:sz w:val="22"/>
+              <w:lang w:eastAsia="hu-HU"/>
+            </w:rPr>
+          </w:pPr>
+          <w:hyperlink w:anchor="_Toc222465188" w:history="1">
+            <w:r>
+              <w:rPr>
+                <w:rStyle w:val="Hiperhivatkozs"/>
+                <w:noProof/>
+              </w:rPr>
+              <w:t>17. Szálloda adatbővítése / szerkesztése</w:t>
+            </w:r>
+            <w:r>
+              <w:rPr>
+                <w:noProof/>
+                <w:webHidden/>
+              </w:rPr>
+              <w:tab/>
+            </w:r>
+            <w:r>
+              <w:rPr>
+                <w:noProof/>
+                <w:webHidden/>
+              </w:rPr>
+              <w:fldChar w:fldCharType="begin"/>
+            </w:r>
+            <w:r>
+              <w:rPr>
+                <w:noProof/>
+                <w:webHidden/>
+              </w:rPr>
+              <w:instrText xml:space="preserve"> PAGEREF _Toc222465188 \h </w:instrText>
+            </w:r>
+            <w:r>
+              <w:rPr>
+                <w:noProof/>
+                <w:webHidden/>
+              </w:rPr>
+            </w:r>
+            <w:r>
+              <w:rPr>
+                <w:noProof/>
+                <w:webHidden/>
+              </w:rPr>
+              <w:fldChar w:fldCharType="separate"/>
+            </w:r>
+            <w:r>
+              <w:rPr>
+                <w:noProof/>
+                <w:webHidden/>
+              </w:rPr>
+              <w:t>27</w:t>
+            </w:r>
+            <w:r>
+              <w:rPr>
+                <w:noProof/>
+                <w:webHidden/>
+              </w:rPr>
+              <w:fldChar w:fldCharType="end"/>
+            </w:r>
+          </w:hyperlink>
+        </w:p>
+        <w:p>
+          <w:pPr>
+            <w:pStyle w:val="TJ1"/>
+            <w:tabs>
+              <w:tab w:val="right" w:leader="dot" w:pos="8630"/>
+            </w:tabs>
+            <w:rPr>
+              <w:rFonts w:asciiTheme="minorHAnsi" w:hAnsiTheme="minorHAnsi"/>
+              <w:noProof/>
+              <w:sz w:val="22"/>
+              <w:lang w:eastAsia="hu-HU"/>
+            </w:rPr>
+          </w:pPr>
+          <w:hyperlink w:anchor="_Toc222465189" w:history="1">
+            <w:r>
+              <w:rPr>
+                <w:rStyle w:val="Hiperhivatkozs"/>
+                <w:rFonts w:eastAsia="Times New Roman"/>
+                <w:noProof/>
+                <w:lang w:eastAsia="hu-HU"/>
+              </w:rPr>
+              <w:t>18. Szoba elérhetőségének ellenőrzése</w:t>
+            </w:r>
+            <w:r>
+              <w:rPr>
+                <w:noProof/>
+                <w:webHidden/>
+              </w:rPr>
+              <w:tab/>
+            </w:r>
+            <w:r>
+              <w:rPr>
+                <w:noProof/>
+                <w:webHidden/>
+              </w:rPr>
+              <w:fldChar w:fldCharType="begin"/>
+            </w:r>
+            <w:r>
+              <w:rPr>
+                <w:noProof/>
+                <w:webHidden/>
+              </w:rPr>
+              <w:instrText xml:space="preserve"> PAGEREF _Toc222465189 \h </w:instrText>
+            </w:r>
+            <w:r>
+              <w:rPr>
+                <w:noProof/>
+                <w:webHidden/>
+              </w:rPr>
+            </w:r>
+            <w:r>
+              <w:rPr>
+                <w:noProof/>
+                <w:webHidden/>
+              </w:rPr>
+              <w:fldChar w:fldCharType="separate"/>
+            </w:r>
+            <w:r>
+              <w:rPr>
+                <w:noProof/>
+                <w:webHidden/>
+              </w:rPr>
+              <w:t>27</w:t>
+            </w:r>
+            <w:r>
+              <w:rPr>
+                <w:noProof/>
+                <w:webHidden/>
+              </w:rPr>
+              <w:fldChar w:fldCharType="end"/>
+            </w:r>
+          </w:hyperlink>
+        </w:p>
+        <w:p>
+          <w:pPr>
+            <w:pStyle w:val="TJ1"/>
+            <w:tabs>
+              <w:tab w:val="right" w:leader="dot" w:pos="8630"/>
+            </w:tabs>
+            <w:rPr>
+              <w:rFonts w:asciiTheme="minorHAnsi" w:hAnsiTheme="minorHAnsi"/>
+              <w:noProof/>
+              <w:sz w:val="22"/>
+              <w:lang w:eastAsia="hu-HU"/>
+            </w:rPr>
+          </w:pPr>
+          <w:hyperlink w:anchor="_Toc222465190" w:history="1">
+            <w:r>
+              <w:rPr>
+                <w:rStyle w:val="Hiperhivatkozs"/>
+                <w:noProof/>
+              </w:rPr>
+              <w:t>19. Foglalás árkalkulációja</w:t>
+            </w:r>
+            <w:r>
+              <w:rPr>
+                <w:noProof/>
+                <w:webHidden/>
+              </w:rPr>
+              <w:tab/>
+            </w:r>
+            <w:r>
+              <w:rPr>
+                <w:noProof/>
+                <w:webHidden/>
+              </w:rPr>
+              <w:fldChar w:fldCharType="begin"/>
+            </w:r>
+            <w:r>
+              <w:rPr>
+                <w:noProof/>
+                <w:webHidden/>
+              </w:rPr>
+              <w:instrText xml:space="preserve"> PAGEREF _Toc222465190 \h </w:instrText>
+            </w:r>
+            <w:r>
+              <w:rPr>
+                <w:noProof/>
+                <w:webHidden/>
+              </w:rPr>
+            </w:r>
+            <w:r>
+              <w:rPr>
+                <w:noProof/>
+                <w:webHidden/>
+              </w:rPr>
+              <w:fldChar w:fldCharType="separate"/>
+            </w:r>
+            <w:r>
+              <w:rPr>
+                <w:noProof/>
+                <w:webHidden/>
+              </w:rPr>
+              <w:t>28</w:t>
             </w:r>
             <w:r>
               <w:rPr>
@@ -3583,7 +4389,6 @@
       <w:pPr>
         <w:pStyle w:val="Cmsor1"/>
       </w:pPr>
-      <w:bookmarkStart w:id="2" w:name="_Toc222211547"/>
     </w:p>
     <w:p>
       <w:pPr>
@@ -3716,6 +4521,7 @@
       <w:pPr>
         <w:pStyle w:val="Cmsor1"/>
       </w:pPr>
+      <w:bookmarkStart w:id="2" w:name="_Toc222465135"/>
       <w:r>
         <w:lastRenderedPageBreak/>
         <w:t>1.</w:t>
@@ -3740,7 +4546,7 @@
       </w:pPr>
       <w:bookmarkStart w:id="3" w:name="_Toc209514411"/>
       <w:bookmarkStart w:id="4" w:name="_Toc209514705"/>
-      <w:bookmarkStart w:id="5" w:name="_Toc222211548"/>
+      <w:bookmarkStart w:id="5" w:name="_Toc222465136"/>
       <w:r>
         <w:t>A feladat rövid ismertetése</w:t>
       </w:r>
@@ -3916,7 +4722,7 @@
       <w:pPr>
         <w:pStyle w:val="Cmsor1"/>
       </w:pPr>
-      <w:bookmarkStart w:id="8" w:name="_Toc222211549"/>
+      <w:bookmarkStart w:id="8" w:name="_Toc222465137"/>
       <w:r>
         <w:t>2. Elvárások</w:t>
       </w:r>
@@ -3930,7 +4736,7 @@
       </w:pPr>
       <w:bookmarkStart w:id="9" w:name="_Toc209514413"/>
       <w:bookmarkStart w:id="10" w:name="_Toc209514707"/>
-      <w:bookmarkStart w:id="11" w:name="_Toc222211550"/>
+      <w:bookmarkStart w:id="11" w:name="_Toc222465138"/>
       <w:r>
         <w:t>2.1 Platform és működés</w:t>
       </w:r>
@@ -3969,7 +4775,7 @@
       </w:pPr>
       <w:bookmarkStart w:id="12" w:name="_Toc209514414"/>
       <w:bookmarkStart w:id="13" w:name="_Toc209514708"/>
-      <w:bookmarkStart w:id="14" w:name="_Toc222211551"/>
+      <w:bookmarkStart w:id="14" w:name="_Toc222465139"/>
       <w:r>
         <w:t>2.2 Használt technológiák</w:t>
       </w:r>
@@ -4107,7 +4913,7 @@
       </w:pPr>
       <w:bookmarkStart w:id="15" w:name="_Toc209514415"/>
       <w:bookmarkStart w:id="16" w:name="_Toc209514709"/>
-      <w:bookmarkStart w:id="17" w:name="_Toc222211552"/>
+      <w:bookmarkStart w:id="17" w:name="_Toc222465140"/>
       <w:r>
         <w:t>2.3 Mit kell átadni</w:t>
       </w:r>
@@ -4138,7 +4944,7 @@
       </w:pPr>
       <w:bookmarkStart w:id="18" w:name="_Toc209514416"/>
       <w:bookmarkStart w:id="19" w:name="_Toc209514710"/>
-      <w:bookmarkStart w:id="20" w:name="_Toc222211553"/>
+      <w:bookmarkStart w:id="20" w:name="_Toc222465141"/>
       <w:r>
         <w:t>2.4 Fejlesztési szabályok</w:t>
       </w:r>
@@ -4216,7 +5022,7 @@
       </w:pPr>
       <w:bookmarkStart w:id="21" w:name="_Toc209514417"/>
       <w:bookmarkStart w:id="22" w:name="_Toc209514711"/>
-      <w:bookmarkStart w:id="23" w:name="_Toc222211554"/>
+      <w:bookmarkStart w:id="23" w:name="_Toc222465142"/>
       <w:r>
         <w:t>2.5 Modulok</w:t>
       </w:r>
@@ -4354,7 +5160,7 @@
       </w:pPr>
       <w:bookmarkStart w:id="26" w:name="_Toc209514425"/>
       <w:bookmarkStart w:id="27" w:name="_Toc209514719"/>
-      <w:bookmarkStart w:id="28" w:name="_Toc222211555"/>
+      <w:bookmarkStart w:id="28" w:name="_Toc222465143"/>
       <w:r>
         <w:lastRenderedPageBreak/>
         <w:t>2</w:t>
@@ -4426,7 +5232,7 @@
       </w:pPr>
       <w:bookmarkStart w:id="29" w:name="_Toc209514420"/>
       <w:bookmarkStart w:id="30" w:name="_Toc209514714"/>
-      <w:bookmarkStart w:id="31" w:name="_Toc222211556"/>
+      <w:bookmarkStart w:id="31" w:name="_Toc222465144"/>
       <w:r>
         <w:t>3. A rendszer működése</w:t>
       </w:r>
@@ -4440,7 +5246,7 @@
       </w:pPr>
       <w:bookmarkStart w:id="32" w:name="_Toc209514421"/>
       <w:bookmarkStart w:id="33" w:name="_Toc209514715"/>
-      <w:bookmarkStart w:id="34" w:name="_Toc222211557"/>
+      <w:bookmarkStart w:id="34" w:name="_Toc222465145"/>
       <w:r>
         <w:t>3.1 Vendégélmény</w:t>
       </w:r>
@@ -4517,7 +5323,7 @@
       </w:pPr>
       <w:bookmarkStart w:id="35" w:name="_Toc209514422"/>
       <w:bookmarkStart w:id="36" w:name="_Toc209514716"/>
-      <w:bookmarkStart w:id="37" w:name="_Toc222211558"/>
+      <w:bookmarkStart w:id="37" w:name="_Toc222465146"/>
       <w:r>
         <w:t>3.2 Szállodai adminisztráció</w:t>
       </w:r>
@@ -4568,7 +5374,7 @@
       </w:pPr>
       <w:bookmarkStart w:id="38" w:name="_Toc209514423"/>
       <w:bookmarkStart w:id="39" w:name="_Toc209514717"/>
-      <w:bookmarkStart w:id="40" w:name="_Toc222211559"/>
+      <w:bookmarkStart w:id="40" w:name="_Toc222465147"/>
       <w:r>
         <w:t>3.3 Központi adminisztráció</w:t>
       </w:r>
@@ -4599,7 +5405,7 @@
       </w:pPr>
       <w:bookmarkStart w:id="41" w:name="_Toc209514424"/>
       <w:bookmarkStart w:id="42" w:name="_Toc209514718"/>
-      <w:bookmarkStart w:id="43" w:name="_Toc222211560"/>
+      <w:bookmarkStart w:id="43" w:name="_Toc222465148"/>
       <w:r>
         <w:lastRenderedPageBreak/>
         <w:t>3.4 Foglalás és fizetés folyamata</w:t>
@@ -4665,7 +5471,7 @@
       </w:pPr>
       <w:bookmarkStart w:id="44" w:name="_Toc209514426"/>
       <w:bookmarkStart w:id="45" w:name="_Toc209514720"/>
-      <w:bookmarkStart w:id="46" w:name="_Toc222211561"/>
+      <w:bookmarkStart w:id="46" w:name="_Toc222465149"/>
       <w:r>
         <w:t>4</w:t>
       </w:r>
@@ -4728,7 +5534,7 @@
       </w:pPr>
       <w:bookmarkStart w:id="47" w:name="_Toc209514427"/>
       <w:bookmarkStart w:id="48" w:name="_Toc209514721"/>
-      <w:bookmarkStart w:id="49" w:name="_Toc222211562"/>
+      <w:bookmarkStart w:id="49" w:name="_Toc222465150"/>
       <w:r>
         <w:t>5</w:t>
       </w:r>
@@ -4782,7 +5588,7 @@
       </w:pPr>
       <w:bookmarkStart w:id="50" w:name="_Toc209514428"/>
       <w:bookmarkStart w:id="51" w:name="_Toc209514722"/>
-      <w:bookmarkStart w:id="52" w:name="_Toc222211563"/>
+      <w:bookmarkStart w:id="52" w:name="_Toc222465151"/>
       <w:r>
         <w:t>6</w:t>
       </w:r>
@@ -4815,7 +5621,7 @@
       <w:pPr>
         <w:ind w:left="0"/>
       </w:pPr>
-      <w:bookmarkStart w:id="53" w:name="_Toc222211564"/>
+      <w:bookmarkStart w:id="53" w:name="_Toc222465152"/>
       <w:r>
         <w:rPr>
           <w:rStyle w:val="Cmsor1Char"/>
@@ -5079,7 +5885,7 @@
         </w:rPr>
       </w:pPr>
       <w:bookmarkStart w:id="54" w:name="_Toc213414008"/>
-      <w:bookmarkStart w:id="55" w:name="_Toc222211565"/>
+      <w:bookmarkStart w:id="55" w:name="_Toc222465153"/>
       <w:r>
         <w:t xml:space="preserve">8. </w:t>
       </w:r>
@@ -5141,7 +5947,7 @@
         <w:pStyle w:val="Cmsor1"/>
       </w:pPr>
       <w:bookmarkStart w:id="56" w:name="_Toc213414009"/>
-      <w:bookmarkStart w:id="57" w:name="_Toc222211566"/>
+      <w:bookmarkStart w:id="57" w:name="_Toc222465154"/>
       <w:r>
         <w:t>9</w:t>
       </w:r>
@@ -5158,7 +5964,7 @@
           <w:rFonts w:eastAsia="MS Gothic"/>
         </w:rPr>
       </w:pPr>
-      <w:bookmarkStart w:id="58" w:name="_Toc222211567"/>
+      <w:bookmarkStart w:id="58" w:name="_Toc222465155"/>
       <w:r>
         <w:rPr>
           <w:rFonts w:eastAsia="MS Gothic"/>
@@ -6104,7 +6910,7 @@
           <w:lang w:val="en-US"/>
         </w:rPr>
       </w:pPr>
-      <w:bookmarkStart w:id="59" w:name="_Toc222211568"/>
+      <w:bookmarkStart w:id="59" w:name="_Toc222465156"/>
       <w:r>
         <w:rPr>
           <w:rFonts w:eastAsia="MS Gothic"/>
@@ -6598,7 +7404,7 @@
           <w:lang w:val="en-US"/>
         </w:rPr>
       </w:pPr>
-      <w:bookmarkStart w:id="60" w:name="_Toc222211569"/>
+      <w:bookmarkStart w:id="60" w:name="_Toc222465157"/>
       <w:r>
         <w:rPr>
           <w:rFonts w:eastAsia="MS Gothic"/>
@@ -7083,7 +7889,7 @@
           <w:lang w:val="en-US"/>
         </w:rPr>
       </w:pPr>
-      <w:bookmarkStart w:id="61" w:name="_Toc222211570"/>
+      <w:bookmarkStart w:id="61" w:name="_Toc222465158"/>
       <w:r>
         <w:rPr>
           <w:rFonts w:eastAsia="MS Gothic"/>
@@ -7654,7 +8460,7 @@
           <w:lang w:val="en-US"/>
         </w:rPr>
       </w:pPr>
-      <w:bookmarkStart w:id="62" w:name="_Toc222211571"/>
+      <w:bookmarkStart w:id="62" w:name="_Toc222465159"/>
       <w:r>
         <w:rPr>
           <w:rFonts w:eastAsia="MS Gothic"/>
@@ -8646,7 +9452,7 @@
           <w:lang w:val="en-US"/>
         </w:rPr>
       </w:pPr>
-      <w:bookmarkStart w:id="63" w:name="_Toc222211572"/>
+      <w:bookmarkStart w:id="63" w:name="_Toc222465160"/>
       <w:r>
         <w:rPr>
           <w:rFonts w:eastAsia="MS Gothic"/>
@@ -9271,7 +10077,7 @@
           <w:lang w:eastAsia="hu-HU"/>
         </w:rPr>
       </w:pPr>
-      <w:bookmarkStart w:id="64" w:name="_Toc222211573"/>
+      <w:bookmarkStart w:id="64" w:name="_Toc222465161"/>
       <w:r>
         <w:rPr>
           <w:rFonts w:eastAsia="Times New Roman"/>
@@ -9498,7 +10304,7 @@
           <w:lang w:eastAsia="hu-HU"/>
         </w:rPr>
       </w:pPr>
-      <w:bookmarkStart w:id="65" w:name="_Toc222211574"/>
+      <w:bookmarkStart w:id="65" w:name="_Toc222465162"/>
       <w:r>
         <w:rPr>
           <w:rFonts w:eastAsia="Times New Roman"/>
@@ -9770,7 +10576,7 @@
           <w:lang w:eastAsia="hu-HU"/>
         </w:rPr>
       </w:pPr>
-      <w:bookmarkStart w:id="66" w:name="_Toc222211575"/>
+      <w:bookmarkStart w:id="66" w:name="_Toc222465163"/>
       <w:r>
         <w:rPr>
           <w:rFonts w:eastAsia="Times New Roman"/>
@@ -10143,7 +10949,7 @@
           <w:lang w:eastAsia="hu-HU"/>
         </w:rPr>
       </w:pPr>
-      <w:bookmarkStart w:id="67" w:name="_Toc222211576"/>
+      <w:bookmarkStart w:id="67" w:name="_Toc222465164"/>
       <w:r>
         <w:rPr>
           <w:rFonts w:eastAsia="Times New Roman"/>
@@ -10485,7 +11291,7 @@
           <w:lang w:eastAsia="hu-HU"/>
         </w:rPr>
       </w:pPr>
-      <w:bookmarkStart w:id="68" w:name="_Toc222211577"/>
+      <w:bookmarkStart w:id="68" w:name="_Toc222465165"/>
       <w:r>
         <w:rPr>
           <w:rFonts w:eastAsia="Times New Roman"/>
@@ -10744,7 +11550,7 @@
           <w:lang w:eastAsia="hu-HU"/>
         </w:rPr>
       </w:pPr>
-      <w:bookmarkStart w:id="69" w:name="_Toc222211578"/>
+      <w:bookmarkStart w:id="69" w:name="_Toc222465166"/>
       <w:r>
         <w:rPr>
           <w:rFonts w:eastAsia="Times New Roman"/>
@@ -11003,7 +11809,7 @@
           <w:lang w:eastAsia="hu-HU"/>
         </w:rPr>
       </w:pPr>
-      <w:bookmarkStart w:id="70" w:name="_Toc222211579"/>
+      <w:bookmarkStart w:id="70" w:name="_Toc222465167"/>
       <w:r>
         <w:rPr>
           <w:rFonts w:eastAsia="Times New Roman"/>
@@ -12009,7 +12815,7 @@
           <w:lang w:eastAsia="hu-HU"/>
         </w:rPr>
       </w:pPr>
-      <w:bookmarkStart w:id="71" w:name="_Toc222211580"/>
+      <w:bookmarkStart w:id="71" w:name="_Toc222465168"/>
       <w:r>
         <w:rPr>
           <w:rFonts w:eastAsia="Times New Roman"/>
@@ -12268,7 +13074,7 @@
           <w:lang w:eastAsia="hu-HU"/>
         </w:rPr>
       </w:pPr>
-      <w:bookmarkStart w:id="72" w:name="_Toc222211581"/>
+      <w:bookmarkStart w:id="72" w:name="_Toc222465169"/>
       <w:r>
         <w:rPr>
           <w:rFonts w:eastAsia="Times New Roman"/>
@@ -12695,7 +13501,7 @@
           <w:lang w:eastAsia="hu-HU"/>
         </w:rPr>
       </w:pPr>
-      <w:bookmarkStart w:id="73" w:name="_Toc222211582"/>
+      <w:bookmarkStart w:id="73" w:name="_Toc222465170"/>
       <w:r>
         <w:rPr>
           <w:rFonts w:eastAsia="Times New Roman"/>
@@ -13635,7 +14441,7 @@
           <w:lang w:eastAsia="hu-HU"/>
         </w:rPr>
       </w:pPr>
-      <w:bookmarkStart w:id="74" w:name="_Toc222211583"/>
+      <w:bookmarkStart w:id="74" w:name="_Toc222465171"/>
       <w:r>
         <w:rPr>
           <w:rFonts w:eastAsia="Times New Roman"/>
@@ -14234,7 +15040,7 @@
           <w:lang w:eastAsia="hu-HU"/>
         </w:rPr>
       </w:pPr>
-      <w:bookmarkStart w:id="75" w:name="_Toc222211584"/>
+      <w:bookmarkStart w:id="75" w:name="_Toc222465172"/>
       <w:r>
         <w:rPr>
           <w:rFonts w:eastAsia="Times New Roman"/>
@@ -15048,7 +15854,7 @@
           <w:lang w:eastAsia="hu-HU"/>
         </w:rPr>
       </w:pPr>
-      <w:bookmarkStart w:id="76" w:name="_Toc222211585"/>
+      <w:bookmarkStart w:id="76" w:name="_Toc222465173"/>
       <w:r>
         <w:rPr>
           <w:rFonts w:eastAsia="Times New Roman"/>
@@ -15314,7 +16120,7 @@
           <w:lang w:eastAsia="hu-HU"/>
         </w:rPr>
       </w:pPr>
-      <w:bookmarkStart w:id="77" w:name="_Toc222211586"/>
+      <w:bookmarkStart w:id="77" w:name="_Toc222465174"/>
       <w:r>
         <w:rPr>
           <w:rFonts w:eastAsia="Times New Roman"/>
@@ -16028,7 +16834,7 @@
           <w:lang w:eastAsia="hu-HU"/>
         </w:rPr>
       </w:pPr>
-      <w:bookmarkStart w:id="78" w:name="_Toc222211587"/>
+      <w:bookmarkStart w:id="78" w:name="_Toc222465175"/>
       <w:r>
         <w:rPr>
           <w:rFonts w:eastAsia="Times New Roman"/>
@@ -16377,7 +17183,7 @@
           <w:lang w:eastAsia="hu-HU"/>
         </w:rPr>
       </w:pPr>
-      <w:bookmarkStart w:id="79" w:name="_Toc222211588"/>
+      <w:bookmarkStart w:id="79" w:name="_Toc222465176"/>
       <w:r>
         <w:rPr>
           <w:rFonts w:eastAsia="Times New Roman"/>
@@ -17096,7 +17902,7 @@
           <w:lang w:eastAsia="hu-HU"/>
         </w:rPr>
       </w:pPr>
-      <w:bookmarkStart w:id="80" w:name="_Toc222211589"/>
+      <w:bookmarkStart w:id="80" w:name="_Toc222465177"/>
       <w:r>
         <w:rPr>
           <w:rFonts w:eastAsia="Times New Roman"/>
@@ -17606,7 +18412,7 @@
           <w:lang w:eastAsia="hu-HU"/>
         </w:rPr>
       </w:pPr>
-      <w:bookmarkStart w:id="81" w:name="_Toc222211590"/>
+      <w:bookmarkStart w:id="81" w:name="_Toc222465178"/>
       <w:r>
         <w:rPr>
           <w:rFonts w:eastAsia="Times New Roman"/>
@@ -18024,21 +18830,6 @@
           <w:ilvl w:val="0"/>
           <w:numId w:val="0"/>
         </w:numPr>
-        <w:ind w:left="1434"/>
-        <w:rPr>
-          <w:rFonts w:eastAsia="Times New Roman"/>
-          <w:szCs w:val="24"/>
-          <w:lang w:eastAsia="hu-HU"/>
-        </w:rPr>
-      </w:pPr>
-    </w:p>
-    <w:p>
-      <w:pPr>
-        <w:pStyle w:val="Listaszerfelsorols"/>
-        <w:numPr>
-          <w:ilvl w:val="0"/>
-          <w:numId w:val="0"/>
-        </w:numPr>
         <w:rPr>
           <w:rFonts w:eastAsia="Times New Roman"/>
           <w:szCs w:val="24"/>
@@ -18049,16 +18840,64 @@
     <w:p>
       <w:pPr>
         <w:pStyle w:val="Cmsor2"/>
-      </w:pPr>
+        <w:pageBreakBefore/>
+        <w:rPr>
+          <w:rFonts w:eastAsia="Times New Roman"/>
+          <w:lang w:eastAsia="hu-HU"/>
+        </w:rPr>
+      </w:pPr>
+      <w:bookmarkStart w:id="82" w:name="_Toc222465179"/>
+      <w:r>
+        <w:rPr>
+          <w:rFonts w:eastAsia="Times New Roman"/>
+          <w:lang w:eastAsia="hu-HU"/>
+        </w:rPr>
+        <w:lastRenderedPageBreak/>
+        <w:t>9.</w:t>
+      </w:r>
+      <w:r>
+        <w:rPr>
+          <w:rFonts w:eastAsia="Times New Roman"/>
+          <w:lang w:eastAsia="hu-HU"/>
+        </w:rPr>
+        <w:t>2</w:t>
+      </w:r>
+      <w:r>
+        <w:rPr>
+          <w:rFonts w:eastAsia="Times New Roman"/>
+          <w:lang w:eastAsia="hu-HU"/>
+        </w:rPr>
+        <w:t>5</w:t>
+      </w:r>
+      <w:r>
+        <w:rPr>
+          <w:rFonts w:eastAsia="Times New Roman"/>
+          <w:lang w:eastAsia="hu-HU"/>
+        </w:rPr>
+        <w:t xml:space="preserve"> </w:t>
+      </w:r>
+      <w:r>
+        <w:rPr>
+          <w:rFonts w:eastAsia="Times New Roman"/>
+          <w:lang w:eastAsia="hu-HU"/>
+        </w:rPr>
+        <w:t>Adatbázis EK diagram</w:t>
+      </w:r>
+      <w:bookmarkEnd w:id="82"/>
+    </w:p>
+    <w:p>
+      <w:pPr>
+        <w:pStyle w:val="Cmsor2"/>
+      </w:pPr>
+      <w:bookmarkStart w:id="83" w:name="_Toc222465180"/>
       <w:r>
         <w:rPr>
           <w:noProof/>
         </w:rPr>
-        <w:lastRenderedPageBreak/>
         <w:drawing>
-          <wp:inline distT="0" distB="0" distL="0" distR="0" wp14:anchorId="4F5ACE23" wp14:editId="56077A7C">
-            <wp:extent cx="5248910" cy="8351713"/>
-            <wp:effectExtent l="0" t="0" r="8890" b="0"/>
+          <wp:inline distT="0" distB="0" distL="0" distR="0" wp14:anchorId="4F5ACE23" wp14:editId="13B17E67">
+            <wp:extent cx="4652448" cy="7402664"/>
+            <wp:effectExtent l="0" t="0" r="0" b="8255"/>
             <wp:docPr id="8" name="Ábra 8"/>
             <wp:cNvGraphicFramePr>
               <a:graphicFrameLocks xmlns:a="http://schemas.openxmlformats.org/drawingml/2006/main" noChangeAspect="1"/>
@@ -18088,7 +18927,7 @@
                   <pic:spPr>
                     <a:xfrm>
                       <a:off x="0" y="0"/>
-                      <a:ext cx="5249031" cy="8351906"/>
+                      <a:ext cx="4652448" cy="7402664"/>
                     </a:xfrm>
                     <a:prstGeom prst="rect">
                       <a:avLst/>
@@ -18100,6 +18939,7 @@
           </wp:inline>
         </w:drawing>
       </w:r>
+      <w:bookmarkEnd w:id="83"/>
     </w:p>
     <w:p/>
     <w:p>
@@ -18116,6 +18956,7 @@
           <w:sz w:val="44"/>
           <w:szCs w:val="40"/>
         </w:rPr>
+        <w:lastRenderedPageBreak/>
         <mc:AlternateContent>
           <mc:Choice Requires="wps">
             <w:drawing>
@@ -18236,7 +19077,8 @@
           <w:color w:val="4472C4" w:themeColor="accent1"/>
         </w:rPr>
       </w:pPr>
-      <w:bookmarkStart w:id="82" w:name="_Toc214892421"/>
+      <w:bookmarkStart w:id="84" w:name="_Toc214892421"/>
+      <w:bookmarkStart w:id="85" w:name="_Toc222465181"/>
       <w:r>
         <w:lastRenderedPageBreak/>
         <w:t xml:space="preserve">10. </w:t>
@@ -18244,7 +19086,8 @@
       <w:r>
         <w:t>Bevezetés</w:t>
       </w:r>
-      <w:bookmarkEnd w:id="82"/>
+      <w:bookmarkEnd w:id="84"/>
+      <w:bookmarkEnd w:id="85"/>
     </w:p>
     <w:p>
       <w:r>
@@ -18441,14 +19284,13 @@
         <w:pStyle w:val="Cmsor1"/>
         <w:ind w:left="360"/>
       </w:pPr>
-      <w:bookmarkStart w:id="83" w:name="_Toc214892422"/>
-      <w:r>
-        <w:t xml:space="preserve">11. </w:t>
-      </w:r>
-      <w:r>
-        <w:t>Bejelentkezés (Login)</w:t>
-      </w:r>
-      <w:bookmarkEnd w:id="83"/>
+      <w:bookmarkStart w:id="86" w:name="_Toc214892422"/>
+      <w:bookmarkStart w:id="87" w:name="_Toc222465182"/>
+      <w:r>
+        <w:t>11. Bejelentkezés (Login)</w:t>
+      </w:r>
+      <w:bookmarkEnd w:id="86"/>
+      <w:bookmarkEnd w:id="87"/>
     </w:p>
     <w:p>
       <w:pPr>
@@ -19083,12 +19925,10 @@
         <w:pStyle w:val="Cmsor1"/>
         <w:ind w:left="720"/>
       </w:pPr>
-      <w:bookmarkStart w:id="84" w:name="_Toc214892423"/>
-      <w:r>
-        <w:t xml:space="preserve">12. </w:t>
-      </w:r>
-      <w:r>
-        <w:t>Regisztráció (</w:t>
+      <w:bookmarkStart w:id="88" w:name="_Toc214892423"/>
+      <w:bookmarkStart w:id="89" w:name="_Toc222465183"/>
+      <w:r>
+        <w:t>12. Regisztráció (</w:t>
       </w:r>
       <w:proofErr w:type="spellStart"/>
       <w:r>
@@ -19098,7 +19938,8 @@
       <w:r>
         <w:t>)</w:t>
       </w:r>
-      <w:bookmarkEnd w:id="84"/>
+      <w:bookmarkEnd w:id="88"/>
+      <w:bookmarkEnd w:id="89"/>
     </w:p>
     <w:p>
       <w:pPr>
@@ -19967,12 +20808,10 @@
       <w:pPr>
         <w:pStyle w:val="Cmsor1"/>
       </w:pPr>
-      <w:bookmarkStart w:id="85" w:name="_Toc214892424"/>
-      <w:r>
-        <w:t xml:space="preserve">13. </w:t>
-      </w:r>
-      <w:r>
-        <w:t>Szállásfoglalás (</w:t>
+      <w:bookmarkStart w:id="90" w:name="_Toc214892424"/>
+      <w:bookmarkStart w:id="91" w:name="_Toc222465184"/>
+      <w:r>
+        <w:t>13. Szállásfoglalás (</w:t>
       </w:r>
       <w:proofErr w:type="spellStart"/>
       <w:r>
@@ -19982,7 +20821,8 @@
       <w:r>
         <w:t>)</w:t>
       </w:r>
-      <w:bookmarkEnd w:id="85"/>
+      <w:bookmarkEnd w:id="90"/>
+      <w:bookmarkEnd w:id="91"/>
     </w:p>
     <w:p>
       <w:pPr>
@@ -20828,14 +21668,13 @@
         <w:pStyle w:val="Cmsor1"/>
         <w:ind w:left="360"/>
       </w:pPr>
-      <w:bookmarkStart w:id="86" w:name="_Toc214892425"/>
-      <w:r>
-        <w:t xml:space="preserve">14. </w:t>
-      </w:r>
-      <w:r>
-        <w:t>Szállodai oldal – foglalás visszaigazolása</w:t>
-      </w:r>
-      <w:bookmarkEnd w:id="86"/>
+      <w:bookmarkStart w:id="92" w:name="_Toc214892425"/>
+      <w:bookmarkStart w:id="93" w:name="_Toc222465185"/>
+      <w:r>
+        <w:t>14. Szállodai oldal – foglalás visszaigazolása</w:t>
+      </w:r>
+      <w:bookmarkEnd w:id="92"/>
+      <w:bookmarkEnd w:id="93"/>
     </w:p>
     <w:p>
       <w:pPr>
@@ -21627,14 +22466,13 @@
           <w:lang w:eastAsia="hu-HU"/>
         </w:rPr>
       </w:pPr>
-      <w:bookmarkStart w:id="87" w:name="_Toc214892426"/>
-      <w:r>
-        <w:t xml:space="preserve">15. </w:t>
-      </w:r>
-      <w:r>
-        <w:t>Kártyás beléptető rendszer (QR kód és RFID)</w:t>
-      </w:r>
-      <w:bookmarkEnd w:id="87"/>
+      <w:bookmarkStart w:id="94" w:name="_Toc214892426"/>
+      <w:bookmarkStart w:id="95" w:name="_Toc222465186"/>
+      <w:r>
+        <w:t>15. Kártyás beléptető rendszer (QR kód és RFID)</w:t>
+      </w:r>
+      <w:bookmarkEnd w:id="94"/>
+      <w:bookmarkEnd w:id="95"/>
     </w:p>
     <w:p>
       <w:pPr>
@@ -21794,14 +22632,13 @@
       <w:pPr>
         <w:pStyle w:val="Cmsor1"/>
       </w:pPr>
-      <w:bookmarkStart w:id="88" w:name="_Toc214892427"/>
-      <w:r>
-        <w:t>16</w:t>
-      </w:r>
-      <w:r>
-        <w:t>.  Szoba felvétele a szállodához</w:t>
-      </w:r>
-      <w:bookmarkEnd w:id="88"/>
+      <w:bookmarkStart w:id="96" w:name="_Toc214892427"/>
+      <w:bookmarkStart w:id="97" w:name="_Toc222465187"/>
+      <w:r>
+        <w:t>16.  Szoba felvétele a szállodához</w:t>
+      </w:r>
+      <w:bookmarkEnd w:id="96"/>
+      <w:bookmarkEnd w:id="97"/>
     </w:p>
     <w:p>
       <w:pPr>
@@ -22494,14 +23331,13 @@
       <w:pPr>
         <w:pStyle w:val="Cmsor1"/>
       </w:pPr>
-      <w:bookmarkStart w:id="89" w:name="_Toc214892428"/>
-      <w:r>
-        <w:t>17</w:t>
-      </w:r>
-      <w:r>
-        <w:t>. Szálloda adatbővítése / szerkesztése</w:t>
-      </w:r>
-      <w:bookmarkEnd w:id="89"/>
+      <w:bookmarkStart w:id="98" w:name="_Toc214892428"/>
+      <w:bookmarkStart w:id="99" w:name="_Toc222465188"/>
+      <w:r>
+        <w:t>17. Szálloda adatbővítése / szerkesztése</w:t>
+      </w:r>
+      <w:bookmarkEnd w:id="98"/>
+      <w:bookmarkEnd w:id="99"/>
     </w:p>
     <w:p>
       <w:pPr>
@@ -23214,41 +24050,21 @@
     </w:p>
     <w:p>
       <w:pPr>
-        <w:pStyle w:val="Listaszerfelsorols"/>
-        <w:numPr>
-          <w:ilvl w:val="0"/>
-          <w:numId w:val="0"/>
-        </w:numPr>
-        <w:ind w:left="1434" w:hanging="357"/>
-        <w:jc w:val="left"/>
-        <w:rPr>
-          <w:rFonts w:eastAsia="Times New Roman"/>
-          <w:lang w:eastAsia="hu-HU"/>
-        </w:rPr>
-      </w:pPr>
-    </w:p>
-    <w:p>
-      <w:pPr>
         <w:pStyle w:val="Cmsor1"/>
         <w:rPr>
           <w:rFonts w:eastAsia="Times New Roman"/>
           <w:lang w:eastAsia="hu-HU"/>
         </w:rPr>
       </w:pPr>
-      <w:bookmarkStart w:id="90" w:name="_Toc214892429"/>
-      <w:r>
-        <w:rPr>
-          <w:rFonts w:eastAsia="Times New Roman"/>
-          <w:lang w:eastAsia="hu-HU"/>
-        </w:rPr>
-        <w:t>18</w:t>
-      </w:r>
-      <w:r>
-        <w:rPr>
-          <w:rFonts w:eastAsia="Times New Roman"/>
-          <w:lang w:eastAsia="hu-HU"/>
-        </w:rPr>
-        <w:t xml:space="preserve">. </w:t>
+      <w:bookmarkStart w:id="100" w:name="_Toc214892429"/>
+      <w:bookmarkStart w:id="101" w:name="_Toc222465189"/>
+      <w:r>
+        <w:rPr>
+          <w:rFonts w:eastAsia="Times New Roman"/>
+          <w:lang w:eastAsia="hu-HU"/>
+        </w:rPr>
+        <w:lastRenderedPageBreak/>
+        <w:t xml:space="preserve">18. </w:t>
       </w:r>
       <w:r>
         <w:rPr>
@@ -23257,15 +24073,18 @@
         </w:rPr>
         <w:t>Szoba elérhetőségének ellenőrzése</w:t>
       </w:r>
-      <w:bookmarkEnd w:id="90"/>
+      <w:bookmarkEnd w:id="100"/>
+      <w:bookmarkEnd w:id="101"/>
     </w:p>
     <w:p>
       <w:pPr>
         <w:pStyle w:val="Listaszerbekezds"/>
+        <w:keepNext/>
         <w:numPr>
           <w:ilvl w:val="0"/>
           <w:numId w:val="22"/>
         </w:numPr>
+        <w:ind w:left="1054" w:hanging="357"/>
         <w:rPr>
           <w:b/>
           <w:bCs/>
@@ -23295,7 +24114,6 @@
         </w:numPr>
       </w:pPr>
       <w:r>
-        <w:lastRenderedPageBreak/>
         <w:t>Megállapítani, hogy egy szoba a megadott időintervallumban (</w:t>
       </w:r>
       <w:proofErr w:type="spellStart"/>
@@ -23767,20 +24585,16 @@
       <w:pPr>
         <w:pStyle w:val="Cmsor1"/>
       </w:pPr>
-      <w:bookmarkStart w:id="91" w:name="_Toc214892430"/>
-      <w:r>
-        <w:t>1</w:t>
-      </w:r>
-      <w:r>
-        <w:t>9</w:t>
-      </w:r>
-      <w:r>
-        <w:t xml:space="preserve">. </w:t>
+      <w:bookmarkStart w:id="102" w:name="_Toc214892430"/>
+      <w:bookmarkStart w:id="103" w:name="_Toc222465190"/>
+      <w:r>
+        <w:t xml:space="preserve">19. </w:t>
       </w:r>
       <w:r>
         <w:t>Foglalás árkalkulációja</w:t>
       </w:r>
-      <w:bookmarkEnd w:id="91"/>
+      <w:bookmarkEnd w:id="102"/>
+      <w:bookmarkEnd w:id="103"/>
     </w:p>
     <w:p>
       <w:pPr>
@@ -23918,6 +24732,7 @@
       </w:pPr>
       <w:proofErr w:type="spellStart"/>
       <w:r>
+        <w:lastRenderedPageBreak/>
         <w:t>guests</w:t>
       </w:r>
       <w:proofErr w:type="spellEnd"/>
@@ -23989,7 +24804,6 @@
         </w:numPr>
       </w:pPr>
       <w:r>
-        <w:lastRenderedPageBreak/>
         <w:t>Részletes bontás (szobaár, szolgáltatásár, napok száma)</w:t>
       </w:r>
     </w:p>
@@ -24444,8 +25258,292 @@
         <w:t>Ha egy szoba nem létezik → hiba (404)</w:t>
       </w:r>
     </w:p>
-    <w:p/>
-    <w:p/>
+    <w:p>
+      <w:pPr>
+        <w:keepLines w:val="0"/>
+        <w:widowControl/>
+        <w:spacing w:before="0" w:after="160" w:line="259" w:lineRule="auto"/>
+        <w:ind w:left="0"/>
+        <w:jc w:val="left"/>
+      </w:pPr>
+      <w:r>
+        <w:br w:type="page"/>
+      </w:r>
+    </w:p>
+    <w:p>
+      <w:pPr>
+        <w:keepLines w:val="0"/>
+        <w:widowControl/>
+        <w:spacing w:before="0" w:after="160" w:line="259" w:lineRule="auto"/>
+        <w:ind w:left="0"/>
+        <w:jc w:val="left"/>
+      </w:pPr>
+      <w:r>
+        <w:rPr>
+          <w:noProof/>
+        </w:rPr>
+        <w:lastRenderedPageBreak/>
+        <mc:AlternateContent>
+          <mc:Choice Requires="wps">
+            <w:drawing>
+              <wp:anchor distT="45720" distB="45720" distL="114300" distR="114300" simplePos="0" relativeHeight="251665408" behindDoc="0" locked="0" layoutInCell="1" allowOverlap="1" wp14:anchorId="44728BA4" wp14:editId="3697BFEC">
+                <wp:simplePos x="0" y="0"/>
+                <wp:positionH relativeFrom="margin">
+                  <wp:align>center</wp:align>
+                </wp:positionH>
+                <wp:positionV relativeFrom="paragraph">
+                  <wp:posOffset>3782750</wp:posOffset>
+                </wp:positionV>
+                <wp:extent cx="6042660" cy="1404620"/>
+                <wp:effectExtent l="0" t="0" r="15240" b="19685"/>
+                <wp:wrapSquare wrapText="bothSides"/>
+                <wp:docPr id="6" name="Szövegdoboz 2"/>
+                <wp:cNvGraphicFramePr>
+                  <a:graphicFrameLocks xmlns:a="http://schemas.openxmlformats.org/drawingml/2006/main"/>
+                </wp:cNvGraphicFramePr>
+                <a:graphic xmlns:a="http://schemas.openxmlformats.org/drawingml/2006/main">
+                  <a:graphicData uri="http://schemas.microsoft.com/office/word/2010/wordprocessingShape">
+                    <wps:wsp>
+                      <wps:cNvSpPr txBox="1">
+                        <a:spLocks noChangeArrowheads="1"/>
+                      </wps:cNvSpPr>
+                      <wps:spPr bwMode="auto">
+                        <a:xfrm>
+                          <a:off x="0" y="0"/>
+                          <a:ext cx="6042660" cy="1404620"/>
+                        </a:xfrm>
+                        <a:prstGeom prst="rect">
+                          <a:avLst/>
+                        </a:prstGeom>
+                        <a:solidFill>
+                          <a:srgbClr val="FFFFFF"/>
+                        </a:solidFill>
+                        <a:ln w="9525">
+                          <a:solidFill>
+                            <a:srgbClr val="000000"/>
+                          </a:solidFill>
+                          <a:miter lim="800000"/>
+                          <a:headEnd/>
+                          <a:tailEnd/>
+                        </a:ln>
+                      </wps:spPr>
+                      <wps:txbx>
+                        <w:txbxContent>
+                          <w:p>
+                            <w:pPr>
+                              <w:pStyle w:val="borito"/>
+                              <w:pageBreakBefore w:val="0"/>
+                              <w:jc w:val="center"/>
+                            </w:pPr>
+                            <w:r>
+                              <w:t>Hardver dokumentáció</w:t>
+                            </w:r>
+                          </w:p>
+                        </w:txbxContent>
+                      </wps:txbx>
+                      <wps:bodyPr rot="0" vert="horz" wrap="square" lIns="91440" tIns="45720" rIns="91440" bIns="45720" anchor="t" anchorCtr="0">
+                        <a:spAutoFit/>
+                      </wps:bodyPr>
+                    </wps:wsp>
+                  </a:graphicData>
+                </a:graphic>
+                <wp14:sizeRelH relativeFrom="margin">
+                  <wp14:pctWidth>0</wp14:pctWidth>
+                </wp14:sizeRelH>
+                <wp14:sizeRelV relativeFrom="margin">
+                  <wp14:pctHeight>20000</wp14:pctHeight>
+                </wp14:sizeRelV>
+              </wp:anchor>
+            </w:drawing>
+          </mc:Choice>
+          <mc:Fallback>
+            <w:pict>
+              <v:shape w14:anchorId="44728BA4" id="_x0000_s1029" type="#_x0000_t202" style="position:absolute;margin-left:0;margin-top:297.85pt;width:475.8pt;height:110.6pt;z-index:251665408;visibility:visible;mso-wrap-style:square;mso-width-percent:0;mso-height-percent:200;mso-wrap-distance-left:9pt;mso-wrap-distance-top:3.6pt;mso-wrap-distance-right:9pt;mso-wrap-distance-bottom:3.6pt;mso-position-horizontal:center;mso-position-horizontal-relative:margin;mso-position-vertical:absolute;mso-position-vertical-relative:text;mso-width-percent:0;mso-height-percent:200;mso-width-relative:margin;mso-height-relative:margin;v-text-anchor:top" o:gfxdata="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">
+                <v:textbox style="mso-fit-shape-to-text:t">
+                  <w:txbxContent>
+                    <w:p>
+                      <w:pPr>
+                        <w:pStyle w:val="borito"/>
+                        <w:pageBreakBefore w:val="0"/>
+                        <w:jc w:val="center"/>
+                      </w:pPr>
+                      <w:r>
+                        <w:t>Hardver dokumentáció</w:t>
+                      </w:r>
+                    </w:p>
+                  </w:txbxContent>
+                </v:textbox>
+                <w10:wrap type="square" anchorx="margin"/>
+              </v:shape>
+            </w:pict>
+          </mc:Fallback>
+        </mc:AlternateContent>
+      </w:r>
+      <w:r>
+        <w:br w:type="page"/>
+      </w:r>
+    </w:p>
+    <w:p>
+      <w:pPr>
+        <w:keepLines w:val="0"/>
+        <w:widowControl/>
+        <w:spacing w:before="0" w:after="160" w:line="259" w:lineRule="auto"/>
+        <w:ind w:left="0"/>
+        <w:jc w:val="left"/>
+      </w:pPr>
+      <w:r>
+        <w:lastRenderedPageBreak/>
+        <w:t>IDE JÖN A HARDVERES ELEMEK LEÍRÁSA ÉS DOKUMENTÁCIÓJA</w:t>
+      </w:r>
+    </w:p>
+    <w:p>
+      <w:pPr>
+        <w:keepLines w:val="0"/>
+        <w:widowControl/>
+        <w:spacing w:before="0" w:after="160" w:line="259" w:lineRule="auto"/>
+        <w:ind w:left="0"/>
+        <w:jc w:val="left"/>
+      </w:pPr>
+      <w:r>
+        <w:br w:type="page"/>
+      </w:r>
+    </w:p>
+    <w:p>
+      <w:pPr>
+        <w:keepLines w:val="0"/>
+        <w:widowControl/>
+        <w:spacing w:before="0" w:after="160" w:line="259" w:lineRule="auto"/>
+        <w:ind w:left="0"/>
+        <w:jc w:val="left"/>
+      </w:pPr>
+    </w:p>
+    <w:p>
+      <w:pPr>
+        <w:keepLines w:val="0"/>
+        <w:widowControl/>
+        <w:spacing w:before="0" w:after="160" w:line="259" w:lineRule="auto"/>
+        <w:ind w:left="0"/>
+        <w:jc w:val="left"/>
+      </w:pPr>
+      <w:r>
+        <w:rPr>
+          <w:noProof/>
+        </w:rPr>
+        <mc:AlternateContent>
+          <mc:Choice Requires="wps">
+            <w:drawing>
+              <wp:anchor distT="45720" distB="45720" distL="114300" distR="114300" simplePos="0" relativeHeight="251667456" behindDoc="0" locked="0" layoutInCell="1" allowOverlap="1" wp14:anchorId="31CF3EF8" wp14:editId="6C4C3DC9">
+                <wp:simplePos x="0" y="0"/>
+                <wp:positionH relativeFrom="margin">
+                  <wp:align>center</wp:align>
+                </wp:positionH>
+                <wp:positionV relativeFrom="paragraph">
+                  <wp:posOffset>3495647</wp:posOffset>
+                </wp:positionV>
+                <wp:extent cx="6042660" cy="1404620"/>
+                <wp:effectExtent l="0" t="0" r="15240" b="19685"/>
+                <wp:wrapSquare wrapText="bothSides"/>
+                <wp:docPr id="10" name="Szövegdoboz 2"/>
+                <wp:cNvGraphicFramePr>
+                  <a:graphicFrameLocks xmlns:a="http://schemas.openxmlformats.org/drawingml/2006/main"/>
+                </wp:cNvGraphicFramePr>
+                <a:graphic xmlns:a="http://schemas.openxmlformats.org/drawingml/2006/main">
+                  <a:graphicData uri="http://schemas.microsoft.com/office/word/2010/wordprocessingShape">
+                    <wps:wsp>
+                      <wps:cNvSpPr txBox="1">
+                        <a:spLocks noChangeArrowheads="1"/>
+                      </wps:cNvSpPr>
+                      <wps:spPr bwMode="auto">
+                        <a:xfrm>
+                          <a:off x="0" y="0"/>
+                          <a:ext cx="6042660" cy="1404620"/>
+                        </a:xfrm>
+                        <a:prstGeom prst="rect">
+                          <a:avLst/>
+                        </a:prstGeom>
+                        <a:solidFill>
+                          <a:srgbClr val="FFFFFF"/>
+                        </a:solidFill>
+                        <a:ln w="9525">
+                          <a:solidFill>
+                            <a:srgbClr val="000000"/>
+                          </a:solidFill>
+                          <a:miter lim="800000"/>
+                          <a:headEnd/>
+                          <a:tailEnd/>
+                        </a:ln>
+                      </wps:spPr>
+                      <wps:txbx>
+                        <w:txbxContent>
+                          <w:p>
+                            <w:pPr>
+                              <w:pStyle w:val="borito"/>
+                              <w:pageBreakBefore w:val="0"/>
+                              <w:jc w:val="center"/>
+                            </w:pPr>
+                            <w:r>
+                              <w:t>Teszt</w:t>
+                            </w:r>
+                            <w:r>
+                              <w:t>dokumentáció</w:t>
+                            </w:r>
+                          </w:p>
+                        </w:txbxContent>
+                      </wps:txbx>
+                      <wps:bodyPr rot="0" vert="horz" wrap="square" lIns="91440" tIns="45720" rIns="91440" bIns="45720" anchor="t" anchorCtr="0">
+                        <a:spAutoFit/>
+                      </wps:bodyPr>
+                    </wps:wsp>
+                  </a:graphicData>
+                </a:graphic>
+                <wp14:sizeRelH relativeFrom="margin">
+                  <wp14:pctWidth>0</wp14:pctWidth>
+                </wp14:sizeRelH>
+                <wp14:sizeRelV relativeFrom="margin">
+                  <wp14:pctHeight>20000</wp14:pctHeight>
+                </wp14:sizeRelV>
+              </wp:anchor>
+            </w:drawing>
+          </mc:Choice>
+          <mc:Fallback>
+            <w:pict>
+              <v:shape w14:anchorId="31CF3EF8" id="_x0000_s1030" type="#_x0000_t202" style="position:absolute;margin-left:0;margin-top:275.25pt;width:475.8pt;height:110.6pt;z-index:251667456;visibility:visible;mso-wrap-style:square;mso-width-percent:0;mso-height-percent:200;mso-wrap-distance-left:9pt;mso-wrap-distance-top:3.6pt;mso-wrap-distance-right:9pt;mso-wrap-distance-bottom:3.6pt;mso-position-horizontal:center;mso-position-horizontal-relative:margin;mso-position-vertical:absolute;mso-position-vertical-relative:text;mso-width-percent:0;mso-height-percent:200;mso-width-relative:margin;mso-height-relative:margin;v-text-anchor:top" o:gfxdata="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">
+                <v:textbox style="mso-fit-shape-to-text:t">
+                  <w:txbxContent>
+                    <w:p>
+                      <w:pPr>
+                        <w:pStyle w:val="borito"/>
+                        <w:pageBreakBefore w:val="0"/>
+                        <w:jc w:val="center"/>
+                      </w:pPr>
+                      <w:r>
+                        <w:t>Teszt</w:t>
+                      </w:r>
+                      <w:r>
+                        <w:t>dokumentáció</w:t>
+                      </w:r>
+                    </w:p>
+                  </w:txbxContent>
+                </v:textbox>
+                <w10:wrap type="square" anchorx="margin"/>
+              </v:shape>
+            </w:pict>
+          </mc:Fallback>
+        </mc:AlternateContent>
+      </w:r>
+      <w:r>
+        <w:br w:type="page"/>
+      </w:r>
+    </w:p>
+    <w:p>
+      <w:pPr>
+        <w:keepLines w:val="0"/>
+        <w:widowControl/>
+        <w:spacing w:before="0" w:after="160" w:line="259" w:lineRule="auto"/>
+        <w:ind w:left="0"/>
+        <w:jc w:val="left"/>
+      </w:pPr>
+    </w:p>
     <w:sectPr>
       <w:headerReference w:type="default" r:id="rId13"/>
       <w:footerReference w:type="default" r:id="rId14"/>
@@ -24623,7 +25721,7 @@
                     <v:h position="#0,topLeft" xrange="0,21600"/>
                   </v:handles>
                 </v:shapetype>
-                <v:shape id="Háromszög 1" o:spid="_x0000_s1029" type="#_x0000_t5" style="position:absolute;left:0;text-align:left;margin-left:0;margin-top:0;width:167.4pt;height:161.8pt;flip:x;z-index:251659264;visibility:visible;mso-wrap-style:square;mso-width-percent:0;mso-height-percent:0;mso-wrap-distance-left:9pt;mso-wrap-distance-top:0;mso-wrap-distance-right:9pt;mso-wrap-distance-bottom:0;mso-position-horizontal:left;mso-position-horizontal-relative:page;mso-position-vertical:bottom;mso-position-vertical-relative:page;mso-width-percent:0;mso-height-percent:0;mso-width-relative:page;mso-height-relative:page;v-text-anchor:top" o:gfxdata="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" adj="21600" fillcolor="#5f3279" stroked="f">
+                <v:shape id="Háromszög 1" o:spid="_x0000_s1031" type="#_x0000_t5" style="position:absolute;left:0;text-align:left;margin-left:0;margin-top:0;width:167.4pt;height:161.8pt;flip:x;z-index:251659264;visibility:visible;mso-wrap-style:square;mso-width-percent:0;mso-height-percent:0;mso-wrap-distance-left:9pt;mso-wrap-distance-top:0;mso-wrap-distance-right:9pt;mso-wrap-distance-bottom:0;mso-position-horizontal:left;mso-position-horizontal-relative:page;mso-position-vertical:bottom;mso-position-vertical-relative:page;mso-width-percent:0;mso-height-percent:0;mso-width-relative:page;mso-height-relative:page;v-text-anchor:top" o:gfxdata="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" adj="21600" fillcolor="#5f3279" stroked="f">
                   <v:textbox>
                     <w:txbxContent>
                       <w:p>
@@ -28727,6 +29825,7 @@
   <w:style w:type="character" w:default="1" w:styleId="Bekezdsalapbettpusa">
     <w:name w:val="Default Paragraph Font"/>
     <w:uiPriority w:val="1"/>
+    <w:semiHidden/>
     <w:unhideWhenUsed/>
   </w:style>
   <w:style w:type="table" w:default="1" w:styleId="Normltblzat">
@@ -29232,7 +30331,7 @@
       <w:docPartBody>
         <w:p>
           <w:pPr>
-            <w:pStyle w:val="CB09E708C999499D839D3B968DE16062"/>
+            <w:pStyle w:val="C7BCD9ECF0174D8A829A875426A1E786"/>
           </w:pPr>
           <w:r>
             <w:rPr>
@@ -29262,9 +30361,7 @@
       </w:docPartPr>
       <w:docPartBody>
         <w:p>
-          <w:pPr>
-            <w:pStyle w:val="C7BCD9ECF0174D8A829A875426A1E786"/>
-          </w:pPr>
+          <w:pPr/>
           <w:r>
             <w:rPr>
               <w:color w:val="4472C4" w:themeColor="accent1"/>
@@ -29337,7 +30434,7 @@
     <w:charset w:val="80"/>
     <w:family w:val="modern"/>
     <w:pitch w:val="fixed"/>
-    <w:sig w:usb0="00000287" w:usb1="08070000" w:usb2="00000010" w:usb3="00000000" w:csb0="0002009F" w:csb1="00000000"/>
+    <w:sig w:usb0="E00002FF" w:usb1="6AC7FDFB" w:usb2="08000012" w:usb3="00000000" w:csb0="0002009F" w:csb1="00000000"/>
   </w:font>
   <w:font w:name="MS Mincho">
     <w:altName w:val="ＭＳ 明朝"/>
@@ -29345,7 +30442,7 @@
     <w:charset w:val="80"/>
     <w:family w:val="modern"/>
     <w:pitch w:val="fixed"/>
-    <w:sig w:usb0="00000287" w:usb1="08070000" w:usb2="00000010" w:usb3="00000000" w:csb0="0002009F" w:csb1="00000000"/>
+    <w:sig w:usb0="E00002FF" w:usb1="6AC7FDFB" w:usb2="08000012" w:usb3="00000000" w:csb0="0002009F" w:csb1="00000000"/>
   </w:font>
   <w:font w:name="Cambria">
     <w:panose1 w:val="02040503050406030204"/>
@@ -29379,9 +30476,11 @@
     <w:rsid w:val="004830A4"/>
     <w:rsid w:val="004D18AA"/>
     <w:rsid w:val="005A6787"/>
+    <w:rsid w:val="00714486"/>
     <w:rsid w:val="00763C50"/>
     <w:rsid w:val="008B030D"/>
     <w:rsid w:val="009E2E5A"/>
+    <w:rsid w:val="00BD0ACD"/>
     <w:rsid w:val="00BE66E3"/>
     <w:rsid w:val="00C06352"/>
     <w:rsid w:val="00DD6574"/>
@@ -29839,10 +30938,6 @@
     <w:name w:val="06A875C2DE3D405D8B9651A5C0DA7627"/>
     <w:rsid w:val="00C06352"/>
   </w:style>
-  <w:style w:type="paragraph" w:customStyle="1" w:styleId="C7F1571D756C4462A5FD853ABD6B50F4">
-    <w:name w:val="C7F1571D756C4462A5FD853ABD6B50F4"/>
-    <w:rsid w:val="00C06352"/>
-  </w:style>
   <w:style w:type="paragraph" w:customStyle="1" w:styleId="CB09E708C999499D839D3B968DE16062">
     <w:name w:val="CB09E708C999499D839D3B968DE16062"/>
     <w:rsid w:val="00C06352"/>
@@ -29850,46 +30945,6 @@
   <w:style w:type="paragraph" w:customStyle="1" w:styleId="C7BCD9ECF0174D8A829A875426A1E786">
     <w:name w:val="C7BCD9ECF0174D8A829A875426A1E786"/>
     <w:rsid w:val="00C06352"/>
-  </w:style>
-  <w:style w:type="paragraph" w:customStyle="1" w:styleId="2686DEC847834E849A63E74D00161F55">
-    <w:name w:val="2686DEC847834E849A63E74D00161F55"/>
-    <w:rsid w:val="00FA22BA"/>
-  </w:style>
-  <w:style w:type="paragraph" w:customStyle="1" w:styleId="4B77F849D8BC41F68D306F9910BBBECF">
-    <w:name w:val="4B77F849D8BC41F68D306F9910BBBECF"/>
-    <w:rsid w:val="00FA22BA"/>
-  </w:style>
-  <w:style w:type="paragraph" w:customStyle="1" w:styleId="0E79A8C5204E4281A60146AF167FABFB">
-    <w:name w:val="0E79A8C5204E4281A60146AF167FABFB"/>
-    <w:rsid w:val="00FA22BA"/>
-  </w:style>
-  <w:style w:type="paragraph" w:customStyle="1" w:styleId="BAA62F42B9144FC0A954728AF3C377B7">
-    <w:name w:val="BAA62F42B9144FC0A954728AF3C377B7"/>
-    <w:rsid w:val="00FA22BA"/>
-  </w:style>
-  <w:style w:type="paragraph" w:customStyle="1" w:styleId="BFD656958C0447F79AF4DC9CE4A5E1CA">
-    <w:name w:val="BFD656958C0447F79AF4DC9CE4A5E1CA"/>
-    <w:rsid w:val="00FA22BA"/>
-  </w:style>
-  <w:style w:type="paragraph" w:customStyle="1" w:styleId="F75DB68C1F264B188C942D328421A44C">
-    <w:name w:val="F75DB68C1F264B188C942D328421A44C"/>
-    <w:rsid w:val="00FA22BA"/>
-  </w:style>
-  <w:style w:type="paragraph" w:customStyle="1" w:styleId="D75B77A0496949BD93782741192EAF1B">
-    <w:name w:val="D75B77A0496949BD93782741192EAF1B"/>
-    <w:rsid w:val="00FA22BA"/>
-  </w:style>
-  <w:style w:type="paragraph" w:customStyle="1" w:styleId="4FF8E17D2D5F4F219D2C8F2A3AEE4323">
-    <w:name w:val="4FF8E17D2D5F4F219D2C8F2A3AEE4323"/>
-    <w:rsid w:val="00FA22BA"/>
-  </w:style>
-  <w:style w:type="paragraph" w:customStyle="1" w:styleId="082C5E374A5F41E2BF797D07D3FB0C7A">
-    <w:name w:val="082C5E374A5F41E2BF797D07D3FB0C7A"/>
-    <w:rsid w:val="00FA22BA"/>
-  </w:style>
-  <w:style w:type="paragraph" w:customStyle="1" w:styleId="3038B4EEC99C4DED827CEF04E9D8E2EA">
-    <w:name w:val="3038B4EEC99C4DED827CEF04E9D8E2EA"/>
-    <w:rsid w:val="00FA22BA"/>
   </w:style>
 </w:styles>
 </file>

--- a/Assets/Szoftverspecifikáció_MonostoriMárkGyörgy_SzabóMáté.docx
+++ b/Assets/Szoftverspecifikáció_MonostoriMárkGyörgy_SzabóMáté.docx
@@ -28146,7 +28146,19 @@
         <w:pStyle w:val="Listaszerfelsorols"/>
       </w:pPr>
       <w:r>
-        <w:t>Funkcionális tesztelés: minden funkció helyes működése</w:t>
+        <w:t xml:space="preserve">Funkcionális tesztelés: </w:t>
+      </w:r>
+      <w:r>
+        <w:t xml:space="preserve">legfontosabb </w:t>
+      </w:r>
+      <w:r>
+        <w:t>funkció</w:t>
+      </w:r>
+      <w:r>
+        <w:t>k</w:t>
+      </w:r>
+      <w:r>
+        <w:t xml:space="preserve"> helyes működése</w:t>
       </w:r>
     </w:p>
     <w:p>
@@ -28187,14 +28199,6 @@
       </w:pPr>
       <w:r>
         <w:t>Hibakezelés: hibás bemenetek és hibaüzenetek kezelése</w:t>
-      </w:r>
-    </w:p>
-    <w:p>
-      <w:pPr>
-        <w:pStyle w:val="Listaszerfelsorols"/>
-      </w:pPr>
-      <w:r>
-        <w:t>Teljesítmény tesztelés: válaszidők és rendszerstabilitás</w:t>
       </w:r>
     </w:p>
     <w:p>
@@ -29044,446 +29048,497 @@
     </w:p>
     <w:p>
       <w:pPr>
+        <w:pStyle w:val="Cmsor2"/>
+      </w:pPr>
+      <w:bookmarkStart w:id="110" w:name="_Toc222915420"/>
+      <w:r>
+        <w:lastRenderedPageBreak/>
+        <w:t>2</w:t>
+      </w:r>
+      <w:r>
+        <w:t>1</w:t>
+      </w:r>
+      <w:r>
+        <w:t>.4. Backend futtatási környezet</w:t>
+      </w:r>
+      <w:bookmarkEnd w:id="110"/>
+    </w:p>
+    <w:p>
+      <w:pPr>
+        <w:rPr>
+          <w:rFonts w:cs="Arial"/>
+        </w:rPr>
+      </w:pPr>
+      <w:r>
+        <w:rPr>
+          <w:rFonts w:cs="Arial"/>
+        </w:rPr>
+        <w:t>A backend szerver a következő környezetben fut:</w:t>
+      </w:r>
+    </w:p>
+    <w:p>
+      <w:pPr>
         <w:pStyle w:val="Listaszerfelsorols"/>
-        <w:keepNext/>
-      </w:pPr>
-      <w:proofErr w:type="spellStart"/>
+      </w:pPr>
+      <w:r>
+        <w:t xml:space="preserve">Laravel </w:t>
+      </w:r>
+      <w:proofErr w:type="spellStart"/>
+      <w:r>
+        <w:t>fejlesztői</w:t>
+      </w:r>
+      <w:proofErr w:type="spellEnd"/>
+      <w:r>
+        <w:t xml:space="preserve"> </w:t>
+      </w:r>
+      <w:proofErr w:type="spellStart"/>
+      <w:r>
+        <w:t>szerver</w:t>
+      </w:r>
+      <w:proofErr w:type="spellEnd"/>
+      <w:r>
+        <w:t xml:space="preserve"> (php artisan serve</w:t>
+      </w:r>
+      <w:r>
+        <w:t xml:space="preserve"> –host=0.0.0.0</w:t>
+      </w:r>
+      <w:r>
+        <w:t>)</w:t>
+      </w:r>
+    </w:p>
+    <w:p>
+      <w:pPr>
+        <w:pStyle w:val="Listaszerfelsorols"/>
+      </w:pPr>
+      <w:r>
+        <w:t>Port: 8000 (</w:t>
+      </w:r>
+      <w:proofErr w:type="spellStart"/>
+      <w:r>
+        <w:t>alapértelmezett</w:t>
+      </w:r>
+      <w:proofErr w:type="spellEnd"/>
+      <w:r>
+        <w:t>)</w:t>
+      </w:r>
+      <w:r>
+        <w:t xml:space="preserve">, a windows </w:t>
+      </w:r>
+      <w:proofErr w:type="spellStart"/>
+      <w:r>
+        <w:t>tűzfalon</w:t>
+      </w:r>
+      <w:proofErr w:type="spellEnd"/>
+      <w:r>
+        <w:t xml:space="preserve"> ki -</w:t>
+      </w:r>
+      <w:proofErr w:type="spellStart"/>
+      <w:r>
+        <w:t>és</w:t>
+      </w:r>
+      <w:proofErr w:type="spellEnd"/>
+      <w:r>
+        <w:t xml:space="preserve"> </w:t>
+      </w:r>
+      <w:proofErr w:type="spellStart"/>
+      <w:r>
+        <w:t>bemenő</w:t>
+      </w:r>
+      <w:proofErr w:type="spellEnd"/>
+      <w:r>
+        <w:t xml:space="preserve"> </w:t>
+      </w:r>
+      <w:proofErr w:type="spellStart"/>
+      <w:r>
+        <w:t>szabályoknál</w:t>
+      </w:r>
+      <w:proofErr w:type="spellEnd"/>
+      <w:r>
+        <w:t xml:space="preserve"> </w:t>
+      </w:r>
+      <w:proofErr w:type="spellStart"/>
+      <w:r>
+        <w:t>engedélyezve</w:t>
+      </w:r>
+      <w:proofErr w:type="spellEnd"/>
+    </w:p>
+    <w:p>
+      <w:pPr>
+        <w:pStyle w:val="Listaszerfelsorols"/>
+      </w:pPr>
+      <w:r>
+        <w:t xml:space="preserve">API </w:t>
+      </w:r>
+      <w:proofErr w:type="spellStart"/>
+      <w:r>
+        <w:t>alap</w:t>
+      </w:r>
+      <w:proofErr w:type="spellEnd"/>
+      <w:r>
+        <w:t xml:space="preserve"> URL: </w:t>
+      </w:r>
+      <w:hyperlink w:history="1">
+        <w:r>
+          <w:rPr>
+            <w:rStyle w:val="Hiperhivatkozs"/>
+            <w:rFonts w:cs="Arial"/>
+          </w:rPr>
+          <w:t xml:space="preserve">http:// </w:t>
+        </w:r>
+        <w:r>
+          <w:t>(a</w:t>
+        </w:r>
+      </w:hyperlink>
+      <w:r>
+        <w:t xml:space="preserve"> </w:t>
+      </w:r>
+      <w:proofErr w:type="spellStart"/>
+      <w:r>
+        <w:t>szerver</w:t>
+      </w:r>
+      <w:proofErr w:type="spellEnd"/>
+      <w:r>
+        <w:t xml:space="preserve"> </w:t>
+      </w:r>
+      <w:proofErr w:type="spellStart"/>
+      <w:r>
+        <w:t>gép</w:t>
+      </w:r>
+      <w:proofErr w:type="spellEnd"/>
+      <w:r>
+        <w:t xml:space="preserve"> </w:t>
+      </w:r>
+      <w:proofErr w:type="spellStart"/>
+      <w:r>
+        <w:t>aktuális</w:t>
+      </w:r>
+      <w:proofErr w:type="spellEnd"/>
+      <w:r>
+        <w:t xml:space="preserve"> IP </w:t>
+      </w:r>
+      <w:proofErr w:type="spellStart"/>
+      <w:r>
+        <w:t>címe</w:t>
+      </w:r>
+      <w:proofErr w:type="spellEnd"/>
+      <w:r>
+        <w:t>)</w:t>
+      </w:r>
+      <w:r>
+        <w:t>:8000/</w:t>
+      </w:r>
+      <w:proofErr w:type="spellStart"/>
+      <w:r>
+        <w:t>api</w:t>
+      </w:r>
+      <w:proofErr w:type="spellEnd"/>
+    </w:p>
+    <w:p>
+      <w:pPr>
+        <w:pStyle w:val="Listaszerfelsorols"/>
+      </w:pPr>
+      <w:r>
+        <w:t xml:space="preserve">CORS </w:t>
+      </w:r>
+      <w:proofErr w:type="spellStart"/>
+      <w:r>
+        <w:t>beállítások</w:t>
+      </w:r>
+      <w:proofErr w:type="spellEnd"/>
+      <w:r>
+        <w:t xml:space="preserve"> </w:t>
+      </w:r>
+      <w:proofErr w:type="spellStart"/>
+      <w:r>
+        <w:t>engedélyezve</w:t>
+      </w:r>
+      <w:proofErr w:type="spellEnd"/>
+    </w:p>
+    <w:p>
+      <w:pPr>
+        <w:pStyle w:val="Listaszerfelsorols"/>
+      </w:pPr>
+      <w:r>
+        <w:t>Laravel Sanctum token-</w:t>
+      </w:r>
+      <w:proofErr w:type="spellStart"/>
+      <w:r>
+        <w:t>alapú</w:t>
+      </w:r>
+      <w:proofErr w:type="spellEnd"/>
+      <w:r>
+        <w:t xml:space="preserve"> </w:t>
+      </w:r>
+      <w:proofErr w:type="spellStart"/>
+      <w:r>
+        <w:t>hitelesítés</w:t>
+      </w:r>
+      <w:proofErr w:type="spellEnd"/>
+    </w:p>
+    <w:p>
+      <w:pPr>
+        <w:pStyle w:val="Cmsor2"/>
+      </w:pPr>
+      <w:r>
+        <w:t>21.5. Frontend környezet</w:t>
+      </w:r>
+    </w:p>
+    <w:p>
+      <w:pPr>
+        <w:pStyle w:val="Listaszerfelsorols"/>
+      </w:pPr>
+      <w:r>
+        <w:t>A frontend szerver a következő környezetben fut:</w:t>
+      </w:r>
+    </w:p>
+    <w:p>
+      <w:pPr>
+        <w:pStyle w:val="Listaszerfelsorols"/>
+      </w:pPr>
+      <w:r>
+        <w:t>Vue.js fejlesztési szerver (</w:t>
+      </w:r>
+      <w:proofErr w:type="spellStart"/>
+      <w:r>
+        <w:t>npm</w:t>
+      </w:r>
+      <w:proofErr w:type="spellEnd"/>
+      <w:r>
+        <w:t xml:space="preserve"> </w:t>
+      </w:r>
+      <w:proofErr w:type="spellStart"/>
+      <w:r>
+        <w:t>run</w:t>
+      </w:r>
+      <w:proofErr w:type="spellEnd"/>
+      <w:r>
+        <w:t xml:space="preserve"> </w:t>
+      </w:r>
+      <w:proofErr w:type="spellStart"/>
+      <w:r>
+        <w:t>dev</w:t>
+      </w:r>
+      <w:proofErr w:type="spellEnd"/>
+      <w:r>
+        <w:t>)</w:t>
+      </w:r>
+    </w:p>
+    <w:p>
+      <w:pPr>
+        <w:pStyle w:val="Listaszerfelsorols"/>
+      </w:pPr>
+      <w:r>
+        <w:t>Port: 3000 (szintén engedélyezve a tűzfalon)</w:t>
+      </w:r>
+    </w:p>
+    <w:p>
+      <w:pPr>
+        <w:pStyle w:val="Listaszerfelsorols"/>
+      </w:pPr>
+      <w:r>
+        <w:t xml:space="preserve">API: VITE_BASE_URL-el beállítva a backend szerver alap </w:t>
+      </w:r>
+      <w:proofErr w:type="spellStart"/>
+      <w:r>
+        <w:t>url-jére</w:t>
+      </w:r>
+      <w:proofErr w:type="spellEnd"/>
+    </w:p>
+    <w:p/>
+    <w:p>
+      <w:pPr>
+        <w:pStyle w:val="Cmsor1"/>
+      </w:pPr>
+      <w:bookmarkStart w:id="111" w:name="_Toc222915421"/>
+      <w:r>
+        <w:t>22</w:t>
+      </w:r>
+      <w:r>
+        <w:t>. Tesztelési módszerek</w:t>
+      </w:r>
+      <w:bookmarkEnd w:id="111"/>
+    </w:p>
+    <w:p>
+      <w:pPr>
+        <w:pStyle w:val="Cmsor2"/>
+      </w:pPr>
+      <w:bookmarkStart w:id="112" w:name="_Toc222915422"/>
+      <w:r>
+        <w:t>22</w:t>
+      </w:r>
+      <w:r>
+        <w:t>.1. Manuális tesztelés</w:t>
+      </w:r>
+      <w:bookmarkEnd w:id="112"/>
+    </w:p>
+    <w:p>
+      <w:pPr>
+        <w:ind w:left="708"/>
+        <w:rPr>
+          <w:rFonts w:cs="Arial"/>
+        </w:rPr>
+      </w:pPr>
+      <w:r>
+        <w:rPr>
+          <w:rFonts w:cs="Arial"/>
+        </w:rPr>
+        <w:t>A manuális tesztelés során a tesztelő közvetlenül használja a felhasználói felületet, és ellenőrzi a funkciók helyes működését. Ez a módszer lehetővé teszi a felhasználói élmény értékelését és a vizuális hibák azonosítását.</w:t>
+      </w:r>
+    </w:p>
+    <w:p>
+      <w:pPr>
+        <w:pStyle w:val="Cmsor2"/>
+      </w:pPr>
+      <w:bookmarkStart w:id="113" w:name="_Toc222915423"/>
+      <w:r>
+        <w:t>22</w:t>
+      </w:r>
+      <w:r>
+        <w:t>.</w:t>
+      </w:r>
+      <w:r>
+        <w:t>2</w:t>
+      </w:r>
+      <w:r>
+        <w:t xml:space="preserve"> Automatizált tesztelés (</w:t>
+      </w:r>
+      <w:proofErr w:type="spellStart"/>
+      <w:r>
+        <w:t>Selenium</w:t>
+      </w:r>
+      <w:proofErr w:type="spellEnd"/>
+      <w:r>
+        <w:t>)</w:t>
+      </w:r>
+      <w:bookmarkEnd w:id="113"/>
+    </w:p>
+    <w:p>
+      <w:r>
+        <w:t xml:space="preserve">Az automatizált tesztelés során </w:t>
+      </w:r>
+      <w:proofErr w:type="spellStart"/>
+      <w:r>
+        <w:t>Selenium</w:t>
+      </w:r>
+      <w:proofErr w:type="spellEnd"/>
+      <w:r>
+        <w:t xml:space="preserve"> </w:t>
+      </w:r>
+      <w:proofErr w:type="spellStart"/>
+      <w:r>
+        <w:t>framework</w:t>
+      </w:r>
+      <w:proofErr w:type="spellEnd"/>
+      <w:r>
+        <w:t>-ot használunk, amivel hatékonyabbá tesszük a tesztelés folyamatát. A következőket foglalja magában:</w:t>
+      </w:r>
+    </w:p>
+    <w:p>
+      <w:pPr>
+        <w:pStyle w:val="Listaszerfelsorols"/>
+      </w:pPr>
+      <w:r>
+        <w:t>Bejelentkezés</w:t>
+      </w:r>
+    </w:p>
+    <w:p>
+      <w:pPr>
+        <w:pStyle w:val="Listaszerfelsorols"/>
+      </w:pPr>
+      <w:r>
+        <w:t>Keresés</w:t>
+      </w:r>
+    </w:p>
+    <w:p>
+      <w:pPr>
+        <w:pStyle w:val="Listaszerfelsorols"/>
+      </w:pPr>
+      <w:r>
+        <w:t>Navigáció tesztelése</w:t>
+      </w:r>
+    </w:p>
+    <w:p>
+      <w:pPr>
+        <w:pStyle w:val="Listaszerfelsorols"/>
+      </w:pPr>
+      <w:r>
+        <w:t>Adminisztrátori funkció tesztelése (Összetett űrlap)</w:t>
+      </w:r>
+    </w:p>
+    <w:p/>
+    <w:p>
+      <w:pPr>
+        <w:pStyle w:val="Cmsor2"/>
+      </w:pPr>
+      <w:bookmarkStart w:id="114" w:name="_Toc222915424"/>
+      <w:r>
+        <w:t>22.3</w:t>
+      </w:r>
+      <w:r>
+        <w:t>. API tesztelés</w:t>
+      </w:r>
+      <w:bookmarkEnd w:id="114"/>
+    </w:p>
+    <w:p>
+      <w:pPr>
+        <w:rPr>
+          <w:rFonts w:cs="Arial"/>
+        </w:rPr>
+      </w:pPr>
+      <w:r>
+        <w:rPr>
+          <w:rFonts w:cs="Arial"/>
+        </w:rPr>
+        <w:t xml:space="preserve">Az API tesztelés során a REST API végpontokat teszteljük, ellenőrizzük a válaszokat, a státusz kódokat és az adatstruktúrákat. </w:t>
+      </w:r>
+      <w:proofErr w:type="spellStart"/>
+      <w:r>
+        <w:rPr>
+          <w:rFonts w:cs="Arial"/>
+        </w:rPr>
+        <w:t>Swagger</w:t>
+      </w:r>
+      <w:proofErr w:type="spellEnd"/>
+      <w:r>
+        <w:rPr>
+          <w:rFonts w:cs="Arial"/>
+        </w:rPr>
+        <w:t xml:space="preserve"> UI-t használunk az API dokumentáció megtekintéséhez és a végpontok teszteléséhez.</w:t>
+      </w:r>
+    </w:p>
+    <w:p>
+      <w:pPr>
+        <w:pStyle w:val="Cmsor1"/>
+      </w:pPr>
+      <w:bookmarkStart w:id="115" w:name="_Toc222915425"/>
       <w:r>
         <w:lastRenderedPageBreak/>
-        <w:t>Safari</w:t>
-      </w:r>
-      <w:proofErr w:type="spellEnd"/>
-      <w:r>
-        <w:t xml:space="preserve"> (</w:t>
-      </w:r>
-      <w:proofErr w:type="spellStart"/>
-      <w:r>
-        <w:t>macOS</w:t>
-      </w:r>
-      <w:proofErr w:type="spellEnd"/>
-      <w:r>
-        <w:t xml:space="preserve"> esetén)</w:t>
+        <w:t>23</w:t>
+      </w:r>
+      <w:r>
+        <w:t>. Tesztesetek</w:t>
+      </w:r>
+      <w:bookmarkEnd w:id="115"/>
+    </w:p>
+    <w:p>
+      <w:pPr>
+        <w:rPr>
+          <w:rFonts w:cs="Arial"/>
+        </w:rPr>
+      </w:pPr>
+      <w:r>
+        <w:rPr>
+          <w:rFonts w:cs="Arial"/>
+        </w:rPr>
+        <w:t>Az alábbi táblázatokban részletesen dokumentáltuk a főbb teszteseteket. Minden teszteset tartalmazza a teszt azonosítóját, a funkció nevét, a teszt leírását, a bemeneti adatokat, a várt eredményt, a tényleges eredményt és a teszt státuszát.</w:t>
       </w:r>
     </w:p>
     <w:p>
       <w:pPr>
         <w:pStyle w:val="Cmsor2"/>
       </w:pPr>
-      <w:bookmarkStart w:id="110" w:name="_Toc222915420"/>
-      <w:r>
-        <w:t>2</w:t>
-      </w:r>
-      <w:r>
-        <w:t>1</w:t>
-      </w:r>
-      <w:r>
-        <w:t>.4. Backend futtatási környezet</w:t>
-      </w:r>
-      <w:bookmarkEnd w:id="110"/>
-    </w:p>
-    <w:p>
-      <w:pPr>
-        <w:rPr>
-          <w:rFonts w:cs="Arial"/>
-        </w:rPr>
-      </w:pPr>
-      <w:r>
-        <w:rPr>
-          <w:rFonts w:cs="Arial"/>
-        </w:rPr>
-        <w:t>A backend szerver a következő környezetben fut:</w:t>
-      </w:r>
-    </w:p>
-    <w:p>
-      <w:pPr>
-        <w:pStyle w:val="Felsorols"/>
-        <w:tabs>
-          <w:tab w:val="clear" w:pos="360"/>
-          <w:tab w:val="num" w:pos="1060"/>
-        </w:tabs>
-        <w:ind w:left="1060"/>
-        <w:rPr>
-          <w:rFonts w:ascii="Arial" w:hAnsi="Arial" w:cs="Arial"/>
-        </w:rPr>
-      </w:pPr>
-      <w:r>
-        <w:rPr>
-          <w:rFonts w:ascii="Arial" w:hAnsi="Arial" w:cs="Arial"/>
-        </w:rPr>
-        <w:t xml:space="preserve">Laravel </w:t>
-      </w:r>
-      <w:proofErr w:type="spellStart"/>
-      <w:r>
-        <w:rPr>
-          <w:rFonts w:ascii="Arial" w:hAnsi="Arial" w:cs="Arial"/>
-        </w:rPr>
-        <w:t>fejlesztői</w:t>
-      </w:r>
-      <w:proofErr w:type="spellEnd"/>
-      <w:r>
-        <w:rPr>
-          <w:rFonts w:ascii="Arial" w:hAnsi="Arial" w:cs="Arial"/>
-        </w:rPr>
-        <w:t xml:space="preserve"> </w:t>
-      </w:r>
-      <w:proofErr w:type="spellStart"/>
-      <w:r>
-        <w:rPr>
-          <w:rFonts w:ascii="Arial" w:hAnsi="Arial" w:cs="Arial"/>
-        </w:rPr>
-        <w:t>szerver</w:t>
-      </w:r>
-      <w:proofErr w:type="spellEnd"/>
-      <w:r>
-        <w:rPr>
-          <w:rFonts w:ascii="Arial" w:hAnsi="Arial" w:cs="Arial"/>
-        </w:rPr>
-        <w:t xml:space="preserve"> (php artisan serve)</w:t>
-      </w:r>
-    </w:p>
-    <w:p>
-      <w:pPr>
-        <w:pStyle w:val="Felsorols"/>
-        <w:tabs>
-          <w:tab w:val="clear" w:pos="360"/>
-          <w:tab w:val="num" w:pos="1060"/>
-        </w:tabs>
-        <w:ind w:left="1060"/>
-        <w:rPr>
-          <w:rFonts w:ascii="Arial" w:hAnsi="Arial" w:cs="Arial"/>
-        </w:rPr>
-      </w:pPr>
-      <w:r>
-        <w:rPr>
-          <w:rFonts w:ascii="Arial" w:hAnsi="Arial" w:cs="Arial"/>
-        </w:rPr>
-        <w:t>Port: 8000 (</w:t>
-      </w:r>
-      <w:proofErr w:type="spellStart"/>
-      <w:r>
-        <w:rPr>
-          <w:rFonts w:ascii="Arial" w:hAnsi="Arial" w:cs="Arial"/>
-        </w:rPr>
-        <w:t>alapértelmezett</w:t>
-      </w:r>
-      <w:proofErr w:type="spellEnd"/>
-      <w:r>
-        <w:rPr>
-          <w:rFonts w:ascii="Arial" w:hAnsi="Arial" w:cs="Arial"/>
-        </w:rPr>
-        <w:t>)</w:t>
-      </w:r>
-    </w:p>
-    <w:p>
-      <w:pPr>
-        <w:pStyle w:val="Felsorols"/>
-        <w:tabs>
-          <w:tab w:val="clear" w:pos="360"/>
-          <w:tab w:val="num" w:pos="1060"/>
-        </w:tabs>
-        <w:ind w:left="1060"/>
-        <w:rPr>
-          <w:rFonts w:ascii="Arial" w:hAnsi="Arial" w:cs="Arial"/>
-        </w:rPr>
-      </w:pPr>
-      <w:r>
-        <w:rPr>
-          <w:rFonts w:ascii="Arial" w:hAnsi="Arial" w:cs="Arial"/>
-        </w:rPr>
-        <w:t xml:space="preserve">API </w:t>
-      </w:r>
-      <w:proofErr w:type="spellStart"/>
-      <w:r>
-        <w:rPr>
-          <w:rFonts w:ascii="Arial" w:hAnsi="Arial" w:cs="Arial"/>
-        </w:rPr>
-        <w:t>alap</w:t>
-      </w:r>
-      <w:proofErr w:type="spellEnd"/>
-      <w:r>
-        <w:rPr>
-          <w:rFonts w:ascii="Arial" w:hAnsi="Arial" w:cs="Arial"/>
-        </w:rPr>
-        <w:t xml:space="preserve"> URL: http://localhost:8000/api</w:t>
-      </w:r>
-    </w:p>
-    <w:p>
-      <w:pPr>
-        <w:pStyle w:val="Felsorols"/>
-        <w:tabs>
-          <w:tab w:val="clear" w:pos="360"/>
-          <w:tab w:val="num" w:pos="1060"/>
-        </w:tabs>
-        <w:ind w:left="1060"/>
-        <w:rPr>
-          <w:rFonts w:ascii="Arial" w:hAnsi="Arial" w:cs="Arial"/>
-        </w:rPr>
-      </w:pPr>
-      <w:r>
-        <w:rPr>
-          <w:rFonts w:ascii="Arial" w:hAnsi="Arial" w:cs="Arial"/>
-        </w:rPr>
-        <w:t xml:space="preserve">CORS </w:t>
-      </w:r>
-      <w:proofErr w:type="spellStart"/>
-      <w:r>
-        <w:rPr>
-          <w:rFonts w:ascii="Arial" w:hAnsi="Arial" w:cs="Arial"/>
-        </w:rPr>
-        <w:t>beállítások</w:t>
-      </w:r>
-      <w:proofErr w:type="spellEnd"/>
-      <w:r>
-        <w:rPr>
-          <w:rFonts w:ascii="Arial" w:hAnsi="Arial" w:cs="Arial"/>
-        </w:rPr>
-        <w:t xml:space="preserve"> </w:t>
-      </w:r>
-      <w:proofErr w:type="spellStart"/>
-      <w:r>
-        <w:rPr>
-          <w:rFonts w:ascii="Arial" w:hAnsi="Arial" w:cs="Arial"/>
-        </w:rPr>
-        <w:t>engedélyezve</w:t>
-      </w:r>
-      <w:proofErr w:type="spellEnd"/>
-    </w:p>
-    <w:p>
-      <w:pPr>
-        <w:pStyle w:val="Felsorols"/>
-        <w:tabs>
-          <w:tab w:val="clear" w:pos="360"/>
-          <w:tab w:val="num" w:pos="1060"/>
-        </w:tabs>
-        <w:ind w:left="1060"/>
-        <w:rPr>
-          <w:rFonts w:ascii="Arial" w:hAnsi="Arial" w:cs="Arial"/>
-        </w:rPr>
-      </w:pPr>
-      <w:r>
-        <w:rPr>
-          <w:rFonts w:ascii="Arial" w:hAnsi="Arial" w:cs="Arial"/>
-        </w:rPr>
-        <w:t>Laravel Sanctum token-</w:t>
-      </w:r>
-      <w:proofErr w:type="spellStart"/>
-      <w:r>
-        <w:rPr>
-          <w:rFonts w:ascii="Arial" w:hAnsi="Arial" w:cs="Arial"/>
-        </w:rPr>
-        <w:t>alapú</w:t>
-      </w:r>
-      <w:proofErr w:type="spellEnd"/>
-      <w:r>
-        <w:rPr>
-          <w:rFonts w:ascii="Arial" w:hAnsi="Arial" w:cs="Arial"/>
-        </w:rPr>
-        <w:t xml:space="preserve"> </w:t>
-      </w:r>
-      <w:proofErr w:type="spellStart"/>
-      <w:r>
-        <w:rPr>
-          <w:rFonts w:ascii="Arial" w:hAnsi="Arial" w:cs="Arial"/>
-        </w:rPr>
-        <w:t>hitelesítés</w:t>
-      </w:r>
-      <w:proofErr w:type="spellEnd"/>
-    </w:p>
-    <w:p>
-      <w:pPr>
-        <w:pStyle w:val="Cmsor1"/>
-      </w:pPr>
-      <w:bookmarkStart w:id="111" w:name="_Toc222915421"/>
-      <w:r>
-        <w:t>22</w:t>
-      </w:r>
-      <w:r>
-        <w:t>. Tesztelési módszerek</w:t>
-      </w:r>
-      <w:bookmarkEnd w:id="111"/>
-    </w:p>
-    <w:p>
-      <w:pPr>
-        <w:pStyle w:val="Cmsor2"/>
-      </w:pPr>
-      <w:bookmarkStart w:id="112" w:name="_Toc222915422"/>
-      <w:r>
-        <w:t>22</w:t>
-      </w:r>
-      <w:r>
-        <w:t>.1. Manuális tesztelés</w:t>
-      </w:r>
-      <w:bookmarkEnd w:id="112"/>
-    </w:p>
-    <w:p>
-      <w:pPr>
-        <w:ind w:left="708"/>
-        <w:rPr>
-          <w:rFonts w:cs="Arial"/>
-        </w:rPr>
-      </w:pPr>
-      <w:r>
-        <w:rPr>
-          <w:rFonts w:cs="Arial"/>
-        </w:rPr>
-        <w:t>A manuális tesztelés során a tesztelő közvetlenül használja a felhasználói felületet, és ellenőrzi a funkciók helyes működését. Ez a módszer lehetővé teszi a felhasználói élmény értékelését és a vizuális hibák azonosítását.</w:t>
-      </w:r>
-    </w:p>
-    <w:p>
-      <w:pPr>
-        <w:pStyle w:val="Cmsor2"/>
-      </w:pPr>
-      <w:bookmarkStart w:id="113" w:name="_Toc222915423"/>
-      <w:r>
-        <w:t>22</w:t>
-      </w:r>
-      <w:r>
-        <w:t>.</w:t>
-      </w:r>
-      <w:r>
-        <w:t>2</w:t>
-      </w:r>
-      <w:r>
-        <w:t xml:space="preserve"> Automatizált tesztelés (</w:t>
-      </w:r>
-      <w:proofErr w:type="spellStart"/>
-      <w:r>
-        <w:t>Selenium</w:t>
-      </w:r>
-      <w:proofErr w:type="spellEnd"/>
-      <w:r>
-        <w:t>)</w:t>
-      </w:r>
-      <w:bookmarkEnd w:id="113"/>
-    </w:p>
-    <w:p>
-      <w:r>
-        <w:t xml:space="preserve">Az automatizált tesztelés során </w:t>
-      </w:r>
-      <w:proofErr w:type="spellStart"/>
-      <w:r>
-        <w:t>Selenium</w:t>
-      </w:r>
-      <w:proofErr w:type="spellEnd"/>
-      <w:r>
-        <w:t xml:space="preserve"> </w:t>
-      </w:r>
-      <w:proofErr w:type="spellStart"/>
-      <w:r>
-        <w:t>framework</w:t>
-      </w:r>
-      <w:proofErr w:type="spellEnd"/>
-      <w:r>
-        <w:t>-ot használunk, amivel hatékonyabbá tesszük a tesztelés folyamatát. A következőket foglalja magában:</w:t>
-      </w:r>
-    </w:p>
-    <w:p>
-      <w:pPr>
-        <w:pStyle w:val="Listaszerfelsorols"/>
-      </w:pPr>
-      <w:r>
-        <w:t>Bejelentkezés</w:t>
-      </w:r>
-    </w:p>
-    <w:p>
-      <w:pPr>
-        <w:pStyle w:val="Listaszerfelsorols"/>
-      </w:pPr>
-      <w:r>
-        <w:t>Keresés</w:t>
-      </w:r>
-    </w:p>
-    <w:p>
-      <w:pPr>
-        <w:pStyle w:val="Listaszerfelsorols"/>
-      </w:pPr>
-      <w:r>
-        <w:t>Navigáció tesztelése</w:t>
-      </w:r>
-    </w:p>
-    <w:p>
-      <w:pPr>
-        <w:pStyle w:val="Listaszerfelsorols"/>
-      </w:pPr>
-      <w:r>
-        <w:t>Adminisztrátori funkció tesztelése (Összetett űrlap)</w:t>
-      </w:r>
-    </w:p>
-    <w:p/>
-    <w:p>
-      <w:pPr>
-        <w:pStyle w:val="Cmsor2"/>
-      </w:pPr>
-      <w:bookmarkStart w:id="114" w:name="_Toc222915424"/>
-      <w:r>
-        <w:t>22.3</w:t>
-      </w:r>
-      <w:r>
-        <w:t>. API tesztelés</w:t>
-      </w:r>
-      <w:bookmarkEnd w:id="114"/>
-    </w:p>
-    <w:p>
-      <w:pPr>
-        <w:rPr>
-          <w:rFonts w:cs="Arial"/>
-        </w:rPr>
-      </w:pPr>
-      <w:r>
-        <w:rPr>
-          <w:rFonts w:cs="Arial"/>
-        </w:rPr>
-        <w:t xml:space="preserve">Az API tesztelés során a REST API végpontokat teszteljük, ellenőrizzük a válaszokat, a státusz kódokat és az adatstruktúrákat. </w:t>
-      </w:r>
-      <w:proofErr w:type="spellStart"/>
-      <w:r>
-        <w:rPr>
-          <w:rFonts w:cs="Arial"/>
-        </w:rPr>
-        <w:t>Swagger</w:t>
-      </w:r>
-      <w:proofErr w:type="spellEnd"/>
-      <w:r>
-        <w:rPr>
-          <w:rFonts w:cs="Arial"/>
-        </w:rPr>
-        <w:t xml:space="preserve"> UI-t használunk az API dokumentáció megtekintéséhez és a végpontok teszteléséhez.</w:t>
-      </w:r>
-    </w:p>
-    <w:p>
-      <w:pPr>
-        <w:pStyle w:val="Cmsor1"/>
-      </w:pPr>
-      <w:bookmarkStart w:id="115" w:name="_Toc222915425"/>
-      <w:r>
-        <w:t>23</w:t>
-      </w:r>
-      <w:r>
-        <w:t>. Tesztesetek</w:t>
-      </w:r>
-      <w:bookmarkEnd w:id="115"/>
-    </w:p>
-    <w:p>
-      <w:pPr>
-        <w:rPr>
-          <w:rFonts w:cs="Arial"/>
-        </w:rPr>
-      </w:pPr>
-      <w:r>
-        <w:rPr>
-          <w:rFonts w:cs="Arial"/>
-        </w:rPr>
-        <w:t>Az alábbi táblázatokban részletesen dokumentáltuk a főbb teszteseteket. Minden teszteset tartalmazza a teszt azonosítóját, a funkció nevét, a teszt leírását, a bemeneti adatokat, a várt eredményt, a tényleges eredményt és a teszt státuszát.</w:t>
-      </w:r>
-    </w:p>
-    <w:p>
-      <w:pPr>
-        <w:pStyle w:val="Cmsor2"/>
-        <w:pageBreakBefore/>
-      </w:pPr>
       <w:bookmarkStart w:id="116" w:name="_Toc222915426"/>
       <w:r>
-        <w:lastRenderedPageBreak/>
         <w:t>23</w:t>
       </w:r>
       <w:r>
@@ -30302,7 +30357,14 @@
                 <w:rFonts w:cs="Arial"/>
                 <w:sz w:val="18"/>
               </w:rPr>
-              <w:t>Bejelentkezés után hibaüzenet megjelenése, űrlap törlése</w:t>
+              <w:t>Bejelentkezés után űrlap törlése</w:t>
+            </w:r>
+            <w:r>
+              <w:rPr>
+                <w:rFonts w:cs="Arial"/>
+                <w:sz w:val="18"/>
+              </w:rPr>
+              <w:t>, a felhasználó marad a /login oldalon</w:t>
             </w:r>
           </w:p>
         </w:tc>
@@ -30326,7 +30388,14 @@
                 <w:rFonts w:cs="Arial"/>
                 <w:sz w:val="18"/>
               </w:rPr>
-              <w:t>Bejelentkezés után hibaüzenet megjelenése, űrlap törlése</w:t>
+              <w:t>Bejelentkezés után űrlap törlése</w:t>
+            </w:r>
+            <w:r>
+              <w:rPr>
+                <w:rFonts w:cs="Arial"/>
+                <w:sz w:val="18"/>
+              </w:rPr>
+              <w:t>, a felhasználó marad a /login oldalon</w:t>
             </w:r>
           </w:p>
         </w:tc>
@@ -30780,6 +30849,7 @@
           <w:gridAfter w:val="1"/>
           <w:cnfStyle w:val="000000100000" w:firstRow="0" w:lastRow="0" w:firstColumn="0" w:lastColumn="0" w:oddVBand="0" w:evenVBand="0" w:oddHBand="1" w:evenHBand="0" w:firstRowFirstColumn="0" w:firstRowLastColumn="0" w:lastRowFirstColumn="0" w:lastRowLastColumn="0"/>
           <w:wAfter w:w="59" w:type="dxa"/>
+          <w:trHeight w:val="2684"/>
           <w:jc w:val="center"/>
         </w:trPr>
         <w:tc>
@@ -32180,6 +32250,99 @@
         <w:t>. API tesztesetek</w:t>
       </w:r>
       <w:bookmarkEnd w:id="117"/>
+    </w:p>
+    <w:p>
+      <w:r>
+        <w:t xml:space="preserve">A védett végpontok teszteléséhez megfelelő szintű </w:t>
+      </w:r>
+      <w:proofErr w:type="spellStart"/>
+      <w:r>
+        <w:t>bearer</w:t>
+      </w:r>
+      <w:proofErr w:type="spellEnd"/>
+      <w:r>
+        <w:t xml:space="preserve"> </w:t>
+      </w:r>
+      <w:proofErr w:type="spellStart"/>
+      <w:r>
+        <w:t>token</w:t>
+      </w:r>
+      <w:proofErr w:type="spellEnd"/>
+      <w:r>
+        <w:t xml:space="preserve"> szükséges, amit hozzá kell adni a </w:t>
+      </w:r>
+      <w:proofErr w:type="spellStart"/>
+      <w:r>
+        <w:t>Swagger</w:t>
+      </w:r>
+      <w:proofErr w:type="spellEnd"/>
+      <w:r>
+        <w:t xml:space="preserve"> UI </w:t>
+      </w:r>
+      <w:proofErr w:type="spellStart"/>
+      <w:r>
+        <w:t>autentikáció</w:t>
+      </w:r>
+      <w:proofErr w:type="spellEnd"/>
+      <w:r>
+        <w:t xml:space="preserve"> részéhez. Ilyen tesztek: </w:t>
+      </w:r>
+    </w:p>
+    <w:p>
+      <w:pPr>
+        <w:pStyle w:val="Listaszerfelsorols"/>
+      </w:pPr>
+      <w:r>
+        <w:t>API-02 (</w:t>
+      </w:r>
+      <w:proofErr w:type="spellStart"/>
+      <w:r>
+        <w:t>user</w:t>
+      </w:r>
+      <w:proofErr w:type="spellEnd"/>
+      <w:r>
+        <w:t>)</w:t>
+      </w:r>
+    </w:p>
+    <w:p>
+      <w:pPr>
+        <w:pStyle w:val="Listaszerfelsorols"/>
+      </w:pPr>
+      <w:r>
+        <w:t>API-03 (</w:t>
+      </w:r>
+      <w:proofErr w:type="spellStart"/>
+      <w:r>
+        <w:t>user</w:t>
+      </w:r>
+      <w:proofErr w:type="spellEnd"/>
+      <w:r>
+        <w:t>)</w:t>
+      </w:r>
+    </w:p>
+    <w:p>
+      <w:pPr>
+        <w:pStyle w:val="Listaszerfelsorols"/>
+      </w:pPr>
+      <w:r>
+        <w:t xml:space="preserve">API-04 (hotel)  </w:t>
+      </w:r>
+    </w:p>
+    <w:p>
+      <w:pPr>
+        <w:pStyle w:val="Listaszerfelsorols"/>
+      </w:pPr>
+      <w:r>
+        <w:t xml:space="preserve">API-06 (hotel) </w:t>
+      </w:r>
+    </w:p>
+    <w:p>
+      <w:pPr>
+        <w:pStyle w:val="Listaszerfelsorols"/>
+      </w:pPr>
+      <w:r>
+        <w:t>API-07 (hotel)</w:t>
+      </w:r>
     </w:p>
     <w:tbl>
       <w:tblPr>
@@ -33278,6 +33441,7 @@
               <w:pStyle w:val="Kd"/>
             </w:pPr>
             <w:r>
+              <w:lastRenderedPageBreak/>
               <w:t xml:space="preserve">      "</w:t>
             </w:r>
             <w:proofErr w:type="spellStart"/>
@@ -33470,7 +33634,6 @@
               <w:pStyle w:val="Kd"/>
             </w:pPr>
             <w:r>
-              <w:lastRenderedPageBreak/>
               <w:t xml:space="preserve">            "</w:t>
             </w:r>
             <w:proofErr w:type="spellStart"/>
@@ -33904,7 +34067,6 @@
                 <w:b/>
                 <w:bCs/>
               </w:rPr>
-              <w:lastRenderedPageBreak/>
               <w:t>API-03</w:t>
             </w:r>
           </w:p>
@@ -34139,6 +34301,7 @@
               <w:pStyle w:val="Kd"/>
             </w:pPr>
             <w:r>
+              <w:lastRenderedPageBreak/>
               <w:t xml:space="preserve">      "</w:t>
             </w:r>
             <w:proofErr w:type="spellStart"/>
@@ -34291,7 +34454,6 @@
               <w:pStyle w:val="Kd"/>
             </w:pPr>
             <w:r>
-              <w:lastRenderedPageBreak/>
               <w:t>}</w:t>
             </w:r>
           </w:p>
@@ -34319,34 +34481,7 @@
                 <w:sz w:val="18"/>
               </w:rPr>
               <w:lastRenderedPageBreak/>
-              <w:t>Tényleges</w:t>
-            </w:r>
-            <w:r>
-              <w:rPr>
-                <w:rFonts w:cs="Arial"/>
-                <w:b/>
-                <w:bCs/>
-                <w:sz w:val="18"/>
-              </w:rPr>
-              <w:t xml:space="preserve"> </w:t>
-            </w:r>
-            <w:r>
-              <w:rPr>
-                <w:rFonts w:cs="Arial"/>
-                <w:b/>
-                <w:bCs/>
-                <w:sz w:val="18"/>
-              </w:rPr>
-              <w:t>eredmény</w:t>
-            </w:r>
-            <w:r>
-              <w:rPr>
-                <w:rFonts w:cs="Arial"/>
-                <w:b/>
-                <w:bCs/>
-                <w:sz w:val="18"/>
-              </w:rPr>
-              <w:t>:</w:t>
+              <w:t>Tényleges eredmény:</w:t>
             </w:r>
           </w:p>
           <w:p>
@@ -34479,6 +34614,7 @@
               <w:pStyle w:val="Kd"/>
             </w:pPr>
             <w:r>
+              <w:lastRenderedPageBreak/>
               <w:t xml:space="preserve">  "</w:t>
             </w:r>
             <w:proofErr w:type="spellStart"/>
@@ -34820,34 +34956,7 @@
                 <w:bCs/>
                 <w:sz w:val="18"/>
               </w:rPr>
-              <w:t>Tényleges</w:t>
-            </w:r>
-            <w:r>
-              <w:rPr>
-                <w:rFonts w:cs="Arial"/>
-                <w:b/>
-                <w:bCs/>
-                <w:sz w:val="18"/>
-              </w:rPr>
-              <w:t xml:space="preserve"> </w:t>
-            </w:r>
-            <w:r>
-              <w:rPr>
-                <w:rFonts w:cs="Arial"/>
-                <w:b/>
-                <w:bCs/>
-                <w:sz w:val="18"/>
-              </w:rPr>
-              <w:t>eredmény</w:t>
-            </w:r>
-            <w:r>
-              <w:rPr>
-                <w:rFonts w:cs="Arial"/>
-                <w:b/>
-                <w:bCs/>
-                <w:sz w:val="18"/>
-              </w:rPr>
-              <w:t>:</w:t>
+              <w:t>Tényleges eredmény:</w:t>
             </w:r>
           </w:p>
           <w:p>
@@ -35444,6 +35553,7 @@
               <w:pStyle w:val="Kd"/>
             </w:pPr>
             <w:r>
+              <w:lastRenderedPageBreak/>
               <w:t xml:space="preserve">        "</w:t>
             </w:r>
             <w:proofErr w:type="spellStart"/>
@@ -35580,7 +35690,6 @@
               <w:pStyle w:val="Kd"/>
             </w:pPr>
             <w:r>
-              <w:lastRenderedPageBreak/>
               <w:t xml:space="preserve">    "</w:t>
             </w:r>
             <w:proofErr w:type="spellStart"/>
@@ -36122,7 +36231,6 @@
                 <w:b/>
                 <w:bCs/>
               </w:rPr>
-              <w:lastRenderedPageBreak/>
               <w:t>API-05</w:t>
             </w:r>
           </w:p>
@@ -36275,34 +36383,7 @@
                 <w:bCs/>
                 <w:sz w:val="18"/>
               </w:rPr>
-              <w:t xml:space="preserve">Tényleges </w:t>
-            </w:r>
-            <w:r>
-              <w:rPr>
-                <w:rFonts w:cs="Arial"/>
-                <w:b/>
-                <w:bCs/>
-                <w:sz w:val="18"/>
-              </w:rPr>
-              <w:t xml:space="preserve"> </w:t>
-            </w:r>
-            <w:r>
-              <w:rPr>
-                <w:rFonts w:cs="Arial"/>
-                <w:b/>
-                <w:bCs/>
-                <w:sz w:val="18"/>
-              </w:rPr>
-              <w:t>eredmény</w:t>
-            </w:r>
-            <w:r>
-              <w:rPr>
-                <w:rFonts w:cs="Arial"/>
-                <w:b/>
-                <w:bCs/>
-                <w:sz w:val="18"/>
-              </w:rPr>
-              <w:t>:</w:t>
+              <w:t>Tényleges  eredmény:</w:t>
             </w:r>
           </w:p>
           <w:p>
@@ -36382,6 +36463,7 @@
               <w:pStyle w:val="Kd"/>
             </w:pPr>
             <w:r>
+              <w:lastRenderedPageBreak/>
               <w:t xml:space="preserve">    "</w:t>
             </w:r>
             <w:proofErr w:type="spellStart"/>
@@ -36558,7 +36640,6 @@
               <w:pStyle w:val="Kd"/>
             </w:pPr>
             <w:r>
-              <w:lastRenderedPageBreak/>
               <w:t xml:space="preserve">        "</w:t>
             </w:r>
             <w:proofErr w:type="spellStart"/>
@@ -36924,7 +37005,6 @@
                 <w:b/>
                 <w:bCs/>
               </w:rPr>
-              <w:lastRenderedPageBreak/>
               <w:t>API-06</w:t>
             </w:r>
           </w:p>
@@ -36963,13 +37043,7 @@
               <w:jc w:val="center"/>
             </w:pPr>
             <w:r>
-              <w:t xml:space="preserve">Új </w:t>
-            </w:r>
-            <w:r>
-              <w:t xml:space="preserve">szoba </w:t>
-            </w:r>
-            <w:r>
-              <w:t xml:space="preserve">létrehozása egy adott szállodához. A művelethez </w:t>
+              <w:t xml:space="preserve">Új szoba létrehozása egy adott szállodához. A művelethez </w:t>
             </w:r>
             <w:r>
               <w:rPr>
@@ -37019,13 +37093,7 @@
               <w:jc w:val="center"/>
             </w:pPr>
             <w:r>
-              <w:t>A szoba sikeresen létrejön, visszakapjuk a generált ID-t</w:t>
-            </w:r>
-            <w:r>
-              <w:t xml:space="preserve">, részleteket </w:t>
-            </w:r>
-            <w:r>
-              <w:t>és a hozzárendelt képlistát.</w:t>
+              <w:t>A szoba sikeresen létrejön, visszakapjuk a generált ID-t, részleteket és a hozzárendelt képlistát.</w:t>
             </w:r>
           </w:p>
         </w:tc>
@@ -37483,6 +37551,7 @@
                 <w:b/>
                 <w:bCs/>
               </w:rPr>
+              <w:lastRenderedPageBreak/>
               <w:t>API-07</w:t>
             </w:r>
           </w:p>
@@ -37647,34 +37716,7 @@
                 <w:bCs/>
                 <w:sz w:val="18"/>
               </w:rPr>
-              <w:t>Tényleges</w:t>
-            </w:r>
-            <w:r>
-              <w:rPr>
-                <w:rFonts w:cs="Arial"/>
-                <w:b/>
-                <w:bCs/>
-                <w:sz w:val="18"/>
-              </w:rPr>
-              <w:t xml:space="preserve"> </w:t>
-            </w:r>
-            <w:r>
-              <w:rPr>
-                <w:rFonts w:cs="Arial"/>
-                <w:b/>
-                <w:bCs/>
-                <w:sz w:val="18"/>
-              </w:rPr>
-              <w:t>eredmény</w:t>
-            </w:r>
-            <w:r>
-              <w:rPr>
-                <w:rFonts w:cs="Arial"/>
-                <w:b/>
-                <w:bCs/>
-                <w:sz w:val="18"/>
-              </w:rPr>
-              <w:t>:</w:t>
+              <w:t>Tényleges eredmény:</w:t>
             </w:r>
           </w:p>
           <w:p>
@@ -37742,79 +37784,312 @@
       </w:pPr>
       <w:bookmarkStart w:id="118" w:name="_Toc222915428"/>
       <w:r>
+        <w:t>24</w:t>
+      </w:r>
+      <w:r>
+        <w:t>. Hibakezelés értékelése</w:t>
+      </w:r>
+      <w:bookmarkEnd w:id="118"/>
+    </w:p>
+    <w:p>
+      <w:pPr>
+        <w:rPr>
+          <w:rFonts w:cs="Arial"/>
+        </w:rPr>
+      </w:pPr>
+      <w:r>
+        <w:rPr>
+          <w:rFonts w:cs="Arial"/>
+        </w:rPr>
+        <w:t>A rendszer hibakezelése kritikus fontosságú a felhasználói élmény és a rendszer stabilitása szempontjából. Az alábbiakban értékeljük a rendszer hibakezelési képességeit.</w:t>
+      </w:r>
+    </w:p>
+    <w:p>
+      <w:pPr>
+        <w:pStyle w:val="Cmsor2"/>
+      </w:pPr>
+      <w:bookmarkStart w:id="119" w:name="_Toc222915429"/>
+      <w:r>
+        <w:t>24</w:t>
+      </w:r>
+      <w:r>
+        <w:t>.1. Validációs hibák kezelése</w:t>
+      </w:r>
+      <w:bookmarkEnd w:id="119"/>
+    </w:p>
+    <w:p>
+      <w:pPr>
+        <w:rPr>
+          <w:rFonts w:cs="Arial"/>
+        </w:rPr>
+      </w:pPr>
+      <w:r>
+        <w:rPr>
+          <w:rFonts w:cs="Arial"/>
+        </w:rPr>
+        <w:t xml:space="preserve">A rendszer megfelelően kezeli a validációs hibákat. Minden bemeneti mező </w:t>
+      </w:r>
+      <w:proofErr w:type="spellStart"/>
+      <w:r>
+        <w:rPr>
+          <w:rFonts w:cs="Arial"/>
+        </w:rPr>
+        <w:t>validálva</w:t>
+      </w:r>
+      <w:proofErr w:type="spellEnd"/>
+      <w:r>
+        <w:rPr>
+          <w:rFonts w:cs="Arial"/>
+        </w:rPr>
+        <w:t xml:space="preserve"> van, és a hibák érthető, felhasználóbarát formában jelennek meg. A backend </w:t>
+      </w:r>
+      <w:proofErr w:type="spellStart"/>
+      <w:r>
+        <w:rPr>
+          <w:rFonts w:cs="Arial"/>
+        </w:rPr>
+        <w:t>Laravel</w:t>
+      </w:r>
+      <w:proofErr w:type="spellEnd"/>
+      <w:r>
+        <w:rPr>
+          <w:rFonts w:cs="Arial"/>
+        </w:rPr>
+        <w:t xml:space="preserve"> validációs szabályokat használ, míg a frontend Vue.js validációs logikát implementál.</w:t>
+      </w:r>
+    </w:p>
+    <w:p>
+      <w:pPr>
+        <w:pStyle w:val="Listaszerfelsorols"/>
+      </w:pPr>
+      <w:r>
+        <w:t>Email formátum ellenőrzése: érvénytelen email cím esetén hibaüzenet</w:t>
+      </w:r>
+    </w:p>
+    <w:p>
+      <w:pPr>
+        <w:pStyle w:val="Listaszerfelsorols"/>
+      </w:pPr>
+      <w:r>
+        <w:t>Kötelező mezők ellenőrzése: hiányzó kötelező mezők esetén validációs hiba</w:t>
+      </w:r>
+    </w:p>
+    <w:p>
+      <w:pPr>
+        <w:pStyle w:val="Listaszerfelsorols"/>
+      </w:pPr>
+      <w:r>
+        <w:t>Dátum validáció: múltbeli dátumok és érvénytelen dátum tartományok kezelése</w:t>
+      </w:r>
+    </w:p>
+    <w:p>
+      <w:pPr>
+        <w:pStyle w:val="Listaszerfelsorols"/>
+      </w:pPr>
+      <w:r>
+        <w:t>Szám validáció: negatív számok és nem numerikus értékek kezelése</w:t>
+      </w:r>
+    </w:p>
+    <w:p>
+      <w:pPr>
+        <w:pStyle w:val="Listaszerfelsorols"/>
+      </w:pPr>
+      <w:r>
+        <w:t>Jelszó validáció: minimális hosszúság és komplexitás követelmények</w:t>
+      </w:r>
+    </w:p>
+    <w:p>
+      <w:pPr>
+        <w:pStyle w:val="Listaszerfelsorols"/>
+      </w:pPr>
+      <w:r>
+        <w:t>Egyedi értékek ellenőrzése: duplikált email címek és egyéb egyedi mezők kezelése</w:t>
+      </w:r>
+    </w:p>
+    <w:p>
+      <w:pPr>
+        <w:pStyle w:val="Cmsor2"/>
+      </w:pPr>
+      <w:bookmarkStart w:id="120" w:name="_Toc222915430"/>
+      <w:r>
+        <w:t>24</w:t>
+      </w:r>
+      <w:r>
+        <w:t>.2. API hibakezelés</w:t>
+      </w:r>
+      <w:bookmarkEnd w:id="120"/>
+    </w:p>
+    <w:p>
+      <w:pPr>
+        <w:rPr>
+          <w:rFonts w:cs="Arial"/>
+        </w:rPr>
+      </w:pPr>
+      <w:r>
+        <w:rPr>
+          <w:rFonts w:cs="Arial"/>
+        </w:rPr>
+        <w:t>Az API végpontok megfelelő HTTP státusz kódokat adnak vissza különböző hibás helyzetekben:</w:t>
+      </w:r>
+    </w:p>
+    <w:p>
+      <w:pPr>
+        <w:pStyle w:val="Listaszerfelsorols"/>
+      </w:pPr>
+      <w:r>
+        <w:t xml:space="preserve">400 </w:t>
+      </w:r>
+      <w:proofErr w:type="spellStart"/>
+      <w:r>
+        <w:t>Bad</w:t>
+      </w:r>
+      <w:proofErr w:type="spellEnd"/>
+      <w:r>
+        <w:t xml:space="preserve"> </w:t>
+      </w:r>
+      <w:proofErr w:type="spellStart"/>
+      <w:r>
+        <w:t>Request</w:t>
+      </w:r>
+      <w:proofErr w:type="spellEnd"/>
+      <w:r>
+        <w:t>: érvénytelen kérés formátum</w:t>
+      </w:r>
+    </w:p>
+    <w:p>
+      <w:pPr>
+        <w:pStyle w:val="Listaszerfelsorols"/>
+      </w:pPr>
+      <w:r>
+        <w:t xml:space="preserve">401 </w:t>
+      </w:r>
+      <w:proofErr w:type="spellStart"/>
+      <w:r>
+        <w:t>Unauthorized</w:t>
+      </w:r>
+      <w:proofErr w:type="spellEnd"/>
+      <w:r>
+        <w:t xml:space="preserve">: hiányzó vagy érvénytelen </w:t>
+      </w:r>
+      <w:proofErr w:type="spellStart"/>
+      <w:r>
+        <w:t>token</w:t>
+      </w:r>
+      <w:proofErr w:type="spellEnd"/>
+    </w:p>
+    <w:p>
+      <w:pPr>
+        <w:pStyle w:val="Listaszerfelsorols"/>
+      </w:pPr>
+      <w:r>
+        <w:t xml:space="preserve">403 </w:t>
+      </w:r>
+      <w:proofErr w:type="spellStart"/>
+      <w:r>
+        <w:t>Forbidden</w:t>
+      </w:r>
+      <w:proofErr w:type="spellEnd"/>
+      <w:r>
+        <w:t>: nincs jogosultság az erőforráshoz</w:t>
+      </w:r>
+    </w:p>
+    <w:p>
+      <w:pPr>
+        <w:pStyle w:val="Listaszerfelsorols"/>
+      </w:pPr>
+      <w:r>
+        <w:t xml:space="preserve">404 </w:t>
+      </w:r>
+      <w:proofErr w:type="spellStart"/>
+      <w:r>
+        <w:t>Not</w:t>
+      </w:r>
+      <w:proofErr w:type="spellEnd"/>
+      <w:r>
+        <w:t xml:space="preserve"> </w:t>
+      </w:r>
+      <w:proofErr w:type="spellStart"/>
+      <w:r>
+        <w:t>Found</w:t>
+      </w:r>
+      <w:proofErr w:type="spellEnd"/>
+      <w:r>
+        <w:t>: nem létező erőforrás</w:t>
+      </w:r>
+    </w:p>
+    <w:p>
+      <w:pPr>
+        <w:pStyle w:val="Listaszerfelsorols"/>
+      </w:pPr>
+      <w:r>
+        <w:t xml:space="preserve">422 </w:t>
+      </w:r>
+      <w:proofErr w:type="spellStart"/>
+      <w:r>
+        <w:t>Unprocessable</w:t>
+      </w:r>
+      <w:proofErr w:type="spellEnd"/>
+      <w:r>
+        <w:t xml:space="preserve"> </w:t>
+      </w:r>
+      <w:proofErr w:type="spellStart"/>
+      <w:r>
+        <w:t>Entity</w:t>
+      </w:r>
+      <w:proofErr w:type="spellEnd"/>
+      <w:r>
+        <w:t>: validációs hibák</w:t>
+      </w:r>
+    </w:p>
+    <w:p>
+      <w:pPr>
+        <w:pStyle w:val="Listaszerfelsorols"/>
+      </w:pPr>
+      <w:r>
+        <w:t xml:space="preserve">500 </w:t>
+      </w:r>
+      <w:proofErr w:type="spellStart"/>
+      <w:r>
+        <w:t>Internal</w:t>
+      </w:r>
+      <w:proofErr w:type="spellEnd"/>
+      <w:r>
+        <w:t xml:space="preserve"> Server </w:t>
+      </w:r>
+      <w:proofErr w:type="spellStart"/>
+      <w:r>
+        <w:t>Error</w:t>
+      </w:r>
+      <w:proofErr w:type="spellEnd"/>
+      <w:r>
+        <w:t>: szerver oldali hibák</w:t>
+      </w:r>
+    </w:p>
+    <w:p>
+      <w:pPr>
+        <w:pStyle w:val="Cmsor2"/>
+      </w:pPr>
+      <w:bookmarkStart w:id="121" w:name="_Toc222915431"/>
+      <w:r>
         <w:lastRenderedPageBreak/>
-        <w:t>24</w:t>
-      </w:r>
-      <w:r>
-        <w:t>. Hibakezelés értékelése</w:t>
-      </w:r>
-      <w:bookmarkEnd w:id="118"/>
-    </w:p>
-    <w:p>
-      <w:pPr>
-        <w:rPr>
-          <w:rFonts w:cs="Arial"/>
-        </w:rPr>
-      </w:pPr>
-      <w:r>
-        <w:rPr>
-          <w:rFonts w:cs="Arial"/>
-        </w:rPr>
-        <w:t>A rendszer hibakezelése kritikus fontosságú a felhasználói élmény és a rendszer stabilitása szempontjából. Az alábbiakban értékeljük a rendszer hibakezelési képességeit.</w:t>
-      </w:r>
-    </w:p>
-    <w:p>
-      <w:pPr>
-        <w:pStyle w:val="Cmsor2"/>
-      </w:pPr>
-      <w:bookmarkStart w:id="119" w:name="_Toc222915429"/>
-      <w:r>
-        <w:t>24</w:t>
-      </w:r>
-      <w:r>
-        <w:t>.1. Validációs hibák kezelése</w:t>
-      </w:r>
-      <w:bookmarkEnd w:id="119"/>
-    </w:p>
-    <w:p>
-      <w:pPr>
-        <w:rPr>
-          <w:rFonts w:cs="Arial"/>
-        </w:rPr>
-      </w:pPr>
-      <w:r>
-        <w:rPr>
-          <w:rFonts w:cs="Arial"/>
-        </w:rPr>
-        <w:t xml:space="preserve">A rendszer megfelelően kezeli a validációs hibákat. Minden bemeneti mező </w:t>
-      </w:r>
-      <w:proofErr w:type="spellStart"/>
-      <w:r>
-        <w:rPr>
-          <w:rFonts w:cs="Arial"/>
-        </w:rPr>
-        <w:t>validálva</w:t>
-      </w:r>
-      <w:proofErr w:type="spellEnd"/>
-      <w:r>
-        <w:rPr>
-          <w:rFonts w:cs="Arial"/>
-        </w:rPr>
-        <w:t xml:space="preserve"> van, és a hibák érthető, felhasználóbarát formában jelennek meg. A backend </w:t>
-      </w:r>
-      <w:proofErr w:type="spellStart"/>
-      <w:r>
-        <w:rPr>
-          <w:rFonts w:cs="Arial"/>
-        </w:rPr>
-        <w:t>Laravel</w:t>
-      </w:r>
-      <w:proofErr w:type="spellEnd"/>
-      <w:r>
-        <w:rPr>
-          <w:rFonts w:cs="Arial"/>
-        </w:rPr>
-        <w:t xml:space="preserve"> validációs szabályokat használ, míg a frontend Vue.js validációs logikát implementál.</w:t>
+        <w:t>25</w:t>
+      </w:r>
+      <w:r>
+        <w:t>.3. Frontend hibakezelés</w:t>
+      </w:r>
+      <w:bookmarkEnd w:id="121"/>
+    </w:p>
+    <w:p>
+      <w:pPr>
+        <w:rPr>
+          <w:rFonts w:cs="Arial"/>
+        </w:rPr>
+      </w:pPr>
+      <w:r>
+        <w:rPr>
+          <w:rFonts w:cs="Arial"/>
+        </w:rPr>
+        <w:t>A frontend alkalmazás megfelelően kezeli a hibákat és felhasználóbarát hibaüzeneteket jelenít meg. A hibaüzenetek magyar nyelven jelennek meg, és segítik a felhasználót a probléma megoldásában.</w:t>
       </w:r>
     </w:p>
     <w:p>
@@ -37822,7 +38097,7 @@
         <w:pStyle w:val="Listaszerfelsorols"/>
       </w:pPr>
       <w:r>
-        <w:t>Email formátum ellenőrzése: érvénytelen email cím esetén hibaüzenet</w:t>
+        <w:t>Hálózati hibák kezelése: API hívások sikertelensége esetén értelmes hibaüzenet</w:t>
       </w:r>
     </w:p>
     <w:p>
@@ -37830,257 +38105,23 @@
         <w:pStyle w:val="Listaszerfelsorols"/>
       </w:pPr>
       <w:r>
-        <w:t>Kötelező mezők ellenőrzése: hiányzó kötelező mezők esetén validációs hiba</w:t>
+        <w:t xml:space="preserve">Timeout kezelés: hosszú válaszidők esetén </w:t>
+      </w:r>
+      <w:proofErr w:type="spellStart"/>
+      <w:r>
+        <w:t>timeout</w:t>
+      </w:r>
+      <w:proofErr w:type="spellEnd"/>
+      <w:r>
+        <w:t xml:space="preserve"> kezelés</w:t>
       </w:r>
     </w:p>
     <w:p>
       <w:pPr>
         <w:pStyle w:val="Listaszerfelsorols"/>
       </w:pPr>
-      <w:r>
-        <w:t>Dátum validáció: múltbeli dátumok és érvénytelen dátum tartományok kezelése</w:t>
-      </w:r>
-    </w:p>
-    <w:p>
-      <w:pPr>
-        <w:pStyle w:val="Listaszerfelsorols"/>
-      </w:pPr>
-      <w:r>
-        <w:t>Szám validáció: negatív számok és nem numerikus értékek kezelése</w:t>
-      </w:r>
-    </w:p>
-    <w:p>
-      <w:pPr>
-        <w:pStyle w:val="Listaszerfelsorols"/>
-      </w:pPr>
-      <w:r>
-        <w:t>Jelszó validáció: minimális hosszúság és komplexitás követelmények</w:t>
-      </w:r>
-    </w:p>
-    <w:p>
-      <w:pPr>
-        <w:pStyle w:val="Listaszerfelsorols"/>
-      </w:pPr>
-      <w:r>
-        <w:t>Egyedi értékek ellenőrzése: duplikált email címek és egyéb egyedi mezők kezelése</w:t>
-      </w:r>
-    </w:p>
-    <w:p>
-      <w:pPr>
-        <w:pStyle w:val="Cmsor2"/>
-      </w:pPr>
-      <w:bookmarkStart w:id="120" w:name="_Toc222915430"/>
-      <w:r>
-        <w:t>24</w:t>
-      </w:r>
-      <w:r>
-        <w:t>.2. API hibakezelés</w:t>
-      </w:r>
-      <w:bookmarkEnd w:id="120"/>
-    </w:p>
-    <w:p>
-      <w:pPr>
-        <w:rPr>
-          <w:rFonts w:cs="Arial"/>
-        </w:rPr>
-      </w:pPr>
-      <w:r>
-        <w:rPr>
-          <w:rFonts w:cs="Arial"/>
-        </w:rPr>
-        <w:t>Az API végpontok megfelelő HTTP státusz kódokat adnak vissza különböző hibás helyzetekben:</w:t>
-      </w:r>
-    </w:p>
-    <w:p>
-      <w:pPr>
-        <w:pStyle w:val="Listaszerfelsorols"/>
-      </w:pPr>
-      <w:r>
-        <w:t xml:space="preserve">400 </w:t>
-      </w:r>
-      <w:proofErr w:type="spellStart"/>
-      <w:r>
-        <w:t>Bad</w:t>
-      </w:r>
-      <w:proofErr w:type="spellEnd"/>
-      <w:r>
-        <w:t xml:space="preserve"> </w:t>
-      </w:r>
-      <w:proofErr w:type="spellStart"/>
-      <w:r>
-        <w:t>Request</w:t>
-      </w:r>
-      <w:proofErr w:type="spellEnd"/>
-      <w:r>
-        <w:t>: érvénytelen kérés formátum</w:t>
-      </w:r>
-    </w:p>
-    <w:p>
-      <w:pPr>
-        <w:pStyle w:val="Listaszerfelsorols"/>
-      </w:pPr>
-      <w:r>
-        <w:t xml:space="preserve">401 </w:t>
-      </w:r>
-      <w:proofErr w:type="spellStart"/>
-      <w:r>
-        <w:t>Unauthorized</w:t>
-      </w:r>
-      <w:proofErr w:type="spellEnd"/>
-      <w:r>
-        <w:t xml:space="preserve">: hiányzó vagy érvénytelen </w:t>
-      </w:r>
-      <w:proofErr w:type="spellStart"/>
-      <w:r>
-        <w:t>token</w:t>
-      </w:r>
-      <w:proofErr w:type="spellEnd"/>
-    </w:p>
-    <w:p>
-      <w:pPr>
-        <w:pStyle w:val="Listaszerfelsorols"/>
-      </w:pPr>
-      <w:r>
-        <w:t xml:space="preserve">403 </w:t>
-      </w:r>
-      <w:proofErr w:type="spellStart"/>
-      <w:r>
-        <w:t>Forbidden</w:t>
-      </w:r>
-      <w:proofErr w:type="spellEnd"/>
-      <w:r>
-        <w:t>: nincs jogosultság az erőforráshoz</w:t>
-      </w:r>
-    </w:p>
-    <w:p>
-      <w:pPr>
-        <w:pStyle w:val="Listaszerfelsorols"/>
-      </w:pPr>
-      <w:r>
-        <w:t xml:space="preserve">404 </w:t>
-      </w:r>
-      <w:proofErr w:type="spellStart"/>
-      <w:r>
-        <w:t>Not</w:t>
-      </w:r>
-      <w:proofErr w:type="spellEnd"/>
-      <w:r>
-        <w:t xml:space="preserve"> </w:t>
-      </w:r>
-      <w:proofErr w:type="spellStart"/>
-      <w:r>
-        <w:t>Found</w:t>
-      </w:r>
-      <w:proofErr w:type="spellEnd"/>
-      <w:r>
-        <w:t>: nem létező erőforrás</w:t>
-      </w:r>
-    </w:p>
-    <w:p>
-      <w:pPr>
-        <w:pStyle w:val="Listaszerfelsorols"/>
-      </w:pPr>
-      <w:r>
-        <w:t xml:space="preserve">422 </w:t>
-      </w:r>
-      <w:proofErr w:type="spellStart"/>
-      <w:r>
-        <w:t>Unprocessable</w:t>
-      </w:r>
-      <w:proofErr w:type="spellEnd"/>
-      <w:r>
-        <w:t xml:space="preserve"> </w:t>
-      </w:r>
-      <w:proofErr w:type="spellStart"/>
-      <w:r>
-        <w:t>Entity</w:t>
-      </w:r>
-      <w:proofErr w:type="spellEnd"/>
-      <w:r>
-        <w:t>: validációs hibák</w:t>
-      </w:r>
-    </w:p>
-    <w:p>
-      <w:pPr>
-        <w:pStyle w:val="Listaszerfelsorols"/>
-      </w:pPr>
-      <w:r>
-        <w:t xml:space="preserve">500 </w:t>
-      </w:r>
-      <w:proofErr w:type="spellStart"/>
-      <w:r>
-        <w:t>Internal</w:t>
-      </w:r>
-      <w:proofErr w:type="spellEnd"/>
-      <w:r>
-        <w:t xml:space="preserve"> Server </w:t>
-      </w:r>
-      <w:proofErr w:type="spellStart"/>
-      <w:r>
-        <w:t>Error</w:t>
-      </w:r>
-      <w:proofErr w:type="spellEnd"/>
-      <w:r>
-        <w:t>: szerver oldali hibák</w:t>
-      </w:r>
-    </w:p>
-    <w:p>
-      <w:pPr>
-        <w:pStyle w:val="Cmsor2"/>
-      </w:pPr>
-      <w:bookmarkStart w:id="121" w:name="_Toc222915431"/>
-      <w:r>
-        <w:t>25</w:t>
-      </w:r>
-      <w:r>
-        <w:t>.3. Frontend hibakezelés</w:t>
-      </w:r>
-      <w:bookmarkEnd w:id="121"/>
-    </w:p>
-    <w:p>
-      <w:pPr>
-        <w:rPr>
-          <w:rFonts w:cs="Arial"/>
-        </w:rPr>
-      </w:pPr>
-      <w:r>
-        <w:rPr>
-          <w:rFonts w:cs="Arial"/>
-        </w:rPr>
-        <w:t>A frontend alkalmazás megfelelően kezeli a hibákat és felhasználóbarát hibaüzeneteket jelenít meg. A hibaüzenetek magyar nyelven jelennek meg, és segítik a felhasználót a probléma megoldásában.</w:t>
-      </w:r>
-    </w:p>
-    <w:p>
-      <w:pPr>
-        <w:pStyle w:val="Listaszerfelsorols"/>
-      </w:pPr>
-      <w:r>
-        <w:t>Hálózati hibák kezelése: API hívások sikertelensége esetén értelmes hibaüzenet</w:t>
-      </w:r>
-    </w:p>
-    <w:p>
-      <w:pPr>
-        <w:pStyle w:val="Listaszerfelsorols"/>
-      </w:pPr>
-      <w:r>
-        <w:t xml:space="preserve">Timeout kezelés: hosszú válaszidők esetén </w:t>
-      </w:r>
-      <w:proofErr w:type="spellStart"/>
-      <w:r>
-        <w:t>timeout</w:t>
-      </w:r>
-      <w:proofErr w:type="spellEnd"/>
-      <w:r>
-        <w:t xml:space="preserve"> kezelés</w:t>
-      </w:r>
-    </w:p>
-    <w:p>
-      <w:pPr>
-        <w:pStyle w:val="Listaszerfelsorols"/>
-      </w:pPr>
-      <w:proofErr w:type="spellStart"/>
-      <w:r>
-        <w:lastRenderedPageBreak/>
+      <w:proofErr w:type="spellStart"/>
+      <w:r>
         <w:t>Form</w:t>
       </w:r>
       <w:proofErr w:type="spellEnd"/>
@@ -38662,6 +38703,7 @@
       </w:pPr>
       <w:proofErr w:type="spellStart"/>
       <w:r>
+        <w:lastRenderedPageBreak/>
         <w:t>Token</w:t>
       </w:r>
       <w:proofErr w:type="spellEnd"/>
@@ -38771,7 +38813,6 @@
         <w:pStyle w:val="Listaszerfelsorols"/>
       </w:pPr>
       <w:r>
-        <w:lastRenderedPageBreak/>
         <w:t xml:space="preserve">Más szálloda adatainak elérése: 403 </w:t>
       </w:r>
       <w:proofErr w:type="spellStart"/>
@@ -38896,67 +38937,6 @@
       <w:proofErr w:type="spellEnd"/>
       <w:r>
         <w:t>)</w:t>
-      </w:r>
-    </w:p>
-    <w:p>
-      <w:pPr>
-        <w:pStyle w:val="Listaszerfelsorols"/>
-      </w:pPr>
-      <w:r>
-        <w:t xml:space="preserve">SQL </w:t>
-      </w:r>
-      <w:proofErr w:type="spellStart"/>
-      <w:r>
-        <w:t>injection</w:t>
-      </w:r>
-      <w:proofErr w:type="spellEnd"/>
-      <w:r>
-        <w:t xml:space="preserve"> védelem: </w:t>
-      </w:r>
-      <w:proofErr w:type="spellStart"/>
-      <w:r>
-        <w:t>Laravel</w:t>
-      </w:r>
-      <w:proofErr w:type="spellEnd"/>
-      <w:r>
-        <w:t xml:space="preserve"> </w:t>
-      </w:r>
-      <w:proofErr w:type="spellStart"/>
-      <w:r>
-        <w:t>Eloquent</w:t>
-      </w:r>
-      <w:proofErr w:type="spellEnd"/>
-      <w:r>
-        <w:t xml:space="preserve"> ORM használata</w:t>
-      </w:r>
-    </w:p>
-    <w:p>
-      <w:pPr>
-        <w:pStyle w:val="Listaszerfelsorols"/>
-      </w:pPr>
-      <w:r>
-        <w:t xml:space="preserve">XSS védelem: Vue.js automatikus </w:t>
-      </w:r>
-      <w:proofErr w:type="spellStart"/>
-      <w:r>
-        <w:t>escaping</w:t>
-      </w:r>
-      <w:proofErr w:type="spellEnd"/>
-    </w:p>
-    <w:p>
-      <w:pPr>
-        <w:pStyle w:val="Listaszerfelsorols"/>
-      </w:pPr>
-      <w:r>
-        <w:t xml:space="preserve">CSRF védelem: </w:t>
-      </w:r>
-      <w:proofErr w:type="spellStart"/>
-      <w:r>
-        <w:t>Laravel</w:t>
-      </w:r>
-      <w:proofErr w:type="spellEnd"/>
-      <w:r>
-        <w:t xml:space="preserve"> beépített CSRF védelem</w:t>
       </w:r>
     </w:p>
     <w:p>
@@ -43389,7 +43369,7 @@
     <w:uiPriority w:val="9"/>
     <w:unhideWhenUsed/>
     <w:qFormat/>
-    <w:rsid w:val="00DE6C93"/>
+    <w:rsid w:val="00970B5D"/>
     <w:pPr>
       <w:keepNext/>
       <w:ind w:left="227"/>
@@ -43427,7 +43407,6 @@
   <w:style w:type="character" w:default="1" w:styleId="Bekezdsalapbettpusa">
     <w:name w:val="Default Paragraph Font"/>
     <w:uiPriority w:val="1"/>
-    <w:semiHidden/>
     <w:unhideWhenUsed/>
   </w:style>
   <w:style w:type="table" w:default="1" w:styleId="Normltblzat">
@@ -43471,7 +43450,7 @@
     <w:basedOn w:val="Bekezdsalapbettpusa"/>
     <w:link w:val="Cmsor2"/>
     <w:uiPriority w:val="9"/>
-    <w:rsid w:val="00DE6C93"/>
+    <w:rsid w:val="00970B5D"/>
     <w:rPr>
       <w:rFonts w:ascii="Arial" w:eastAsiaTheme="majorEastAsia" w:hAnsi="Arial" w:cs="Arial"/>
       <w:b/>
@@ -44723,6 +44702,7 @@
     <w:rsid w:val="00890DA4"/>
     <w:rsid w:val="008B030D"/>
     <w:rsid w:val="009241FE"/>
+    <w:rsid w:val="009A657E"/>
     <w:rsid w:val="009E2E5A"/>
     <w:rsid w:val="00AC59F2"/>
     <w:rsid w:val="00BD0ACD"/>
@@ -44732,6 +44712,7 @@
     <w:rsid w:val="00D91673"/>
     <w:rsid w:val="00DD6574"/>
     <w:rsid w:val="00E637FE"/>
+    <w:rsid w:val="00E91267"/>
     <w:rsid w:val="00F85522"/>
     <w:rsid w:val="00FA22BA"/>
   </w:rsids>
